--- a/manuscript/STEP_manuscript.docx
+++ b/manuscript/STEP_manuscript.docx
@@ -71,58 +71,7 @@
           <w:sz w:val="22"/>
           <w:szCs w:val="22"/>
         </w:rPr>
-        <w:t xml:space="preserve"> Yunyu Xiao, PhD¹ (ORCID 0000-0002-0479-1781); [Coauthor 2, degree]²; [Coauthor 3, degree]³</w:t>
-      </w:r>
-    </w:p>
-    <w:p>
-      <w:pPr>
-        <w:spacing w:after="0" w:line="480" w:lineRule="auto"/>
-      </w:pPr>
-      <w:r>
-        <w:rPr>
-          <w:rFonts w:ascii="Arial" w:cs="Arial" w:eastAsia="Arial" w:hAnsi="Arial"/>
-          <w:b w:val="false"/>
-          <w:bCs w:val="false"/>
-          <w:i w:val="false"/>
-          <w:iCs w:val="false"/>
-          <w:sz w:val="22"/>
-          <w:szCs w:val="22"/>
-        </w:rPr>
-        <w:t xml:space="preserve">¹ Department of Population Health Sciences, Weill Cornell Medicine, Cornell University, New York, NY</w:t>
-      </w:r>
-    </w:p>
-    <w:p>
-      <w:pPr>
-        <w:spacing w:after="0" w:line="480" w:lineRule="auto"/>
-      </w:pPr>
-      <w:r>
-        <w:rPr>
-          <w:rFonts w:ascii="Arial" w:cs="Arial" w:eastAsia="Arial" w:hAnsi="Arial"/>
-          <w:b w:val="false"/>
-          <w:bCs w:val="false"/>
-          <w:i w:val="false"/>
-          <w:iCs w:val="false"/>
-          <w:sz w:val="22"/>
-          <w:szCs w:val="22"/>
-        </w:rPr>
-        <w:t xml:space="preserve">² [Affiliation]</w:t>
-      </w:r>
-    </w:p>
-    <w:p>
-      <w:pPr>
-        <w:spacing w:after="0" w:line="480" w:lineRule="auto"/>
-      </w:pPr>
-      <w:r>
-        <w:rPr>
-          <w:rFonts w:ascii="Arial" w:cs="Arial" w:eastAsia="Arial" w:hAnsi="Arial"/>
-          <w:b w:val="false"/>
-          <w:bCs w:val="false"/>
-          <w:i w:val="false"/>
-          <w:iCs w:val="false"/>
-          <w:sz w:val="22"/>
-          <w:szCs w:val="22"/>
-        </w:rPr>
-        <w:t xml:space="preserve">³ [Affiliation]</w:t>
+        <w:t xml:space="preserve"> Yunyu Xiao, PhD¹ (ORCID 0000-0002-0479-1781); J. John Mann, MD²,³</w:t>
       </w:r>
     </w:p>
     <w:p>
@@ -137,19 +86,19 @@
           <w:sz w:val="22"/>
           <w:szCs w:val="22"/>
         </w:rPr>
-        <w:t xml:space="preserve">Corresponding author:</w:t>
-      </w:r>
-      <w:r>
-        <w:rPr>
-          <w:rFonts w:ascii="Arial" w:cs="Arial" w:eastAsia="Arial" w:hAnsi="Arial"/>
-          <w:b w:val="false"/>
-          <w:bCs w:val="false"/>
-          <w:i w:val="false"/>
-          <w:iCs w:val="false"/>
-          <w:sz w:val="22"/>
-          <w:szCs w:val="22"/>
-        </w:rPr>
-        <w:t xml:space="preserve"> Yunyu Xiao, PhD, Department of Population Health Sciences, Weill Cornell Medicine, 575 Lexington Avenue, New York, NY 10022 (yux4008@med.cornell.edu)</w:t>
+        <w:t xml:space="preserve">Author Affiliations:</w:t>
+      </w:r>
+      <w:r>
+        <w:rPr>
+          <w:rFonts w:ascii="Arial" w:cs="Arial" w:eastAsia="Arial" w:hAnsi="Arial"/>
+          <w:b w:val="false"/>
+          <w:bCs w:val="false"/>
+          <w:i w:val="false"/>
+          <w:iCs w:val="false"/>
+          <w:sz w:val="22"/>
+          <w:szCs w:val="22"/>
+        </w:rPr>
+        <w:t xml:space="preserve"> ¹ Department of Population Health Sciences, Weill Cornell Medicine/NewYork-Presbyterian, New York, New York; ² Departments of Psychiatry and Radiology, Irving Medical Center, Columbia University, New York, New York; ³ Division of Molecular Imaging and Neuropathology, New York State Psychiatric Institute, New York, New York.</w:t>
       </w:r>
     </w:p>
     <w:p>
@@ -164,19 +113,19 @@
           <w:sz w:val="22"/>
           <w:szCs w:val="22"/>
         </w:rPr>
-        <w:t xml:space="preserve">Word count:</w:t>
-      </w:r>
-      <w:r>
-        <w:rPr>
-          <w:rFonts w:ascii="Arial" w:cs="Arial" w:eastAsia="Arial" w:hAnsi="Arial"/>
-          <w:b w:val="false"/>
-          <w:bCs w:val="false"/>
-          <w:i w:val="false"/>
-          <w:iCs w:val="false"/>
-          <w:sz w:val="22"/>
-          <w:szCs w:val="22"/>
-        </w:rPr>
-        <w:t xml:space="preserve"> 2722 (limit 3000)</w:t>
+        <w:t xml:space="preserve">Corresponding Author:</w:t>
+      </w:r>
+      <w:r>
+        <w:rPr>
+          <w:rFonts w:ascii="Arial" w:cs="Arial" w:eastAsia="Arial" w:hAnsi="Arial"/>
+          <w:b w:val="false"/>
+          <w:bCs w:val="false"/>
+          <w:i w:val="false"/>
+          <w:iCs w:val="false"/>
+          <w:sz w:val="22"/>
+          <w:szCs w:val="22"/>
+        </w:rPr>
+        <w:t xml:space="preserve"> Yunyu Xiao, PhD, Weill Cornell Medicine/NewYork-Presbyterian Department of Population Health Sciences, 575 Lexington Ave, FP650A, New York, NY 10022 (yux4008@med.cornell.edu).</w:t>
       </w:r>
     </w:p>
     <w:p>
@@ -191,19 +140,19 @@
           <w:sz w:val="22"/>
           <w:szCs w:val="22"/>
         </w:rPr>
-        <w:t xml:space="preserve">Abstract word count:</w:t>
-      </w:r>
-      <w:r>
-        <w:rPr>
-          <w:rFonts w:ascii="Arial" w:cs="Arial" w:eastAsia="Arial" w:hAnsi="Arial"/>
-          <w:b w:val="false"/>
-          <w:bCs w:val="false"/>
-          <w:i w:val="false"/>
-          <w:iCs w:val="false"/>
-          <w:sz w:val="22"/>
-          <w:szCs w:val="22"/>
-        </w:rPr>
-        <w:t xml:space="preserve"> 346 (limit 350)</w:t>
+        <w:t xml:space="preserve">Word count:</w:t>
+      </w:r>
+      <w:r>
+        <w:rPr>
+          <w:rFonts w:ascii="Arial" w:cs="Arial" w:eastAsia="Arial" w:hAnsi="Arial"/>
+          <w:b w:val="false"/>
+          <w:bCs w:val="false"/>
+          <w:i w:val="false"/>
+          <w:iCs w:val="false"/>
+          <w:sz w:val="22"/>
+          <w:szCs w:val="22"/>
+        </w:rPr>
+        <w:t xml:space="preserve"> 2894 (limit 3000)</w:t>
       </w:r>
     </w:p>
     <w:p>
@@ -218,20 +167,25 @@
           <w:sz w:val="22"/>
           <w:szCs w:val="22"/>
         </w:rPr>
-        <w:t xml:space="preserve">Tables:</w:t>
-      </w:r>
-      <w:r>
-        <w:rPr>
-          <w:rFonts w:ascii="Arial" w:cs="Arial" w:eastAsia="Arial" w:hAnsi="Arial"/>
-          <w:b w:val="false"/>
-          <w:bCs w:val="false"/>
-          <w:i w:val="false"/>
-          <w:iCs w:val="false"/>
-          <w:sz w:val="22"/>
-          <w:szCs w:val="22"/>
-        </w:rPr>
-        <w:t xml:space="preserve"> 3 | </w:t>
-      </w:r>
+        <w:t xml:space="preserve">Abstract word count:</w:t>
+      </w:r>
+      <w:r>
+        <w:rPr>
+          <w:rFonts w:ascii="Arial" w:cs="Arial" w:eastAsia="Arial" w:hAnsi="Arial"/>
+          <w:b w:val="false"/>
+          <w:bCs w:val="false"/>
+          <w:i w:val="false"/>
+          <w:iCs w:val="false"/>
+          <w:sz w:val="22"/>
+          <w:szCs w:val="22"/>
+        </w:rPr>
+        <w:t xml:space="preserve"> 346 (limit 350)</w:t>
+      </w:r>
+    </w:p>
+    <w:p>
+      <w:pPr>
+        <w:spacing w:after="0" w:line="480" w:lineRule="auto"/>
+      </w:pPr>
       <w:r>
         <w:rPr>
           <w:rFonts w:ascii="Arial" w:cs="Arial" w:eastAsia="Arial" w:hAnsi="Arial"/>
@@ -240,19 +194,19 @@
           <w:sz w:val="22"/>
           <w:szCs w:val="22"/>
         </w:rPr>
-        <w:t xml:space="preserve">Figures:</w:t>
-      </w:r>
-      <w:r>
-        <w:rPr>
-          <w:rFonts w:ascii="Arial" w:cs="Arial" w:eastAsia="Arial" w:hAnsi="Arial"/>
-          <w:b w:val="false"/>
-          <w:bCs w:val="false"/>
-          <w:i w:val="false"/>
-          <w:iCs w:val="false"/>
-          <w:sz w:val="22"/>
-          <w:szCs w:val="22"/>
-        </w:rPr>
-        <w:t xml:space="preserve"> 1 | </w:t>
+        <w:t xml:space="preserve">Tables:</w:t>
+      </w:r>
+      <w:r>
+        <w:rPr>
+          <w:rFonts w:ascii="Arial" w:cs="Arial" w:eastAsia="Arial" w:hAnsi="Arial"/>
+          <w:b w:val="false"/>
+          <w:bCs w:val="false"/>
+          <w:i w:val="false"/>
+          <w:iCs w:val="false"/>
+          <w:sz w:val="22"/>
+          <w:szCs w:val="22"/>
+        </w:rPr>
+        <w:t xml:space="preserve"> 3 | </w:t>
       </w:r>
       <w:r>
         <w:rPr>
@@ -262,6 +216,28 @@
           <w:sz w:val="22"/>
           <w:szCs w:val="22"/>
         </w:rPr>
+        <w:t xml:space="preserve">Figures:</w:t>
+      </w:r>
+      <w:r>
+        <w:rPr>
+          <w:rFonts w:ascii="Arial" w:cs="Arial" w:eastAsia="Arial" w:hAnsi="Arial"/>
+          <w:b w:val="false"/>
+          <w:bCs w:val="false"/>
+          <w:i w:val="false"/>
+          <w:iCs w:val="false"/>
+          <w:sz w:val="22"/>
+          <w:szCs w:val="22"/>
+        </w:rPr>
+        <w:t xml:space="preserve"> 1 | </w:t>
+      </w:r>
+      <w:r>
+        <w:rPr>
+          <w:rFonts w:ascii="Arial" w:cs="Arial" w:eastAsia="Arial" w:hAnsi="Arial"/>
+          <w:b/>
+          <w:bCs/>
+          <w:sz w:val="22"/>
+          <w:szCs w:val="22"/>
+        </w:rPr>
         <w:t xml:space="preserve">References:</w:t>
       </w:r>
       <w:r>
@@ -274,7 +250,7 @@
           <w:sz w:val="22"/>
           <w:szCs w:val="22"/>
         </w:rPr>
-        <w:t xml:space="preserve"> 24 (limit 50)</w:t>
+        <w:t xml:space="preserve"> 25 (limit 50)</w:t>
       </w:r>
     </w:p>
     <w:p>
@@ -559,7 +535,7 @@
           <w:sz w:val="22"/>
           <w:szCs w:val="22"/>
         </w:rPr>
-        <w:t xml:space="preserve">We conducted a parallel systematic search of PubMed and Europe PMC (2010-2026) in two arms: evaluations of policies and environmental interventions affecting youth screen use, and studies estimating the effect of screen or social media exposure on youth mental health, self-harm, and suicide, restricted to designs capable of supporting causal inference. The two arms retrieved 127,106 records before deduplication: PubMed arm A, 15,276 records; Europe PMC arm A, 27,653 records from 9 of 17 publication years; PubMed arm B, 3,118 records; Europe PMC arm B, 81,059 records. [Provisional: the harvest is still running, and final PRISMA counts will be inserted before submission.] Search strategies, screening decisions, the policy inventory, and the evidence appraisal database are openly available (see Data Availability). The policy-evaluation arm deliberately did not require study-design terms in the query: requiring them would have retrieved only policies that were evaluated, and the proportion evaluated is precisely what we set out to measure. Design was coded at appraisal instead.</w:t>
+        <w:t xml:space="preserve">We conducted a parallel systematic search of PubMed and Europe PMC (2010-2026) in two arms: evaluations of policies and environmental interventions affecting youth screen use, and studies estimating the effect of screen or social media exposure on youth mental health, self-harm, and suicide, restricted to designs capable of supporting causal inference. The two arms retrieved 227,413 records before deduplication: PubMed arm A, 15,276 records; Europe PMC arm A, 127,960 records from 14 of 17 publication years; PubMed arm B, 3,118 records; Europe PMC arm B, 81,059 records. [Provisional: the harvest is still running, and final PRISMA counts will be inserted before submission.] Search strategies, screening decisions, the policy inventory, and the evidence appraisal database are openly available (see Data Availability). The policy-evaluation arm deliberately did not require study-design terms in the query: requiring them would have retrieved only policies that were evaluated, and the proportion evaluated is precisely what we set out to measure. Design was coded at appraisal instead.</w:t>
       </w:r>
     </w:p>
     <w:p>
@@ -1018,6 +994,62 @@
           <w:sz w:val="22"/>
           <w:szCs w:val="22"/>
         </w:rPr>
+        <w:t xml:space="preserve">A further problem sits underneath all of this: the exposure the policies regulate may not be the exposure that carries the risk. In the Adolescent Brain Cognitive Development Study, 4285 youths followed from a mean age of 10.0 years through four annual waves showed three distinct trajectories of addictive social media and mobile phone use and two of addictive video game use. Increasing addictive use of social media carried a risk ratio of 2.14 (95% CI, 1.61-2.85) for suicidal behaviors, and high-peaking addictive use a risk ratio of 2.39 (95% CI, 1.66-3.43), relative to low addictive use. </w:t>
+      </w:r>
+      <w:r>
+        <w:rPr>
+          <w:rFonts w:ascii="Arial" w:cs="Arial" w:eastAsia="Arial" w:hAnsi="Arial"/>
+          <w:b/>
+          <w:bCs/>
+          <w:sz w:val="22"/>
+          <w:szCs w:val="22"/>
+        </w:rPr>
+        <w:t xml:space="preserve">Total screen time at baseline was not associated with any outcome.</w:t>
+      </w:r>
+      <w:r>
+        <w:rPr>
+          <w:rFonts w:ascii="Arial" w:cs="Arial" w:eastAsia="Arial" w:hAnsi="Arial"/>
+          <w:b w:val="false"/>
+          <w:bCs w:val="false"/>
+          <w:i w:val="false"/>
+          <w:iCs w:val="false"/>
+          <w:sz w:val="22"/>
+          <w:szCs w:val="22"/>
+        </w:rPr>
+        <w:t xml:space="preserve">²¹ Nearly one third of participants entered an increasing addictive use trajectory beginning at age 11 years.</w:t>
+      </w:r>
+    </w:p>
+    <w:p>
+      <w:pPr>
+        <w:spacing w:after="0" w:line="480" w:lineRule="auto"/>
+      </w:pPr>
+      <w:r>
+        <w:rPr>
+          <w:rFonts w:ascii="Arial" w:cs="Arial" w:eastAsia="Arial" w:hAnsi="Arial"/>
+          <w:b w:val="false"/>
+          <w:bCs w:val="false"/>
+          <w:i w:val="false"/>
+          <w:iCs w:val="false"/>
+          <w:sz w:val="22"/>
+          <w:szCs w:val="22"/>
+        </w:rPr>
+        <w:t xml:space="preserve">Every measure in Table 1 regulates hours. None regulates the pattern of use that this evidence identifies as the risk factor, and a policy that reduces hours without changing compulsive engagement may leave the mechanism untouched. That is a testable proposition and it has not been tested.</w:t>
+      </w:r>
+    </w:p>
+    <w:p>
+      <w:pPr>
+        <w:spacing w:after="0" w:line="480" w:lineRule="auto"/>
+      </w:pPr>
+      <w:r>
+        <w:rPr>
+          <w:rFonts w:ascii="Arial" w:cs="Arial" w:eastAsia="Arial" w:hAnsi="Arial"/>
+          <w:b w:val="false"/>
+          <w:bCs w:val="false"/>
+          <w:i w:val="false"/>
+          <w:iCs w:val="false"/>
+          <w:sz w:val="22"/>
+          <w:szCs w:val="22"/>
+        </w:rPr>
         <w:t xml:space="preserve">This is the crux, and Figure 1 sets it out. The inferential chain running from "heavy use is associated with more depressive symptoms" to "prohibiting accounts will reduce depressive symptoms" has three untested links: that the policy reduces use, that reduced use causes improved mental health, and that the reduction achieved is large enough to matter. The Korean and Australian evaluations bear on the first link and are not encouraging. The second requires experimental evidence that remains sparse in adolescents. The third has, to our knowledge, never been formally addressed. The exposure contrast that generates the observed association is measured in hours per day; the largest change any evaluated policy has produced is measured in minutes.</w:t>
       </w:r>
     </w:p>
@@ -2420,7 +2452,7 @@
           <w:sz w:val="22"/>
           <w:szCs w:val="22"/>
         </w:rPr>
-        <w:t xml:space="preserve">21. Lee C, Kim H, Hong A. Ex-post evaluation of illegalizing juvenile online game after midnight: a case of shutdown policy in South Korea. </w:t>
+        <w:t xml:space="preserve">21. Xiao Y, Meng Y, Brown TT, Keyes KM, Mann JJ. Addictive screen use trajectories and suicidal behaviors, suicidal ideation, and mental health in US youths. </w:t>
       </w:r>
       <w:r>
         <w:rPr>
@@ -2430,19 +2462,19 @@
           <w:sz w:val="22"/>
           <w:szCs w:val="22"/>
         </w:rPr>
-        <w:t xml:space="preserve">Telemat Inform</w:t>
-      </w:r>
-      <w:r>
-        <w:rPr>
-          <w:rFonts w:ascii="Arial" w:cs="Arial" w:eastAsia="Arial" w:hAnsi="Arial"/>
-          <w:b w:val="false"/>
-          <w:bCs w:val="false"/>
-          <w:i w:val="false"/>
-          <w:iCs w:val="false"/>
-          <w:sz w:val="22"/>
-          <w:szCs w:val="22"/>
-        </w:rPr>
-        <w:t xml:space="preserve">. 2017;34(8):1597-1606. doi:10.1016/j.tele.2017.07.006</w:t>
+        <w:t xml:space="preserve">JAMA</w:t>
+      </w:r>
+      <w:r>
+        <w:rPr>
+          <w:rFonts w:ascii="Arial" w:cs="Arial" w:eastAsia="Arial" w:hAnsi="Arial"/>
+          <w:b w:val="false"/>
+          <w:bCs w:val="false"/>
+          <w:i w:val="false"/>
+          <w:iCs w:val="false"/>
+          <w:sz w:val="22"/>
+          <w:szCs w:val="22"/>
+        </w:rPr>
+        <w:t xml:space="preserve">. 2025;334(3):219-228. doi:10.1001/jama.2025.7829</w:t>
       </w:r>
     </w:p>
     <w:p>
@@ -2460,7 +2492,7 @@
           <w:sz w:val="22"/>
           <w:szCs w:val="22"/>
         </w:rPr>
-        <w:t xml:space="preserve">22. Zhou X, Liao M, Gorowska M, Chen X, Li Y. Compliance and alternative behaviors of heavy gamers in adolescents to Chinese online gaming restriction policy. </w:t>
+        <w:t xml:space="preserve">22. Lee C, Kim H, Hong A. Ex-post evaluation of illegalizing juvenile online game after midnight: a case of shutdown policy in South Korea. </w:t>
       </w:r>
       <w:r>
         <w:rPr>
@@ -2470,19 +2502,19 @@
           <w:sz w:val="22"/>
           <w:szCs w:val="22"/>
         </w:rPr>
-        <w:t xml:space="preserve">J Behav Addict</w:t>
-      </w:r>
-      <w:r>
-        <w:rPr>
-          <w:rFonts w:ascii="Arial" w:cs="Arial" w:eastAsia="Arial" w:hAnsi="Arial"/>
-          <w:b w:val="false"/>
-          <w:bCs w:val="false"/>
-          <w:i w:val="false"/>
-          <w:iCs w:val="false"/>
-          <w:sz w:val="22"/>
-          <w:szCs w:val="22"/>
-        </w:rPr>
-        <w:t xml:space="preserve">. 2024;13:687-692. doi:10.1556/2006.2024.00021</w:t>
+        <w:t xml:space="preserve">Telemat Inform</w:t>
+      </w:r>
+      <w:r>
+        <w:rPr>
+          <w:rFonts w:ascii="Arial" w:cs="Arial" w:eastAsia="Arial" w:hAnsi="Arial"/>
+          <w:b w:val="false"/>
+          <w:bCs w:val="false"/>
+          <w:i w:val="false"/>
+          <w:iCs w:val="false"/>
+          <w:sz w:val="22"/>
+          <w:szCs w:val="22"/>
+        </w:rPr>
+        <w:t xml:space="preserve">. 2017;34(8):1597-1606. doi:10.1016/j.tele.2017.07.006</w:t>
       </w:r>
     </w:p>
     <w:p>
@@ -2500,7 +2532,7 @@
           <w:sz w:val="22"/>
           <w:szCs w:val="22"/>
         </w:rPr>
-        <w:t xml:space="preserve">23. King D, Radunz M, Galanis CR, Quinney B, Wade TD. Phones off while school's on: evaluating problematic phone use and the social, wellbeing, and academic effects of banning phones in schools. </w:t>
+        <w:t xml:space="preserve">23. Zhou X, Liao M, Gorowska M, Chen X, Li Y. Compliance and alternative behaviors of heavy gamers in adolescents to Chinese online gaming restriction policy. </w:t>
       </w:r>
       <w:r>
         <w:rPr>
@@ -2522,7 +2554,7 @@
           <w:sz w:val="22"/>
           <w:szCs w:val="22"/>
         </w:rPr>
-        <w:t xml:space="preserve">. 2024;13:913-922. doi:10.1556/2006.2024.00058</w:t>
+        <w:t xml:space="preserve">. 2024;13:687-692. doi:10.1556/2006.2024.00021</w:t>
       </w:r>
     </w:p>
     <w:p>
@@ -2540,7 +2572,47 @@
           <w:sz w:val="22"/>
           <w:szCs w:val="22"/>
         </w:rPr>
-        <w:t xml:space="preserve">24. Problematic smartphone use and mental health trajectories during Brazil's first-year school-hour restrictions. </w:t>
+        <w:t xml:space="preserve">24. King D, Radunz M, Galanis CR, Quinney B, Wade TD. Phones off while school's on: evaluating problematic phone use and the social, wellbeing, and academic effects of banning phones in schools. </w:t>
+      </w:r>
+      <w:r>
+        <w:rPr>
+          <w:rFonts w:ascii="Arial" w:cs="Arial" w:eastAsia="Arial" w:hAnsi="Arial"/>
+          <w:i/>
+          <w:iCs/>
+          <w:sz w:val="22"/>
+          <w:szCs w:val="22"/>
+        </w:rPr>
+        <w:t xml:space="preserve">J Behav Addict</w:t>
+      </w:r>
+      <w:r>
+        <w:rPr>
+          <w:rFonts w:ascii="Arial" w:cs="Arial" w:eastAsia="Arial" w:hAnsi="Arial"/>
+          <w:b w:val="false"/>
+          <w:bCs w:val="false"/>
+          <w:i w:val="false"/>
+          <w:iCs w:val="false"/>
+          <w:sz w:val="22"/>
+          <w:szCs w:val="22"/>
+        </w:rPr>
+        <w:t xml:space="preserve">. 2024;13:913-922. doi:10.1556/2006.2024.00058</w:t>
+      </w:r>
+    </w:p>
+    <w:p>
+      <w:pPr>
+        <w:spacing w:after="120" w:line="240" w:lineRule="auto"/>
+        <w:ind w:left="720" w:hanging="720"/>
+      </w:pPr>
+      <w:r>
+        <w:rPr>
+          <w:rFonts w:ascii="Arial" w:cs="Arial" w:eastAsia="Arial" w:hAnsi="Arial"/>
+          <w:b w:val="false"/>
+          <w:bCs w:val="false"/>
+          <w:i w:val="false"/>
+          <w:iCs w:val="false"/>
+          <w:sz w:val="22"/>
+          <w:szCs w:val="22"/>
+        </w:rPr>
+        <w:t xml:space="preserve">25. Problematic smartphone use and mental health trajectories during Brazil's first-year school-hour restrictions. </w:t>
       </w:r>
       <w:r>
         <w:rPr>
@@ -2603,7 +2675,6 @@
           <w:footerReference w:type="default" r:id="rId8"/>
           <w:pgSz w:w="12240" w:h="15840" w:orient="portrait"/>
           <w:pgMar w:top="1440" w:right="1440" w:bottom="1440" w:left="1440" w:header="708" w:footer="708" w:gutter="0"/>
-          <w:lnNumType w:countBy="1" w:restart="continuous"/>
           <w:pgNumType/>
           <w:docGrid w:linePitch="360"/>
         </w:sectPr>
@@ -9435,7 +9506,6 @@
           <w:footerReference w:type="default" r:id="rId10"/>
           <w:pgSz w:w="15840" w:h="12240" w:orient="landscape"/>
           <w:pgMar w:top="1080" w:right="1080" w:bottom="1080" w:left="1080" w:header="708" w:footer="708" w:gutter="0"/>
-          <w:lnNumType w:countBy="1" w:restart="continuous"/>
           <w:pgNumType/>
           <w:docGrid w:linePitch="360"/>
         </w:sectPr>
@@ -9581,7 +9651,6 @@
       <w:footerReference w:type="default" r:id="rId12"/>
       <w:pgSz w:w="12240" w:h="15840" w:orient="portrait"/>
       <w:pgMar w:top="1440" w:right="1440" w:bottom="1440" w:left="1440" w:header="708" w:footer="708" w:gutter="0"/>
-      <w:lnNumType w:countBy="1" w:restart="continuous"/>
       <w:pgNumType/>
       <w:docGrid w:linePitch="360"/>
     </w:sectPr>

--- a/manuscript/STEP_manuscript.docx
+++ b/manuscript/STEP_manuscript.docx
@@ -152,7 +152,7 @@
           <w:sz w:val="22"/>
           <w:szCs w:val="22"/>
         </w:rPr>
-        <w:t xml:space="preserve"> 2894 (limit 3000)</w:t>
+        <w:t xml:space="preserve"> 2997 (limit 3000)</w:t>
       </w:r>
     </w:p>
     <w:p>
@@ -250,7 +250,7 @@
           <w:sz w:val="22"/>
           <w:szCs w:val="22"/>
         </w:rPr>
-        <w:t xml:space="preserve"> 25 (limit 50)</w:t>
+        <w:t xml:space="preserve"> 28 (limit 50)</w:t>
       </w:r>
     </w:p>
     <w:p>
@@ -338,7 +338,7 @@
           <w:sz w:val="22"/>
           <w:szCs w:val="22"/>
         </w:rPr>
-        <w:t xml:space="preserve"> Across 13 enacted or announced policies in 10 jurisdictions, 1 was accompanied by a prespecified evaluation, Six have never been evaluated, and none rested on experimental evidence that the specific intervention improved mental health in the target population; 11 of 13 rested on correlational evidence alone. Of 12 published evaluations, none reported suicide or self-harm. Evaluated effects have been small, absent, or reversed. South Korea's decade-long gaming curfew cut play time by 108.8 minutes among light gamers and by 0.2 minutes among heavy gamers, who moved more minutes into unrestricted hours than they lost; it was repealed in 2021. Three months after Australia's Social Media Minimum Age Act took effect, more than 85% of adolescents younger than 16 years still used restricted platforms. English schools with restrictive phone policies did not differ from permissive schools in mental wellbeing (adjusted mean difference, −0.48; 95% CI, −2.05 to 1.06). The underlying association is real but small: more than 2 hours versus less than 1 hour of daily use predicted 6.3 additional cases of high depressive symptoms per 100 adolescents (95% CI, 2.7-9.9).</w:t>
+        <w:t xml:space="preserve"> Across 13 enacted or announced policies in 10 jurisdictions, 1 was accompanied by a prespecified evaluation, Six have never been evaluated, and none rested on experimental evidence that the specific intervention improved mental health in the target population; 11 of 13 rested on correlational evidence alone. Of 14 published evaluations, none reported suicide or self-harm. Evaluated effects have been small, absent, or reversed. South Korea's decade-long gaming curfew cut play time by 108.8 minutes among light gamers and by 0.2 minutes among heavy gamers, who moved more minutes into unrestricted hours than they lost; it was repealed in 2021. Three months after Australia's Social Media Minimum Age Act took effect, more than 85% of adolescents younger than 16 years still used restricted platforms. English schools with restrictive phone policies did not differ from permissive schools in mental wellbeing (adjusted mean difference, −0.48; 95% CI, −2.05 to 1.06). The underlying association is real but small: more than 2 hours versus less than 1 hour of daily use predicted 6.3 additional cases of high depressive symptoms per 100 adolescents (95% CI, 2.7-9.9).</w:t>
       </w:r>
     </w:p>
     <w:p>
@@ -638,7 +638,7 @@
           <w:sz w:val="22"/>
           <w:szCs w:val="22"/>
         </w:rPr>
-        <w:t xml:space="preserve">This is not a claim that policymakers acted unreasonably. Waiting for randomized evidence before acting on a suspected population-level harm is not obviously the right call, and the precautionary argument is legitimate. But precaution justifies acting under uncertainty; it does not justify declining to resolve the uncertainty afterward. A policy implemented without evaluation forecloses learning permanently, because once a law is national and universal, the counterfactual is gone.</w:t>
+        <w:t xml:space="preserve">This is not a claim that policymakers acted unreasonably. Precaution justifies acting under uncertainty; it does not justify declining to resolve it afterward. A policy implemented without evaluation forecloses learning permanently, because once a law is national and universal, the counterfactual is gone.</w:t>
       </w:r>
     </w:p>
     <w:p>
@@ -734,7 +734,7 @@
           <w:sz w:val="22"/>
           <w:szCs w:val="22"/>
         </w:rPr>
-        <w:t xml:space="preserve">A decade of enforcement, national identity infrastructure, and the political capital of a named statute produced an effect that decayed to nothing within three years, reversed in the group the law was written to protect, and never touched the outcomes the law was justified by. This is the most complete evidence available about what this class of intervention achieves, and it was generated only because someone evaluated the law after the fact.</w:t>
+        <w:t xml:space="preserve">A decade of enforcement produced an effect that decayed to nothing within three years, reversed in the group the law was written to protect, and never touched the outcomes the law was justified by. This is the most complete evidence available about what this class of intervention achieves, and it exists only because someone evaluated the law after the fact.</w:t>
       </w:r>
     </w:p>
     <w:p>
@@ -761,7 +761,7 @@
           <w:sz w:val="22"/>
           <w:szCs w:val="22"/>
         </w:rPr>
-        <w:t xml:space="preserve">'s Social Media Minimum Age Act took effect in December 2025. A regression discontinuity study of adolescents assessed before and three months after implementation found that more than 85% of participants younger than 16 years still reported using platforms covered by the Act, most through their own accounts, and that 15% to 19% reported using fake accounts to circumvent age assurance.⁸ Mental health outcomes have not yet been reported. The design here is a genuine advance, since a prospectively planned sharp discontinuity is close to the best available for a national law, and it is worth noting that the reason we know the ban is being circumvented is that Australia, alone among these jurisdictions, arranged to find out.</w:t>
+        <w:t xml:space="preserve">'s Social Media Minimum Age Act took effect in December 2025. A regression discontinuity study of adolescents assessed before and three months after implementation found that more than 85% of participants younger than 16 years still reported using platforms covered by the Act, most through their own accounts, and that 15% to 19% reported using fake accounts to circumvent age assurance.⁸ Mental health outcomes have not yet been reported. The design is a genuine advance, and the reason we know the ban is being circumvented is that Australia, alone among these jurisdictions, arranged to find out.</w:t>
       </w:r>
     </w:p>
     <w:p>
@@ -805,7 +805,29 @@
           <w:sz w:val="22"/>
           <w:szCs w:val="22"/>
         </w:rPr>
-        <w:t xml:space="preserve">The evidence most often cited in support of school bans is not about mental health at all. Beland and Murphy estimated that English schools banning phones raised high-stakes exam performance by 0.07 SD, concentrated among previously lowest-achieving students.¹⁰ A replication in Sweden using the same design, a larger sample, and a school response rate near 75% found no effect and could reject gains larger than 0.024 SD, and in its preferred specification larger than 0.01 SD, which excludes the original estimate.¹¹ A scoping review of 22 studies across 12 countries found no randomized trials and only five difference-in-differences designs.¹² More than 30 US states are adopting a policy whose most influential supporting estimate concerns test scores and has failed to replicate.</w:t>
+        <w:t xml:space="preserve">A 2026 study is the first to test whether a stricter ban does more. Across 24 Dutch secondary schools, 1398 adolescents in schools with full bans covering the whole grounds were compared with those in schools restricting phones to outside the classroom only.¹² No wellbeing or bullying outcome differed. Full bans were associated with </w:t>
+      </w:r>
+      <w:r>
+        <w:rPr>
+          <w:rFonts w:ascii="Arial" w:cs="Arial" w:eastAsia="Arial" w:hAnsi="Arial"/>
+          <w:i/>
+          <w:iCs/>
+          <w:sz w:val="22"/>
+          <w:szCs w:val="22"/>
+        </w:rPr>
+        <w:t xml:space="preserve">lower</w:t>
+      </w:r>
+      <w:r>
+        <w:rPr>
+          <w:rFonts w:ascii="Arial" w:cs="Arial" w:eastAsia="Arial" w:hAnsi="Arial"/>
+          <w:b w:val="false"/>
+          <w:bCs w:val="false"/>
+          <w:i w:val="false"/>
+          <w:iCs w:val="false"/>
+          <w:sz w:val="22"/>
+          <w:szCs w:val="22"/>
+        </w:rPr>
+        <w:t xml:space="preserve"> student-teacher connectedness and, among girls, reduced school belonging. Roughly 40% of countries now operate some form of school phone ban; the first test of intensity found the stricter version no better on any intended outcome and worse on belonging for the group these policies most often invoke.</w:t>
       </w:r>
     </w:p>
     <w:p>
@@ -822,7 +844,41 @@
           <w:sz w:val="22"/>
           <w:szCs w:val="22"/>
         </w:rPr>
-        <w:t xml:space="preserve">Across all 12 evaluations in Table 2, none reported suicide, suicide attempt, or self-harm. These are the outcomes invoked most often in advocacy for these laws. They are measured in none of the studies of whether the laws work.</w:t>
+        <w:t xml:space="preserve">The evidence most often cited in support of school bans is not about mental health at all. Beland and Murphy estimated that English schools banning phones raised high-stakes exam performance by 0.07 SD, concentrated among previously lowest-achieving students.¹⁰ A replication in Sweden using the same design, a larger sample, and a school response rate near 75% found no effect and could reject gains larger than 0.024 SD, and in its preferred specification larger than 0.01 SD, which excludes the original estimate.¹¹ A scoping review of 22 studies across 12 countries found no randomized trials and only five difference-in-differences designs.¹⁵ More than 30 US states are adopting a policy whose most influential supporting estimate concerns test scores and has failed to replicate.</w:t>
+      </w:r>
+    </w:p>
+    <w:p>
+      <w:pPr>
+        <w:spacing w:after="0" w:line="480" w:lineRule="auto"/>
+      </w:pPr>
+      <w:r>
+        <w:rPr>
+          <w:rFonts w:ascii="Arial" w:cs="Arial" w:eastAsia="Arial" w:hAnsi="Arial"/>
+          <w:b w:val="false"/>
+          <w:bCs w:val="false"/>
+          <w:i w:val="false"/>
+          <w:iCs w:val="false"/>
+          <w:sz w:val="22"/>
+          <w:szCs w:val="22"/>
+        </w:rPr>
+        <w:t xml:space="preserve">Australia has since increased penalties on platforms to enforce the Act, without a mental health outcome yet reported.¹³</w:t>
+      </w:r>
+    </w:p>
+    <w:p>
+      <w:pPr>
+        <w:spacing w:after="0" w:line="480" w:lineRule="auto"/>
+      </w:pPr>
+      <w:r>
+        <w:rPr>
+          <w:rFonts w:ascii="Arial" w:cs="Arial" w:eastAsia="Arial" w:hAnsi="Arial"/>
+          <w:b w:val="false"/>
+          <w:bCs w:val="false"/>
+          <w:i w:val="false"/>
+          <w:iCs w:val="false"/>
+          <w:sz w:val="22"/>
+          <w:szCs w:val="22"/>
+        </w:rPr>
+        <w:t xml:space="preserve">Across all 14 evaluations in Table 2, none reported suicide, suicide attempt, or self-harm. These are the outcomes invoked most often in advocacy for these laws. They are measured in none of the studies of whether the laws work.</w:t>
       </w:r>
     </w:p>
     <w:p>
@@ -857,7 +913,7 @@
           <w:sz w:val="22"/>
           <w:szCs w:val="22"/>
         </w:rPr>
-        <w:t xml:space="preserve">Suicide and self-harm are the outcomes invoked most often in advocacy for these measures. Across all 12 evaluations in Table 2, none reported either, and 5 reported any mental health outcome at all.</w:t>
+        <w:t xml:space="preserve">Suicide and self-harm are the outcomes invoked most often in advocacy for these measures. Across all 14 evaluations in Table 2, none reported either, and 6 reported any mental health outcome at all.</w:t>
       </w:r>
     </w:p>
     <w:p>
@@ -874,7 +930,24 @@
           <w:sz w:val="22"/>
           <w:szCs w:val="22"/>
         </w:rPr>
-        <w:t xml:space="preserve">The gap is not confined to policy evaluation. The designs capable of addressing whether the exposure causes suicide do not agree. An instrumental variable analysis exploiting the quasi-exogenous geographic spread of Twitter across US counties found no significant relationship with suicide rates.¹³ A bidirectional Mendelian randomization study found no effect of digital device use on suicide risk, and in the reverse direction found suicide risk predicting longer mobile phone use, a pattern consistent with reverse causation.¹⁴ Against these, instrumental variable studies of broadband and fiber rollout in Italy and Spain report increases in hospital-recorded self-harm and, in Spain, suicide mortality among adolescent girls.¹⁵,¹⁶ Broadband is not social media, and these studies identify the effect of connectivity rather than of any restriction, but they are the strongest evidence that severe outcomes are at stake.</w:t>
+        <w:t xml:space="preserve">The gap is not confined to policy evaluation. The designs capable of addressing whether the exposure causes suicide do not agree. An instrumental variable analysis exploiting the quasi-exogenous geographic spread of Twitter across US counties found no significant relationship with suicide rates.¹⁶ A bidirectional Mendelian randomization study found no effect of digital device use on suicide risk, and in the reverse direction found suicide risk predicting longer mobile phone use, a pattern consistent with reverse causation.¹⁷ Against these, instrumental variable studies of broadband and fiber rollout in Italy and Spain report increases in hospital-recorded self-harm and, in Spain, suicide mortality among adolescent girls.¹⁸,¹⁹ Broadband is not social media, and these studies identify the effect of connectivity rather than of any restriction, but they are the strongest evidence that severe outcomes are at stake.</w:t>
+      </w:r>
+    </w:p>
+    <w:p>
+      <w:pPr>
+        <w:spacing w:after="0" w:line="480" w:lineRule="auto"/>
+      </w:pPr>
+      <w:r>
+        <w:rPr>
+          <w:rFonts w:ascii="Arial" w:cs="Arial" w:eastAsia="Arial" w:hAnsi="Arial"/>
+          <w:b w:val="false"/>
+          <w:bCs w:val="false"/>
+          <w:i w:val="false"/>
+          <w:iCs w:val="false"/>
+          <w:sz w:val="22"/>
+          <w:szCs w:val="22"/>
+        </w:rPr>
+        <w:t xml:space="preserve">Where suicide-specific associations are reported, the exposure is compulsive use rather than duration, and the designs remain weak: a 2026 systematic review of smartphone addiction and suicidality found consistent associations with suicidal ideation (odds ratios 1.14-4.57 in high-risk users) and attempt (1.15-1.87), but all 11 included studies were cross-sectional.¹⁴</w:t>
       </w:r>
     </w:p>
     <w:p>
@@ -943,7 +1016,7 @@
           <w:sz w:val="22"/>
           <w:szCs w:val="22"/>
         </w:rPr>
-        <w:t xml:space="preserve">In a population-based Australian cohort followed from ages 12 to 19 years (n = 1195), more than 2 hours versus less than 1 hour of daily social media use predicted high depressive symptoms at the following annual wave, with a risk difference of 6.3 per 100 adolescents (95% CI, 2.7-9.9), and poor wellbeing at 4.9 per 100 (95% CI, 1.1-8.6).¹⁹ Effects were largest in early adolescence and largest among girls aged 12 to 13 years (risk difference, 10.8; 95% CI, 2.7-18.9).</w:t>
+        <w:t xml:space="preserve">In a population-based Australian cohort followed from ages 12 to 19 years (n = 1195), more than 2 hours versus less than 1 hour of daily social media use predicted high depressive symptoms at the following annual wave, with a risk difference of 6.3 per 100 adolescents (95% CI, 2.7-9.9), and poor wellbeing at 4.9 per 100 (95% CI, 1.1-8.6).²² Effects were largest in early adolescence and largest among girls aged 12 to 13 years (risk difference, 10.8; 95% CI, 2.7-18.9).</w:t>
       </w:r>
     </w:p>
     <w:p>
@@ -960,7 +1033,7 @@
           <w:sz w:val="22"/>
           <w:szCs w:val="22"/>
         </w:rPr>
-        <w:t xml:space="preserve">The experimental evidence is a different matter. Two recent meta-analyses of randomized social media restriction report modest pooled benefits, but their participants are not the population the policies address: one pooled 32 trials of 5,544 participants who were all college students or adults, mean age about 23 years, and the other pooled 35 studies of 7,160 participants with a mean age of 27.3 years.¹⁷,¹⁸ In the larger review only 2 of 35 studies were at low risk of bias, interventions lasted under two weeks on average, and small-study bias was detected for depressive symptoms. Trials conducted in adults are being cited to justify compulsory restrictions on children.</w:t>
+        <w:t xml:space="preserve">The experimental evidence is a different matter. Two recent meta-analyses of randomized social media restriction report modest pooled benefits, but their participants are not the population the policies address: one pooled 32 trials of 5,544 participants who were all college students or adults, mean age about 23 years, and the other pooled 35 studies of 7,160 participants with a mean age of 27.3 years.²⁰,²¹ In the larger review only 2 of 35 studies were at low risk of bias, interventions lasted under two weeks on average, and small-study bias was detected for depressive symptoms. Trials conducted in adults are being cited to justify compulsory restrictions on children.</w:t>
       </w:r>
     </w:p>
     <w:p>
@@ -1016,7 +1089,7 @@
           <w:sz w:val="22"/>
           <w:szCs w:val="22"/>
         </w:rPr>
-        <w:t xml:space="preserve">²¹ Nearly one third of participants entered an increasing addictive use trajectory beginning at age 11 years.</w:t>
+        <w:t xml:space="preserve">²⁴ Nearly one third of participants entered an increasing addictive use trajectory beginning at age 11 years.</w:t>
       </w:r>
     </w:p>
     <w:p>
@@ -1085,7 +1158,7 @@
           <w:sz w:val="22"/>
           <w:szCs w:val="22"/>
         </w:rPr>
-        <w:t xml:space="preserve">Sweden is the exception worth naming. Alongside age-banded screen guidance,²⁰ Sweden has invested in the alternative: subsidized access to sports clubs and gyms for young people, library and cultural programming, and a return to printed textbooks in schools.</w:t>
+        <w:t xml:space="preserve">Sweden is the exception worth naming. Alongside age-banded screen guidance,²³ Sweden has invested in the alternative: subsidized access to sports clubs and gyms for young people, library and cultural programming, and a return to printed textbooks in schools.</w:t>
       </w:r>
     </w:p>
     <w:p>
@@ -1329,7 +1402,7 @@
           <w:sz w:val="22"/>
           <w:szCs w:val="22"/>
         </w:rPr>
-        <w:t xml:space="preserve">Our policy inventory is restricted to national and major subnational measures identifiable in English-language legislative and scholarly sources and will under-represent local ordinances and non-English jurisdictions. Absence of a published evaluation is not proof that none was conducted; government evaluations may exist outside the indexed literature. Several policies are recent, and judging them unevaluated is in part a judgment about elapsed time rather than about intent. Our search was restricted to two bibliographic databases and to populations younger than 25 years.</w:t>
+        <w:t xml:space="preserve">Our inventory covers national and major subnational measures identifiable in English-language sources and under-represents local ordinances and non-English jurisdictions. Absence of a published evaluation is not proof that none was conducted; government evaluations may exist outside the indexed literature. Several policies are recent, and judging them unevaluated is in part a judgment about elapsed time rather than about intent. Our search was restricted to two bibliographic databases and to populations younger than 25 years.</w:t>
       </w:r>
     </w:p>
     <w:p>
@@ -2092,7 +2165,7 @@
           <w:sz w:val="22"/>
           <w:szCs w:val="22"/>
         </w:rPr>
-        <w:t xml:space="preserve">12. Campbell MA, Edwards EJ, Pennell D, et al. Evidence for and against banning mobile phones in schools: a scoping review. </w:t>
+        <w:t xml:space="preserve">12. Vermeulen A, et al. Disconnect to reconnect: how variations between types of smartphone bans influence students' well-being and social connectedness in Dutch secondary education. </w:t>
       </w:r>
       <w:r>
         <w:rPr>
@@ -2102,19 +2175,19 @@
           <w:sz w:val="22"/>
           <w:szCs w:val="22"/>
         </w:rPr>
-        <w:t xml:space="preserve">J Psychol Couns Sch</w:t>
-      </w:r>
-      <w:r>
-        <w:rPr>
-          <w:rFonts w:ascii="Arial" w:cs="Arial" w:eastAsia="Arial" w:hAnsi="Arial"/>
-          <w:b w:val="false"/>
-          <w:bCs w:val="false"/>
-          <w:i w:val="false"/>
-          <w:iCs w:val="false"/>
-          <w:sz w:val="22"/>
-          <w:szCs w:val="22"/>
-        </w:rPr>
-        <w:t xml:space="preserve">. 2024;34:242-265. doi:10.1177/20556365241270394</w:t>
+        <w:t xml:space="preserve">J Youth Adolesc</w:t>
+      </w:r>
+      <w:r>
+        <w:rPr>
+          <w:rFonts w:ascii="Arial" w:cs="Arial" w:eastAsia="Arial" w:hAnsi="Arial"/>
+          <w:b w:val="false"/>
+          <w:bCs w:val="false"/>
+          <w:i w:val="false"/>
+          <w:iCs w:val="false"/>
+          <w:sz w:val="22"/>
+          <w:szCs w:val="22"/>
+        </w:rPr>
+        <w:t xml:space="preserve">. 2026. PMID 41499073. [Verify author list before submission.]</w:t>
       </w:r>
     </w:p>
     <w:p>
@@ -2132,7 +2205,7 @@
           <w:sz w:val="22"/>
           <w:szCs w:val="22"/>
         </w:rPr>
-        <w:t xml:space="preserve">13. Du A, Renault T. Social media and suicide: empirical evidence from the quasi-exogenous geographical adoption of Twitter. </w:t>
+        <w:t xml:space="preserve">13. Australia increases penalties for social media companies to enforce under 16s ban. </w:t>
       </w:r>
       <w:r>
         <w:rPr>
@@ -2142,19 +2215,19 @@
           <w:sz w:val="22"/>
           <w:szCs w:val="22"/>
         </w:rPr>
-        <w:t xml:space="preserve">Ann N Y Acad Sci</w:t>
-      </w:r>
-      <w:r>
-        <w:rPr>
-          <w:rFonts w:ascii="Arial" w:cs="Arial" w:eastAsia="Arial" w:hAnsi="Arial"/>
-          <w:b w:val="false"/>
-          <w:bCs w:val="false"/>
-          <w:i w:val="false"/>
-          <w:iCs w:val="false"/>
-          <w:sz w:val="22"/>
-          <w:szCs w:val="22"/>
-        </w:rPr>
-        <w:t xml:space="preserve">. 2025;1552:140-147. doi:10.1111/nyas.70016</w:t>
+        <w:t xml:space="preserve">BMJ</w:t>
+      </w:r>
+      <w:r>
+        <w:rPr>
+          <w:rFonts w:ascii="Arial" w:cs="Arial" w:eastAsia="Arial" w:hAnsi="Arial"/>
+          <w:b w:val="false"/>
+          <w:bCs w:val="false"/>
+          <w:i w:val="false"/>
+          <w:iCs w:val="false"/>
+          <w:sz w:val="22"/>
+          <w:szCs w:val="22"/>
+        </w:rPr>
+        <w:t xml:space="preserve">. 2026;394. PMID 42398960.</w:t>
       </w:r>
     </w:p>
     <w:p>
@@ -2172,7 +2245,7 @@
           <w:sz w:val="22"/>
           <w:szCs w:val="22"/>
         </w:rPr>
-        <w:t xml:space="preserve">14. Luo J, Chen Y, Tao Y, et al. Causal associations between digital device use and suicide risk: a bidirectional Mendelian randomization study. </w:t>
+        <w:t xml:space="preserve">14. Association between smartphone addiction, suicidal ideation and suicide attempt: a systematic review. </w:t>
       </w:r>
       <w:r>
         <w:rPr>
@@ -2182,19 +2255,19 @@
           <w:sz w:val="22"/>
           <w:szCs w:val="22"/>
         </w:rPr>
-        <w:t xml:space="preserve">J Affect Disord</w:t>
-      </w:r>
-      <w:r>
-        <w:rPr>
-          <w:rFonts w:ascii="Arial" w:cs="Arial" w:eastAsia="Arial" w:hAnsi="Arial"/>
-          <w:b w:val="false"/>
-          <w:bCs w:val="false"/>
-          <w:i w:val="false"/>
-          <w:iCs w:val="false"/>
-          <w:sz w:val="22"/>
-          <w:szCs w:val="22"/>
-        </w:rPr>
-        <w:t xml:space="preserve">. 2024. doi:10.1016/j.jad.2024.01.126</w:t>
+        <w:t xml:space="preserve">PeerJ</w:t>
+      </w:r>
+      <w:r>
+        <w:rPr>
+          <w:rFonts w:ascii="Arial" w:cs="Arial" w:eastAsia="Arial" w:hAnsi="Arial"/>
+          <w:b w:val="false"/>
+          <w:bCs w:val="false"/>
+          <w:i w:val="false"/>
+          <w:iCs w:val="false"/>
+          <w:sz w:val="22"/>
+          <w:szCs w:val="22"/>
+        </w:rPr>
+        <w:t xml:space="preserve">. 2026. PMID 42291422. [Verify author list before submission.]</w:t>
       </w:r>
     </w:p>
     <w:p>
@@ -2212,7 +2285,7 @@
           <w:sz w:val="22"/>
           <w:szCs w:val="22"/>
         </w:rPr>
-        <w:t xml:space="preserve">15. Donati D, Durante R, Sobbrio F, Zejcirovic D. Lost in the net? Broadband internet and youth mental health. </w:t>
+        <w:t xml:space="preserve">15. Campbell MA, Edwards EJ, Pennell D, et al. Evidence for and against banning mobile phones in schools: a scoping review. </w:t>
       </w:r>
       <w:r>
         <w:rPr>
@@ -2222,19 +2295,19 @@
           <w:sz w:val="22"/>
           <w:szCs w:val="22"/>
         </w:rPr>
-        <w:t xml:space="preserve">J Health Econ</w:t>
-      </w:r>
-      <w:r>
-        <w:rPr>
-          <w:rFonts w:ascii="Arial" w:cs="Arial" w:eastAsia="Arial" w:hAnsi="Arial"/>
-          <w:b w:val="false"/>
-          <w:bCs w:val="false"/>
-          <w:i w:val="false"/>
-          <w:iCs w:val="false"/>
-          <w:sz w:val="22"/>
-          <w:szCs w:val="22"/>
-        </w:rPr>
-        <w:t xml:space="preserve">. 2025;103:103017.</w:t>
+        <w:t xml:space="preserve">J Psychol Couns Sch</w:t>
+      </w:r>
+      <w:r>
+        <w:rPr>
+          <w:rFonts w:ascii="Arial" w:cs="Arial" w:eastAsia="Arial" w:hAnsi="Arial"/>
+          <w:b w:val="false"/>
+          <w:bCs w:val="false"/>
+          <w:i w:val="false"/>
+          <w:iCs w:val="false"/>
+          <w:sz w:val="22"/>
+          <w:szCs w:val="22"/>
+        </w:rPr>
+        <w:t xml:space="preserve">. 2024;34:242-265. doi:10.1177/20556365241270394</w:t>
       </w:r>
     </w:p>
     <w:p>
@@ -2252,7 +2325,7 @@
           <w:sz w:val="22"/>
           <w:szCs w:val="22"/>
         </w:rPr>
-        <w:t xml:space="preserve">16. Arenas-Arroyo E, Fernandez-Kranz D, Nollenberger N. High speed internet and the widening gender gap in adolescent mental health: evidence from Spanish hospital records. </w:t>
+        <w:t xml:space="preserve">16. Du A, Renault T. Social media and suicide: empirical evidence from the quasi-exogenous geographical adoption of Twitter. </w:t>
       </w:r>
       <w:r>
         <w:rPr>
@@ -2262,19 +2335,19 @@
           <w:sz w:val="22"/>
           <w:szCs w:val="22"/>
         </w:rPr>
-        <w:t xml:space="preserve">J Health Econ</w:t>
-      </w:r>
-      <w:r>
-        <w:rPr>
-          <w:rFonts w:ascii="Arial" w:cs="Arial" w:eastAsia="Arial" w:hAnsi="Arial"/>
-          <w:b w:val="false"/>
-          <w:bCs w:val="false"/>
-          <w:i w:val="false"/>
-          <w:iCs w:val="false"/>
-          <w:sz w:val="22"/>
-          <w:szCs w:val="22"/>
-        </w:rPr>
-        <w:t xml:space="preserve">. 2025;102:103014. doi:10.1016/j.jhealeco.2025.103014</w:t>
+        <w:t xml:space="preserve">Ann N Y Acad Sci</w:t>
+      </w:r>
+      <w:r>
+        <w:rPr>
+          <w:rFonts w:ascii="Arial" w:cs="Arial" w:eastAsia="Arial" w:hAnsi="Arial"/>
+          <w:b w:val="false"/>
+          <w:bCs w:val="false"/>
+          <w:i w:val="false"/>
+          <w:iCs w:val="false"/>
+          <w:sz w:val="22"/>
+          <w:szCs w:val="22"/>
+        </w:rPr>
+        <w:t xml:space="preserve">. 2025;1552:140-147. doi:10.1111/nyas.70016</w:t>
       </w:r>
     </w:p>
     <w:p>
@@ -2292,7 +2365,7 @@
           <w:sz w:val="22"/>
           <w:szCs w:val="22"/>
         </w:rPr>
-        <w:t xml:space="preserve">17. Burnell K, Meter DJ, Andrade FC, Slocum A, George MJ. The effects of social media restriction: meta-analytic evidence from randomized controlled trials. </w:t>
+        <w:t xml:space="preserve">17. Luo J, Chen Y, Tao Y, et al. Causal associations between digital device use and suicide risk: a bidirectional Mendelian randomization study. </w:t>
       </w:r>
       <w:r>
         <w:rPr>
@@ -2302,19 +2375,19 @@
           <w:sz w:val="22"/>
           <w:szCs w:val="22"/>
         </w:rPr>
-        <w:t xml:space="preserve">SSM Ment Health</w:t>
-      </w:r>
-      <w:r>
-        <w:rPr>
-          <w:rFonts w:ascii="Arial" w:cs="Arial" w:eastAsia="Arial" w:hAnsi="Arial"/>
-          <w:b w:val="false"/>
-          <w:bCs w:val="false"/>
-          <w:i w:val="false"/>
-          <w:iCs w:val="false"/>
-          <w:sz w:val="22"/>
-          <w:szCs w:val="22"/>
-        </w:rPr>
-        <w:t xml:space="preserve">. 2025. doi:10.1016/j.ssmmh.2025.100459</w:t>
+        <w:t xml:space="preserve">J Affect Disord</w:t>
+      </w:r>
+      <w:r>
+        <w:rPr>
+          <w:rFonts w:ascii="Arial" w:cs="Arial" w:eastAsia="Arial" w:hAnsi="Arial"/>
+          <w:b w:val="false"/>
+          <w:bCs w:val="false"/>
+          <w:i w:val="false"/>
+          <w:iCs w:val="false"/>
+          <w:sz w:val="22"/>
+          <w:szCs w:val="22"/>
+        </w:rPr>
+        <w:t xml:space="preserve">. 2024. doi:10.1016/j.jad.2024.01.126</w:t>
       </w:r>
     </w:p>
     <w:p>
@@ -2332,7 +2405,7 @@
           <w:sz w:val="22"/>
           <w:szCs w:val="22"/>
         </w:rPr>
-        <w:t xml:space="preserve">18. Lopes M, Branje K, David A, et al. Effect of social media constraints on mental health: a systematic review and meta-analysis of experiments. </w:t>
+        <w:t xml:space="preserve">18. Donati D, Durante R, Sobbrio F, Zejcirovic D. Lost in the net? Broadband internet and youth mental health. </w:t>
       </w:r>
       <w:r>
         <w:rPr>
@@ -2342,19 +2415,19 @@
           <w:sz w:val="22"/>
           <w:szCs w:val="22"/>
         </w:rPr>
-        <w:t xml:space="preserve">medRxiv</w:t>
-      </w:r>
-      <w:r>
-        <w:rPr>
-          <w:rFonts w:ascii="Arial" w:cs="Arial" w:eastAsia="Arial" w:hAnsi="Arial"/>
-          <w:b w:val="false"/>
-          <w:bCs w:val="false"/>
-          <w:i w:val="false"/>
-          <w:iCs w:val="false"/>
-          <w:sz w:val="22"/>
-          <w:szCs w:val="22"/>
-        </w:rPr>
-        <w:t xml:space="preserve">. 2026. doi:10.64898/2026.06.01.26354614 [Preprint; confirm publication status before submission.]</w:t>
+        <w:t xml:space="preserve">J Health Econ</w:t>
+      </w:r>
+      <w:r>
+        <w:rPr>
+          <w:rFonts w:ascii="Arial" w:cs="Arial" w:eastAsia="Arial" w:hAnsi="Arial"/>
+          <w:b w:val="false"/>
+          <w:bCs w:val="false"/>
+          <w:i w:val="false"/>
+          <w:iCs w:val="false"/>
+          <w:sz w:val="22"/>
+          <w:szCs w:val="22"/>
+        </w:rPr>
+        <w:t xml:space="preserve">. 2025;103:103017.</w:t>
       </w:r>
     </w:p>
     <w:p>
@@ -2372,7 +2445,7 @@
           <w:sz w:val="22"/>
           <w:szCs w:val="22"/>
         </w:rPr>
-        <w:t xml:space="preserve">19. Social media use and adolescent mental health: findings from a population-based cohort study in Australia. </w:t>
+        <w:t xml:space="preserve">19. Arenas-Arroyo E, Fernandez-Kranz D, Nollenberger N. High speed internet and the widening gender gap in adolescent mental health: evidence from Spanish hospital records. </w:t>
       </w:r>
       <w:r>
         <w:rPr>
@@ -2382,19 +2455,19 @@
           <w:sz w:val="22"/>
           <w:szCs w:val="22"/>
         </w:rPr>
-        <w:t xml:space="preserve">Med J Aust</w:t>
-      </w:r>
-      <w:r>
-        <w:rPr>
-          <w:rFonts w:ascii="Arial" w:cs="Arial" w:eastAsia="Arial" w:hAnsi="Arial"/>
-          <w:b w:val="false"/>
-          <w:bCs w:val="false"/>
-          <w:i w:val="false"/>
-          <w:iCs w:val="false"/>
-          <w:sz w:val="22"/>
-          <w:szCs w:val="22"/>
-        </w:rPr>
-        <w:t xml:space="preserve">. 2026. PMID 42274377. [Verify author list and exact title before submission.]</w:t>
+        <w:t xml:space="preserve">J Health Econ</w:t>
+      </w:r>
+      <w:r>
+        <w:rPr>
+          <w:rFonts w:ascii="Arial" w:cs="Arial" w:eastAsia="Arial" w:hAnsi="Arial"/>
+          <w:b w:val="false"/>
+          <w:bCs w:val="false"/>
+          <w:i w:val="false"/>
+          <w:iCs w:val="false"/>
+          <w:sz w:val="22"/>
+          <w:szCs w:val="22"/>
+        </w:rPr>
+        <w:t xml:space="preserve">. 2025;102:103014. doi:10.1016/j.jhealeco.2025.103014</w:t>
       </w:r>
     </w:p>
     <w:p>
@@ -2412,7 +2485,7 @@
           <w:sz w:val="22"/>
           <w:szCs w:val="22"/>
         </w:rPr>
-        <w:t xml:space="preserve">20. Folkhälsomyndigheten. </w:t>
+        <w:t xml:space="preserve">20. Burnell K, Meter DJ, Andrade FC, Slocum A, George MJ. The effects of social media restriction: meta-analytic evidence from randomized controlled trials. </w:t>
       </w:r>
       <w:r>
         <w:rPr>
@@ -2422,19 +2495,19 @@
           <w:sz w:val="22"/>
           <w:szCs w:val="22"/>
         </w:rPr>
-        <w:t xml:space="preserve">Recommendations on Screen Time for Children and Young People</w:t>
-      </w:r>
-      <w:r>
-        <w:rPr>
-          <w:rFonts w:ascii="Arial" w:cs="Arial" w:eastAsia="Arial" w:hAnsi="Arial"/>
-          <w:b w:val="false"/>
-          <w:bCs w:val="false"/>
-          <w:i w:val="false"/>
-          <w:iCs w:val="false"/>
-          <w:sz w:val="22"/>
-          <w:szCs w:val="22"/>
-        </w:rPr>
-        <w:t xml:space="preserve">. Public Health Agency of Sweden; 2024.</w:t>
+        <w:t xml:space="preserve">SSM Ment Health</w:t>
+      </w:r>
+      <w:r>
+        <w:rPr>
+          <w:rFonts w:ascii="Arial" w:cs="Arial" w:eastAsia="Arial" w:hAnsi="Arial"/>
+          <w:b w:val="false"/>
+          <w:bCs w:val="false"/>
+          <w:i w:val="false"/>
+          <w:iCs w:val="false"/>
+          <w:sz w:val="22"/>
+          <w:szCs w:val="22"/>
+        </w:rPr>
+        <w:t xml:space="preserve">. 2025. doi:10.1016/j.ssmmh.2025.100459</w:t>
       </w:r>
     </w:p>
     <w:p>
@@ -2452,7 +2525,7 @@
           <w:sz w:val="22"/>
           <w:szCs w:val="22"/>
         </w:rPr>
-        <w:t xml:space="preserve">21. Xiao Y, Meng Y, Brown TT, Keyes KM, Mann JJ. Addictive screen use trajectories and suicidal behaviors, suicidal ideation, and mental health in US youths. </w:t>
+        <w:t xml:space="preserve">21. Lopes M, Branje K, David A, et al. Effect of social media constraints on mental health: a systematic review and meta-analysis of experiments. </w:t>
       </w:r>
       <w:r>
         <w:rPr>
@@ -2462,19 +2535,19 @@
           <w:sz w:val="22"/>
           <w:szCs w:val="22"/>
         </w:rPr>
-        <w:t xml:space="preserve">JAMA</w:t>
-      </w:r>
-      <w:r>
-        <w:rPr>
-          <w:rFonts w:ascii="Arial" w:cs="Arial" w:eastAsia="Arial" w:hAnsi="Arial"/>
-          <w:b w:val="false"/>
-          <w:bCs w:val="false"/>
-          <w:i w:val="false"/>
-          <w:iCs w:val="false"/>
-          <w:sz w:val="22"/>
-          <w:szCs w:val="22"/>
-        </w:rPr>
-        <w:t xml:space="preserve">. 2025;334(3):219-228. doi:10.1001/jama.2025.7829</w:t>
+        <w:t xml:space="preserve">medRxiv</w:t>
+      </w:r>
+      <w:r>
+        <w:rPr>
+          <w:rFonts w:ascii="Arial" w:cs="Arial" w:eastAsia="Arial" w:hAnsi="Arial"/>
+          <w:b w:val="false"/>
+          <w:bCs w:val="false"/>
+          <w:i w:val="false"/>
+          <w:iCs w:val="false"/>
+          <w:sz w:val="22"/>
+          <w:szCs w:val="22"/>
+        </w:rPr>
+        <w:t xml:space="preserve">. 2026. doi:10.64898/2026.06.01.26354614 [Preprint; confirm publication status before submission.]</w:t>
       </w:r>
     </w:p>
     <w:p>
@@ -2492,7 +2565,7 @@
           <w:sz w:val="22"/>
           <w:szCs w:val="22"/>
         </w:rPr>
-        <w:t xml:space="preserve">22. Lee C, Kim H, Hong A. Ex-post evaluation of illegalizing juvenile online game after midnight: a case of shutdown policy in South Korea. </w:t>
+        <w:t xml:space="preserve">22. Social media use and adolescent mental health: findings from a population-based cohort study in Australia. </w:t>
       </w:r>
       <w:r>
         <w:rPr>
@@ -2502,19 +2575,19 @@
           <w:sz w:val="22"/>
           <w:szCs w:val="22"/>
         </w:rPr>
-        <w:t xml:space="preserve">Telemat Inform</w:t>
-      </w:r>
-      <w:r>
-        <w:rPr>
-          <w:rFonts w:ascii="Arial" w:cs="Arial" w:eastAsia="Arial" w:hAnsi="Arial"/>
-          <w:b w:val="false"/>
-          <w:bCs w:val="false"/>
-          <w:i w:val="false"/>
-          <w:iCs w:val="false"/>
-          <w:sz w:val="22"/>
-          <w:szCs w:val="22"/>
-        </w:rPr>
-        <w:t xml:space="preserve">. 2017;34(8):1597-1606. doi:10.1016/j.tele.2017.07.006</w:t>
+        <w:t xml:space="preserve">Med J Aust</w:t>
+      </w:r>
+      <w:r>
+        <w:rPr>
+          <w:rFonts w:ascii="Arial" w:cs="Arial" w:eastAsia="Arial" w:hAnsi="Arial"/>
+          <w:b w:val="false"/>
+          <w:bCs w:val="false"/>
+          <w:i w:val="false"/>
+          <w:iCs w:val="false"/>
+          <w:sz w:val="22"/>
+          <w:szCs w:val="22"/>
+        </w:rPr>
+        <w:t xml:space="preserve">. 2026. PMID 42274377. [Verify author list and exact title before submission.]</w:t>
       </w:r>
     </w:p>
     <w:p>
@@ -2532,7 +2605,7 @@
           <w:sz w:val="22"/>
           <w:szCs w:val="22"/>
         </w:rPr>
-        <w:t xml:space="preserve">23. Zhou X, Liao M, Gorowska M, Chen X, Li Y. Compliance and alternative behaviors of heavy gamers in adolescents to Chinese online gaming restriction policy. </w:t>
+        <w:t xml:space="preserve">23. Folkhälsomyndigheten. </w:t>
       </w:r>
       <w:r>
         <w:rPr>
@@ -2542,19 +2615,19 @@
           <w:sz w:val="22"/>
           <w:szCs w:val="22"/>
         </w:rPr>
-        <w:t xml:space="preserve">J Behav Addict</w:t>
-      </w:r>
-      <w:r>
-        <w:rPr>
-          <w:rFonts w:ascii="Arial" w:cs="Arial" w:eastAsia="Arial" w:hAnsi="Arial"/>
-          <w:b w:val="false"/>
-          <w:bCs w:val="false"/>
-          <w:i w:val="false"/>
-          <w:iCs w:val="false"/>
-          <w:sz w:val="22"/>
-          <w:szCs w:val="22"/>
-        </w:rPr>
-        <w:t xml:space="preserve">. 2024;13:687-692. doi:10.1556/2006.2024.00021</w:t>
+        <w:t xml:space="preserve">Recommendations on Screen Time for Children and Young People</w:t>
+      </w:r>
+      <w:r>
+        <w:rPr>
+          <w:rFonts w:ascii="Arial" w:cs="Arial" w:eastAsia="Arial" w:hAnsi="Arial"/>
+          <w:b w:val="false"/>
+          <w:bCs w:val="false"/>
+          <w:i w:val="false"/>
+          <w:iCs w:val="false"/>
+          <w:sz w:val="22"/>
+          <w:szCs w:val="22"/>
+        </w:rPr>
+        <w:t xml:space="preserve">. Public Health Agency of Sweden; 2024.</w:t>
       </w:r>
     </w:p>
     <w:p>
@@ -2572,7 +2645,7 @@
           <w:sz w:val="22"/>
           <w:szCs w:val="22"/>
         </w:rPr>
-        <w:t xml:space="preserve">24. King D, Radunz M, Galanis CR, Quinney B, Wade TD. Phones off while school's on: evaluating problematic phone use and the social, wellbeing, and academic effects of banning phones in schools. </w:t>
+        <w:t xml:space="preserve">24. Xiao Y, Meng Y, Brown TT, Keyes KM, Mann JJ. Addictive screen use trajectories and suicidal behaviors, suicidal ideation, and mental health in US youths. </w:t>
       </w:r>
       <w:r>
         <w:rPr>
@@ -2582,19 +2655,19 @@
           <w:sz w:val="22"/>
           <w:szCs w:val="22"/>
         </w:rPr>
-        <w:t xml:space="preserve">J Behav Addict</w:t>
-      </w:r>
-      <w:r>
-        <w:rPr>
-          <w:rFonts w:ascii="Arial" w:cs="Arial" w:eastAsia="Arial" w:hAnsi="Arial"/>
-          <w:b w:val="false"/>
-          <w:bCs w:val="false"/>
-          <w:i w:val="false"/>
-          <w:iCs w:val="false"/>
-          <w:sz w:val="22"/>
-          <w:szCs w:val="22"/>
-        </w:rPr>
-        <w:t xml:space="preserve">. 2024;13:913-922. doi:10.1556/2006.2024.00058</w:t>
+        <w:t xml:space="preserve">JAMA</w:t>
+      </w:r>
+      <w:r>
+        <w:rPr>
+          <w:rFonts w:ascii="Arial" w:cs="Arial" w:eastAsia="Arial" w:hAnsi="Arial"/>
+          <w:b w:val="false"/>
+          <w:bCs w:val="false"/>
+          <w:i w:val="false"/>
+          <w:iCs w:val="false"/>
+          <w:sz w:val="22"/>
+          <w:szCs w:val="22"/>
+        </w:rPr>
+        <w:t xml:space="preserve">. 2025;334(3):219-228. doi:10.1001/jama.2025.7829</w:t>
       </w:r>
     </w:p>
     <w:p>
@@ -2612,7 +2685,127 @@
           <w:sz w:val="22"/>
           <w:szCs w:val="22"/>
         </w:rPr>
-        <w:t xml:space="preserve">25. Problematic smartphone use and mental health trajectories during Brazil's first-year school-hour restrictions. </w:t>
+        <w:t xml:space="preserve">25. Lee C, Kim H, Hong A. Ex-post evaluation of illegalizing juvenile online game after midnight: a case of shutdown policy in South Korea. </w:t>
+      </w:r>
+      <w:r>
+        <w:rPr>
+          <w:rFonts w:ascii="Arial" w:cs="Arial" w:eastAsia="Arial" w:hAnsi="Arial"/>
+          <w:i/>
+          <w:iCs/>
+          <w:sz w:val="22"/>
+          <w:szCs w:val="22"/>
+        </w:rPr>
+        <w:t xml:space="preserve">Telemat Inform</w:t>
+      </w:r>
+      <w:r>
+        <w:rPr>
+          <w:rFonts w:ascii="Arial" w:cs="Arial" w:eastAsia="Arial" w:hAnsi="Arial"/>
+          <w:b w:val="false"/>
+          <w:bCs w:val="false"/>
+          <w:i w:val="false"/>
+          <w:iCs w:val="false"/>
+          <w:sz w:val="22"/>
+          <w:szCs w:val="22"/>
+        </w:rPr>
+        <w:t xml:space="preserve">. 2017;34(8):1597-1606. doi:10.1016/j.tele.2017.07.006</w:t>
+      </w:r>
+    </w:p>
+    <w:p>
+      <w:pPr>
+        <w:spacing w:after="120" w:line="240" w:lineRule="auto"/>
+        <w:ind w:left="720" w:hanging="720"/>
+      </w:pPr>
+      <w:r>
+        <w:rPr>
+          <w:rFonts w:ascii="Arial" w:cs="Arial" w:eastAsia="Arial" w:hAnsi="Arial"/>
+          <w:b w:val="false"/>
+          <w:bCs w:val="false"/>
+          <w:i w:val="false"/>
+          <w:iCs w:val="false"/>
+          <w:sz w:val="22"/>
+          <w:szCs w:val="22"/>
+        </w:rPr>
+        <w:t xml:space="preserve">26. Zhou X, Liao M, Gorowska M, Chen X, Li Y. Compliance and alternative behaviors of heavy gamers in adolescents to Chinese online gaming restriction policy. </w:t>
+      </w:r>
+      <w:r>
+        <w:rPr>
+          <w:rFonts w:ascii="Arial" w:cs="Arial" w:eastAsia="Arial" w:hAnsi="Arial"/>
+          <w:i/>
+          <w:iCs/>
+          <w:sz w:val="22"/>
+          <w:szCs w:val="22"/>
+        </w:rPr>
+        <w:t xml:space="preserve">J Behav Addict</w:t>
+      </w:r>
+      <w:r>
+        <w:rPr>
+          <w:rFonts w:ascii="Arial" w:cs="Arial" w:eastAsia="Arial" w:hAnsi="Arial"/>
+          <w:b w:val="false"/>
+          <w:bCs w:val="false"/>
+          <w:i w:val="false"/>
+          <w:iCs w:val="false"/>
+          <w:sz w:val="22"/>
+          <w:szCs w:val="22"/>
+        </w:rPr>
+        <w:t xml:space="preserve">. 2024;13:687-692. doi:10.1556/2006.2024.00021</w:t>
+      </w:r>
+    </w:p>
+    <w:p>
+      <w:pPr>
+        <w:spacing w:after="120" w:line="240" w:lineRule="auto"/>
+        <w:ind w:left="720" w:hanging="720"/>
+      </w:pPr>
+      <w:r>
+        <w:rPr>
+          <w:rFonts w:ascii="Arial" w:cs="Arial" w:eastAsia="Arial" w:hAnsi="Arial"/>
+          <w:b w:val="false"/>
+          <w:bCs w:val="false"/>
+          <w:i w:val="false"/>
+          <w:iCs w:val="false"/>
+          <w:sz w:val="22"/>
+          <w:szCs w:val="22"/>
+        </w:rPr>
+        <w:t xml:space="preserve">27. King D, Radunz M, Galanis CR, Quinney B, Wade TD. Phones off while school's on: evaluating problematic phone use and the social, wellbeing, and academic effects of banning phones in schools. </w:t>
+      </w:r>
+      <w:r>
+        <w:rPr>
+          <w:rFonts w:ascii="Arial" w:cs="Arial" w:eastAsia="Arial" w:hAnsi="Arial"/>
+          <w:i/>
+          <w:iCs/>
+          <w:sz w:val="22"/>
+          <w:szCs w:val="22"/>
+        </w:rPr>
+        <w:t xml:space="preserve">J Behav Addict</w:t>
+      </w:r>
+      <w:r>
+        <w:rPr>
+          <w:rFonts w:ascii="Arial" w:cs="Arial" w:eastAsia="Arial" w:hAnsi="Arial"/>
+          <w:b w:val="false"/>
+          <w:bCs w:val="false"/>
+          <w:i w:val="false"/>
+          <w:iCs w:val="false"/>
+          <w:sz w:val="22"/>
+          <w:szCs w:val="22"/>
+        </w:rPr>
+        <w:t xml:space="preserve">. 2024;13:913-922. doi:10.1556/2006.2024.00058</w:t>
+      </w:r>
+    </w:p>
+    <w:p>
+      <w:pPr>
+        <w:spacing w:after="120" w:line="240" w:lineRule="auto"/>
+        <w:ind w:left="720" w:hanging="720"/>
+      </w:pPr>
+      <w:r>
+        <w:rPr>
+          <w:rFonts w:ascii="Arial" w:cs="Arial" w:eastAsia="Arial" w:hAnsi="Arial"/>
+          <w:b w:val="false"/>
+          <w:bCs w:val="false"/>
+          <w:i w:val="false"/>
+          <w:iCs w:val="false"/>
+          <w:sz w:val="22"/>
+          <w:szCs w:val="22"/>
+        </w:rPr>
+        <w:t xml:space="preserve">28. Problematic smartphone use and mental health trajectories during Brazil's first-year school-hour restrictions. </w:t>
       </w:r>
       <w:r>
         <w:rPr>
@@ -5635,13 +5828,13 @@
         </w:tblBorders>
       </w:tblPr>
       <w:tblGrid>
-        <w:gridCol w:w="1302"/>
-        <w:gridCol w:w="1813"/>
-        <w:gridCol w:w="2614"/>
-        <w:gridCol w:w="1813"/>
-        <w:gridCol w:w="1841"/>
-        <w:gridCol w:w="2739"/>
-        <w:gridCol w:w="1558"/>
+        <w:gridCol w:w="1298"/>
+        <w:gridCol w:w="1850"/>
+        <w:gridCol w:w="2606"/>
+        <w:gridCol w:w="1808"/>
+        <w:gridCol w:w="1836"/>
+        <w:gridCol w:w="2731"/>
+        <w:gridCol w:w="1551"/>
       </w:tblGrid>
       <w:tr>
         <w:trPr>
@@ -5649,7 +5842,7 @@
         </w:trPr>
         <w:tc>
           <w:tcPr>
-            <w:tcW w:type="dxa" w:w="1302"/>
+            <w:tcW w:type="dxa" w:w="1298"/>
             <w:shd w:fill="E8E8E8" w:color="auto" w:val="clear"/>
             <w:tcMar>
               <w:top w:type="dxa" w:w="60"/>
@@ -5678,7 +5871,7 @@
         </w:tc>
         <w:tc>
           <w:tcPr>
-            <w:tcW w:type="dxa" w:w="1813"/>
+            <w:tcW w:type="dxa" w:w="1850"/>
             <w:shd w:fill="E8E8E8" w:color="auto" w:val="clear"/>
             <w:tcMar>
               <w:top w:type="dxa" w:w="60"/>
@@ -5707,7 +5900,7 @@
         </w:tc>
         <w:tc>
           <w:tcPr>
-            <w:tcW w:type="dxa" w:w="2614"/>
+            <w:tcW w:type="dxa" w:w="2606"/>
             <w:shd w:fill="E8E8E8" w:color="auto" w:val="clear"/>
             <w:tcMar>
               <w:top w:type="dxa" w:w="60"/>
@@ -5736,7 +5929,7 @@
         </w:tc>
         <w:tc>
           <w:tcPr>
-            <w:tcW w:type="dxa" w:w="1813"/>
+            <w:tcW w:type="dxa" w:w="1808"/>
             <w:shd w:fill="E8E8E8" w:color="auto" w:val="clear"/>
             <w:tcMar>
               <w:top w:type="dxa" w:w="60"/>
@@ -5765,7 +5958,7 @@
         </w:tc>
         <w:tc>
           <w:tcPr>
-            <w:tcW w:type="dxa" w:w="1841"/>
+            <w:tcW w:type="dxa" w:w="1836"/>
             <w:shd w:fill="E8E8E8" w:color="auto" w:val="clear"/>
             <w:tcMar>
               <w:top w:type="dxa" w:w="60"/>
@@ -5794,7 +5987,7 @@
         </w:tc>
         <w:tc>
           <w:tcPr>
-            <w:tcW w:type="dxa" w:w="2739"/>
+            <w:tcW w:type="dxa" w:w="2731"/>
             <w:shd w:fill="E8E8E8" w:color="auto" w:val="clear"/>
             <w:tcMar>
               <w:top w:type="dxa" w:w="60"/>
@@ -5823,7 +6016,7 @@
         </w:tc>
         <w:tc>
           <w:tcPr>
-            <w:tcW w:type="dxa" w:w="1558"/>
+            <w:tcW w:type="dxa" w:w="1551"/>
             <w:shd w:fill="E8E8E8" w:color="auto" w:val="clear"/>
             <w:tcMar>
               <w:top w:type="dxa" w:w="60"/>
@@ -5857,7 +6050,7 @@
         </w:trPr>
         <w:tc>
           <w:tcPr>
-            <w:tcW w:type="dxa" w:w="1302"/>
+            <w:tcW w:type="dxa" w:w="1298"/>
             <w:tcMar>
               <w:top w:type="dxa" w:w="60"/>
               <w:left w:type="dxa" w:w="90"/>
@@ -5885,7 +6078,7 @@
         </w:tc>
         <w:tc>
           <w:tcPr>
-            <w:tcW w:type="dxa" w:w="1813"/>
+            <w:tcW w:type="dxa" w:w="1850"/>
             <w:tcMar>
               <w:top w:type="dxa" w:w="60"/>
               <w:left w:type="dxa" w:w="90"/>
@@ -5913,7 +6106,7 @@
         </w:tc>
         <w:tc>
           <w:tcPr>
-            <w:tcW w:type="dxa" w:w="2614"/>
+            <w:tcW w:type="dxa" w:w="2606"/>
             <w:tcMar>
               <w:top w:type="dxa" w:w="60"/>
               <w:left w:type="dxa" w:w="90"/>
@@ -5941,7 +6134,7 @@
         </w:tc>
         <w:tc>
           <w:tcPr>
-            <w:tcW w:type="dxa" w:w="1813"/>
+            <w:tcW w:type="dxa" w:w="1808"/>
             <w:tcMar>
               <w:top w:type="dxa" w:w="60"/>
               <w:left w:type="dxa" w:w="90"/>
@@ -5969,7 +6162,7 @@
         </w:tc>
         <w:tc>
           <w:tcPr>
-            <w:tcW w:type="dxa" w:w="1841"/>
+            <w:tcW w:type="dxa" w:w="1836"/>
             <w:tcMar>
               <w:top w:type="dxa" w:w="60"/>
               <w:left w:type="dxa" w:w="90"/>
@@ -5997,7 +6190,7 @@
         </w:tc>
         <w:tc>
           <w:tcPr>
-            <w:tcW w:type="dxa" w:w="2739"/>
+            <w:tcW w:type="dxa" w:w="2731"/>
             <w:tcMar>
               <w:top w:type="dxa" w:w="60"/>
               <w:left w:type="dxa" w:w="90"/>
@@ -6025,7 +6218,7 @@
         </w:tc>
         <w:tc>
           <w:tcPr>
-            <w:tcW w:type="dxa" w:w="1558"/>
+            <w:tcW w:type="dxa" w:w="1551"/>
             <w:tcMar>
               <w:top w:type="dxa" w:w="60"/>
               <w:left w:type="dxa" w:w="90"/>
@@ -6058,7 +6251,7 @@
         </w:trPr>
         <w:tc>
           <w:tcPr>
-            <w:tcW w:type="dxa" w:w="1302"/>
+            <w:tcW w:type="dxa" w:w="1298"/>
             <w:tcMar>
               <w:top w:type="dxa" w:w="60"/>
               <w:left w:type="dxa" w:w="90"/>
@@ -6086,7 +6279,7 @@
         </w:tc>
         <w:tc>
           <w:tcPr>
-            <w:tcW w:type="dxa" w:w="1813"/>
+            <w:tcW w:type="dxa" w:w="1850"/>
             <w:tcMar>
               <w:top w:type="dxa" w:w="60"/>
               <w:left w:type="dxa" w:w="90"/>
@@ -6114,7 +6307,7 @@
         </w:tc>
         <w:tc>
           <w:tcPr>
-            <w:tcW w:type="dxa" w:w="2614"/>
+            <w:tcW w:type="dxa" w:w="2606"/>
             <w:tcMar>
               <w:top w:type="dxa" w:w="60"/>
               <w:left w:type="dxa" w:w="90"/>
@@ -6142,7 +6335,7 @@
         </w:tc>
         <w:tc>
           <w:tcPr>
-            <w:tcW w:type="dxa" w:w="1813"/>
+            <w:tcW w:type="dxa" w:w="1808"/>
             <w:tcMar>
               <w:top w:type="dxa" w:w="60"/>
               <w:left w:type="dxa" w:w="90"/>
@@ -6170,7 +6363,7 @@
         </w:tc>
         <w:tc>
           <w:tcPr>
-            <w:tcW w:type="dxa" w:w="1841"/>
+            <w:tcW w:type="dxa" w:w="1836"/>
             <w:tcMar>
               <w:top w:type="dxa" w:w="60"/>
               <w:left w:type="dxa" w:w="90"/>
@@ -6198,7 +6391,7 @@
         </w:tc>
         <w:tc>
           <w:tcPr>
-            <w:tcW w:type="dxa" w:w="2739"/>
+            <w:tcW w:type="dxa" w:w="2731"/>
             <w:tcMar>
               <w:top w:type="dxa" w:w="60"/>
               <w:left w:type="dxa" w:w="90"/>
@@ -6226,7 +6419,7 @@
         </w:tc>
         <w:tc>
           <w:tcPr>
-            <w:tcW w:type="dxa" w:w="1558"/>
+            <w:tcW w:type="dxa" w:w="1551"/>
             <w:tcMar>
               <w:top w:type="dxa" w:w="60"/>
               <w:left w:type="dxa" w:w="90"/>
@@ -6259,7 +6452,7 @@
         </w:trPr>
         <w:tc>
           <w:tcPr>
-            <w:tcW w:type="dxa" w:w="1302"/>
+            <w:tcW w:type="dxa" w:w="1298"/>
             <w:tcMar>
               <w:top w:type="dxa" w:w="60"/>
               <w:left w:type="dxa" w:w="90"/>
@@ -6287,7 +6480,7 @@
         </w:tc>
         <w:tc>
           <w:tcPr>
-            <w:tcW w:type="dxa" w:w="1813"/>
+            <w:tcW w:type="dxa" w:w="1850"/>
             <w:tcMar>
               <w:top w:type="dxa" w:w="60"/>
               <w:left w:type="dxa" w:w="90"/>
@@ -6315,7 +6508,7 @@
         </w:tc>
         <w:tc>
           <w:tcPr>
-            <w:tcW w:type="dxa" w:w="2614"/>
+            <w:tcW w:type="dxa" w:w="2606"/>
             <w:tcMar>
               <w:top w:type="dxa" w:w="60"/>
               <w:left w:type="dxa" w:w="90"/>
@@ -6343,7 +6536,7 @@
         </w:tc>
         <w:tc>
           <w:tcPr>
-            <w:tcW w:type="dxa" w:w="1813"/>
+            <w:tcW w:type="dxa" w:w="1808"/>
             <w:tcMar>
               <w:top w:type="dxa" w:w="60"/>
               <w:left w:type="dxa" w:w="90"/>
@@ -6371,7 +6564,7 @@
         </w:tc>
         <w:tc>
           <w:tcPr>
-            <w:tcW w:type="dxa" w:w="1841"/>
+            <w:tcW w:type="dxa" w:w="1836"/>
             <w:tcMar>
               <w:top w:type="dxa" w:w="60"/>
               <w:left w:type="dxa" w:w="90"/>
@@ -6399,7 +6592,7 @@
         </w:tc>
         <w:tc>
           <w:tcPr>
-            <w:tcW w:type="dxa" w:w="2739"/>
+            <w:tcW w:type="dxa" w:w="2731"/>
             <w:tcMar>
               <w:top w:type="dxa" w:w="60"/>
               <w:left w:type="dxa" w:w="90"/>
@@ -6427,7 +6620,7 @@
         </w:tc>
         <w:tc>
           <w:tcPr>
-            <w:tcW w:type="dxa" w:w="1558"/>
+            <w:tcW w:type="dxa" w:w="1551"/>
             <w:tcMar>
               <w:top w:type="dxa" w:w="60"/>
               <w:left w:type="dxa" w:w="90"/>
@@ -6460,7 +6653,7 @@
         </w:trPr>
         <w:tc>
           <w:tcPr>
-            <w:tcW w:type="dxa" w:w="1302"/>
+            <w:tcW w:type="dxa" w:w="1298"/>
             <w:tcMar>
               <w:top w:type="dxa" w:w="60"/>
               <w:left w:type="dxa" w:w="90"/>
@@ -6488,7 +6681,7 @@
         </w:tc>
         <w:tc>
           <w:tcPr>
-            <w:tcW w:type="dxa" w:w="1813"/>
+            <w:tcW w:type="dxa" w:w="1850"/>
             <w:tcMar>
               <w:top w:type="dxa" w:w="60"/>
               <w:left w:type="dxa" w:w="90"/>
@@ -6516,7 +6709,7 @@
         </w:tc>
         <w:tc>
           <w:tcPr>
-            <w:tcW w:type="dxa" w:w="2614"/>
+            <w:tcW w:type="dxa" w:w="2606"/>
             <w:tcMar>
               <w:top w:type="dxa" w:w="60"/>
               <w:left w:type="dxa" w:w="90"/>
@@ -6544,7 +6737,7 @@
         </w:tc>
         <w:tc>
           <w:tcPr>
-            <w:tcW w:type="dxa" w:w="1813"/>
+            <w:tcW w:type="dxa" w:w="1808"/>
             <w:tcMar>
               <w:top w:type="dxa" w:w="60"/>
               <w:left w:type="dxa" w:w="90"/>
@@ -6572,7 +6765,7 @@
         </w:tc>
         <w:tc>
           <w:tcPr>
-            <w:tcW w:type="dxa" w:w="1841"/>
+            <w:tcW w:type="dxa" w:w="1836"/>
             <w:tcMar>
               <w:top w:type="dxa" w:w="60"/>
               <w:left w:type="dxa" w:w="90"/>
@@ -6600,7 +6793,7 @@
         </w:tc>
         <w:tc>
           <w:tcPr>
-            <w:tcW w:type="dxa" w:w="2739"/>
+            <w:tcW w:type="dxa" w:w="2731"/>
             <w:tcMar>
               <w:top w:type="dxa" w:w="60"/>
               <w:left w:type="dxa" w:w="90"/>
@@ -6628,7 +6821,7 @@
         </w:tc>
         <w:tc>
           <w:tcPr>
-            <w:tcW w:type="dxa" w:w="1558"/>
+            <w:tcW w:type="dxa" w:w="1551"/>
             <w:tcMar>
               <w:top w:type="dxa" w:w="60"/>
               <w:left w:type="dxa" w:w="90"/>
@@ -6661,7 +6854,7 @@
         </w:trPr>
         <w:tc>
           <w:tcPr>
-            <w:tcW w:type="dxa" w:w="1302"/>
+            <w:tcW w:type="dxa" w:w="1298"/>
             <w:tcMar>
               <w:top w:type="dxa" w:w="60"/>
               <w:left w:type="dxa" w:w="90"/>
@@ -6689,7 +6882,7 @@
         </w:tc>
         <w:tc>
           <w:tcPr>
-            <w:tcW w:type="dxa" w:w="1813"/>
+            <w:tcW w:type="dxa" w:w="1850"/>
             <w:tcMar>
               <w:top w:type="dxa" w:w="60"/>
               <w:left w:type="dxa" w:w="90"/>
@@ -6717,7 +6910,7 @@
         </w:tc>
         <w:tc>
           <w:tcPr>
-            <w:tcW w:type="dxa" w:w="2614"/>
+            <w:tcW w:type="dxa" w:w="2606"/>
             <w:tcMar>
               <w:top w:type="dxa" w:w="60"/>
               <w:left w:type="dxa" w:w="90"/>
@@ -6745,7 +6938,7 @@
         </w:tc>
         <w:tc>
           <w:tcPr>
-            <w:tcW w:type="dxa" w:w="1813"/>
+            <w:tcW w:type="dxa" w:w="1808"/>
             <w:tcMar>
               <w:top w:type="dxa" w:w="60"/>
               <w:left w:type="dxa" w:w="90"/>
@@ -6773,7 +6966,7 @@
         </w:tc>
         <w:tc>
           <w:tcPr>
-            <w:tcW w:type="dxa" w:w="1841"/>
+            <w:tcW w:type="dxa" w:w="1836"/>
             <w:tcMar>
               <w:top w:type="dxa" w:w="60"/>
               <w:left w:type="dxa" w:w="90"/>
@@ -6801,7 +6994,7 @@
         </w:tc>
         <w:tc>
           <w:tcPr>
-            <w:tcW w:type="dxa" w:w="2739"/>
+            <w:tcW w:type="dxa" w:w="2731"/>
             <w:tcMar>
               <w:top w:type="dxa" w:w="60"/>
               <w:left w:type="dxa" w:w="90"/>
@@ -6829,7 +7022,7 @@
         </w:tc>
         <w:tc>
           <w:tcPr>
-            <w:tcW w:type="dxa" w:w="1558"/>
+            <w:tcW w:type="dxa" w:w="1551"/>
             <w:tcMar>
               <w:top w:type="dxa" w:w="60"/>
               <w:left w:type="dxa" w:w="90"/>
@@ -6862,7 +7055,7 @@
         </w:trPr>
         <w:tc>
           <w:tcPr>
-            <w:tcW w:type="dxa" w:w="1302"/>
+            <w:tcW w:type="dxa" w:w="1298"/>
             <w:tcMar>
               <w:top w:type="dxa" w:w="60"/>
               <w:left w:type="dxa" w:w="90"/>
@@ -6890,7 +7083,7 @@
         </w:tc>
         <w:tc>
           <w:tcPr>
-            <w:tcW w:type="dxa" w:w="1813"/>
+            <w:tcW w:type="dxa" w:w="1850"/>
             <w:tcMar>
               <w:top w:type="dxa" w:w="60"/>
               <w:left w:type="dxa" w:w="90"/>
@@ -6918,7 +7111,7 @@
         </w:tc>
         <w:tc>
           <w:tcPr>
-            <w:tcW w:type="dxa" w:w="2614"/>
+            <w:tcW w:type="dxa" w:w="2606"/>
             <w:tcMar>
               <w:top w:type="dxa" w:w="60"/>
               <w:left w:type="dxa" w:w="90"/>
@@ -6946,7 +7139,7 @@
         </w:tc>
         <w:tc>
           <w:tcPr>
-            <w:tcW w:type="dxa" w:w="1813"/>
+            <w:tcW w:type="dxa" w:w="1808"/>
             <w:tcMar>
               <w:top w:type="dxa" w:w="60"/>
               <w:left w:type="dxa" w:w="90"/>
@@ -6974,7 +7167,7 @@
         </w:tc>
         <w:tc>
           <w:tcPr>
-            <w:tcW w:type="dxa" w:w="1841"/>
+            <w:tcW w:type="dxa" w:w="1836"/>
             <w:tcMar>
               <w:top w:type="dxa" w:w="60"/>
               <w:left w:type="dxa" w:w="90"/>
@@ -7002,7 +7195,7 @@
         </w:tc>
         <w:tc>
           <w:tcPr>
-            <w:tcW w:type="dxa" w:w="2739"/>
+            <w:tcW w:type="dxa" w:w="2731"/>
             <w:tcMar>
               <w:top w:type="dxa" w:w="60"/>
               <w:left w:type="dxa" w:w="90"/>
@@ -7030,7 +7223,7 @@
         </w:tc>
         <w:tc>
           <w:tcPr>
-            <w:tcW w:type="dxa" w:w="1558"/>
+            <w:tcW w:type="dxa" w:w="1551"/>
             <w:tcMar>
               <w:top w:type="dxa" w:w="60"/>
               <w:left w:type="dxa" w:w="90"/>
@@ -7063,7 +7256,7 @@
         </w:trPr>
         <w:tc>
           <w:tcPr>
-            <w:tcW w:type="dxa" w:w="1302"/>
+            <w:tcW w:type="dxa" w:w="1298"/>
             <w:tcMar>
               <w:top w:type="dxa" w:w="60"/>
               <w:left w:type="dxa" w:w="90"/>
@@ -7091,7 +7284,7 @@
         </w:tc>
         <w:tc>
           <w:tcPr>
-            <w:tcW w:type="dxa" w:w="1813"/>
+            <w:tcW w:type="dxa" w:w="1850"/>
             <w:tcMar>
               <w:top w:type="dxa" w:w="60"/>
               <w:left w:type="dxa" w:w="90"/>
@@ -7119,7 +7312,7 @@
         </w:tc>
         <w:tc>
           <w:tcPr>
-            <w:tcW w:type="dxa" w:w="2614"/>
+            <w:tcW w:type="dxa" w:w="2606"/>
             <w:tcMar>
               <w:top w:type="dxa" w:w="60"/>
               <w:left w:type="dxa" w:w="90"/>
@@ -7147,7 +7340,7 @@
         </w:tc>
         <w:tc>
           <w:tcPr>
-            <w:tcW w:type="dxa" w:w="1813"/>
+            <w:tcW w:type="dxa" w:w="1808"/>
             <w:tcMar>
               <w:top w:type="dxa" w:w="60"/>
               <w:left w:type="dxa" w:w="90"/>
@@ -7175,7 +7368,7 @@
         </w:tc>
         <w:tc>
           <w:tcPr>
-            <w:tcW w:type="dxa" w:w="1841"/>
+            <w:tcW w:type="dxa" w:w="1836"/>
             <w:tcMar>
               <w:top w:type="dxa" w:w="60"/>
               <w:left w:type="dxa" w:w="90"/>
@@ -7203,7 +7396,7 @@
         </w:tc>
         <w:tc>
           <w:tcPr>
-            <w:tcW w:type="dxa" w:w="2739"/>
+            <w:tcW w:type="dxa" w:w="2731"/>
             <w:tcMar>
               <w:top w:type="dxa" w:w="60"/>
               <w:left w:type="dxa" w:w="90"/>
@@ -7231,7 +7424,7 @@
         </w:tc>
         <w:tc>
           <w:tcPr>
-            <w:tcW w:type="dxa" w:w="1558"/>
+            <w:tcW w:type="dxa" w:w="1551"/>
             <w:tcMar>
               <w:top w:type="dxa" w:w="60"/>
               <w:left w:type="dxa" w:w="90"/>
@@ -7264,7 +7457,7 @@
         </w:trPr>
         <w:tc>
           <w:tcPr>
-            <w:tcW w:type="dxa" w:w="1302"/>
+            <w:tcW w:type="dxa" w:w="1298"/>
             <w:tcMar>
               <w:top w:type="dxa" w:w="60"/>
               <w:left w:type="dxa" w:w="90"/>
@@ -7292,7 +7485,7 @@
         </w:tc>
         <w:tc>
           <w:tcPr>
-            <w:tcW w:type="dxa" w:w="1813"/>
+            <w:tcW w:type="dxa" w:w="1850"/>
             <w:tcMar>
               <w:top w:type="dxa" w:w="60"/>
               <w:left w:type="dxa" w:w="90"/>
@@ -7320,7 +7513,7 @@
         </w:tc>
         <w:tc>
           <w:tcPr>
-            <w:tcW w:type="dxa" w:w="2614"/>
+            <w:tcW w:type="dxa" w:w="2606"/>
             <w:tcMar>
               <w:top w:type="dxa" w:w="60"/>
               <w:left w:type="dxa" w:w="90"/>
@@ -7348,7 +7541,7 @@
         </w:tc>
         <w:tc>
           <w:tcPr>
-            <w:tcW w:type="dxa" w:w="1813"/>
+            <w:tcW w:type="dxa" w:w="1808"/>
             <w:tcMar>
               <w:top w:type="dxa" w:w="60"/>
               <w:left w:type="dxa" w:w="90"/>
@@ -7376,7 +7569,7 @@
         </w:tc>
         <w:tc>
           <w:tcPr>
-            <w:tcW w:type="dxa" w:w="1841"/>
+            <w:tcW w:type="dxa" w:w="1836"/>
             <w:tcMar>
               <w:top w:type="dxa" w:w="60"/>
               <w:left w:type="dxa" w:w="90"/>
@@ -7404,7 +7597,7 @@
         </w:tc>
         <w:tc>
           <w:tcPr>
-            <w:tcW w:type="dxa" w:w="2739"/>
+            <w:tcW w:type="dxa" w:w="2731"/>
             <w:tcMar>
               <w:top w:type="dxa" w:w="60"/>
               <w:left w:type="dxa" w:w="90"/>
@@ -7432,7 +7625,7 @@
         </w:tc>
         <w:tc>
           <w:tcPr>
-            <w:tcW w:type="dxa" w:w="1558"/>
+            <w:tcW w:type="dxa" w:w="1551"/>
             <w:tcMar>
               <w:top w:type="dxa" w:w="60"/>
               <w:left w:type="dxa" w:w="90"/>
@@ -7465,7 +7658,7 @@
         </w:trPr>
         <w:tc>
           <w:tcPr>
-            <w:tcW w:type="dxa" w:w="1302"/>
+            <w:tcW w:type="dxa" w:w="1298"/>
             <w:tcMar>
               <w:top w:type="dxa" w:w="60"/>
               <w:left w:type="dxa" w:w="90"/>
@@ -7493,7 +7686,7 @@
         </w:tc>
         <w:tc>
           <w:tcPr>
-            <w:tcW w:type="dxa" w:w="1813"/>
+            <w:tcW w:type="dxa" w:w="1850"/>
             <w:tcMar>
               <w:top w:type="dxa" w:w="60"/>
               <w:left w:type="dxa" w:w="90"/>
@@ -7521,7 +7714,7 @@
         </w:tc>
         <w:tc>
           <w:tcPr>
-            <w:tcW w:type="dxa" w:w="2614"/>
+            <w:tcW w:type="dxa" w:w="2606"/>
             <w:tcMar>
               <w:top w:type="dxa" w:w="60"/>
               <w:left w:type="dxa" w:w="90"/>
@@ -7549,7 +7742,7 @@
         </w:tc>
         <w:tc>
           <w:tcPr>
-            <w:tcW w:type="dxa" w:w="1813"/>
+            <w:tcW w:type="dxa" w:w="1808"/>
             <w:tcMar>
               <w:top w:type="dxa" w:w="60"/>
               <w:left w:type="dxa" w:w="90"/>
@@ -7577,7 +7770,7 @@
         </w:tc>
         <w:tc>
           <w:tcPr>
-            <w:tcW w:type="dxa" w:w="1841"/>
+            <w:tcW w:type="dxa" w:w="1836"/>
             <w:tcMar>
               <w:top w:type="dxa" w:w="60"/>
               <w:left w:type="dxa" w:w="90"/>
@@ -7605,7 +7798,7 @@
         </w:tc>
         <w:tc>
           <w:tcPr>
-            <w:tcW w:type="dxa" w:w="2739"/>
+            <w:tcW w:type="dxa" w:w="2731"/>
             <w:tcMar>
               <w:top w:type="dxa" w:w="60"/>
               <w:left w:type="dxa" w:w="90"/>
@@ -7633,7 +7826,7 @@
         </w:tc>
         <w:tc>
           <w:tcPr>
-            <w:tcW w:type="dxa" w:w="1558"/>
+            <w:tcW w:type="dxa" w:w="1551"/>
             <w:tcMar>
               <w:top w:type="dxa" w:w="60"/>
               <w:left w:type="dxa" w:w="90"/>
@@ -7666,7 +7859,7 @@
         </w:trPr>
         <w:tc>
           <w:tcPr>
-            <w:tcW w:type="dxa" w:w="1302"/>
+            <w:tcW w:type="dxa" w:w="1298"/>
             <w:tcMar>
               <w:top w:type="dxa" w:w="60"/>
               <w:left w:type="dxa" w:w="90"/>
@@ -7694,7 +7887,7 @@
         </w:tc>
         <w:tc>
           <w:tcPr>
-            <w:tcW w:type="dxa" w:w="1813"/>
+            <w:tcW w:type="dxa" w:w="1850"/>
             <w:tcMar>
               <w:top w:type="dxa" w:w="60"/>
               <w:left w:type="dxa" w:w="90"/>
@@ -7722,7 +7915,7 @@
         </w:tc>
         <w:tc>
           <w:tcPr>
-            <w:tcW w:type="dxa" w:w="2614"/>
+            <w:tcW w:type="dxa" w:w="2606"/>
             <w:tcMar>
               <w:top w:type="dxa" w:w="60"/>
               <w:left w:type="dxa" w:w="90"/>
@@ -7750,7 +7943,7 @@
         </w:tc>
         <w:tc>
           <w:tcPr>
-            <w:tcW w:type="dxa" w:w="1813"/>
+            <w:tcW w:type="dxa" w:w="1808"/>
             <w:tcMar>
               <w:top w:type="dxa" w:w="60"/>
               <w:left w:type="dxa" w:w="90"/>
@@ -7778,7 +7971,7 @@
         </w:tc>
         <w:tc>
           <w:tcPr>
-            <w:tcW w:type="dxa" w:w="1841"/>
+            <w:tcW w:type="dxa" w:w="1836"/>
             <w:tcMar>
               <w:top w:type="dxa" w:w="60"/>
               <w:left w:type="dxa" w:w="90"/>
@@ -7806,7 +7999,7 @@
         </w:tc>
         <w:tc>
           <w:tcPr>
-            <w:tcW w:type="dxa" w:w="2739"/>
+            <w:tcW w:type="dxa" w:w="2731"/>
             <w:tcMar>
               <w:top w:type="dxa" w:w="60"/>
               <w:left w:type="dxa" w:w="90"/>
@@ -7834,7 +8027,7 @@
         </w:tc>
         <w:tc>
           <w:tcPr>
-            <w:tcW w:type="dxa" w:w="1558"/>
+            <w:tcW w:type="dxa" w:w="1551"/>
             <w:tcMar>
               <w:top w:type="dxa" w:w="60"/>
               <w:left w:type="dxa" w:w="90"/>
@@ -7867,7 +8060,7 @@
         </w:trPr>
         <w:tc>
           <w:tcPr>
-            <w:tcW w:type="dxa" w:w="1302"/>
+            <w:tcW w:type="dxa" w:w="1298"/>
             <w:tcMar>
               <w:top w:type="dxa" w:w="60"/>
               <w:left w:type="dxa" w:w="90"/>
@@ -7895,7 +8088,7 @@
         </w:tc>
         <w:tc>
           <w:tcPr>
-            <w:tcW w:type="dxa" w:w="1813"/>
+            <w:tcW w:type="dxa" w:w="1850"/>
             <w:tcMar>
               <w:top w:type="dxa" w:w="60"/>
               <w:left w:type="dxa" w:w="90"/>
@@ -7923,7 +8116,7 @@
         </w:tc>
         <w:tc>
           <w:tcPr>
-            <w:tcW w:type="dxa" w:w="2614"/>
+            <w:tcW w:type="dxa" w:w="2606"/>
             <w:tcMar>
               <w:top w:type="dxa" w:w="60"/>
               <w:left w:type="dxa" w:w="90"/>
@@ -7951,7 +8144,7 @@
         </w:tc>
         <w:tc>
           <w:tcPr>
-            <w:tcW w:type="dxa" w:w="1813"/>
+            <w:tcW w:type="dxa" w:w="1808"/>
             <w:tcMar>
               <w:top w:type="dxa" w:w="60"/>
               <w:left w:type="dxa" w:w="90"/>
@@ -7979,7 +8172,7 @@
         </w:tc>
         <w:tc>
           <w:tcPr>
-            <w:tcW w:type="dxa" w:w="1841"/>
+            <w:tcW w:type="dxa" w:w="1836"/>
             <w:tcMar>
               <w:top w:type="dxa" w:w="60"/>
               <w:left w:type="dxa" w:w="90"/>
@@ -8007,7 +8200,7 @@
         </w:tc>
         <w:tc>
           <w:tcPr>
-            <w:tcW w:type="dxa" w:w="2739"/>
+            <w:tcW w:type="dxa" w:w="2731"/>
             <w:tcMar>
               <w:top w:type="dxa" w:w="60"/>
               <w:left w:type="dxa" w:w="90"/>
@@ -8035,7 +8228,7 @@
         </w:tc>
         <w:tc>
           <w:tcPr>
-            <w:tcW w:type="dxa" w:w="1558"/>
+            <w:tcW w:type="dxa" w:w="1551"/>
             <w:tcMar>
               <w:top w:type="dxa" w:w="60"/>
               <w:left w:type="dxa" w:w="90"/>
@@ -8068,7 +8261,7 @@
         </w:trPr>
         <w:tc>
           <w:tcPr>
-            <w:tcW w:type="dxa" w:w="1302"/>
+            <w:tcW w:type="dxa" w:w="1298"/>
             <w:tcMar>
               <w:top w:type="dxa" w:w="60"/>
               <w:left w:type="dxa" w:w="90"/>
@@ -8096,7 +8289,7 @@
         </w:tc>
         <w:tc>
           <w:tcPr>
-            <w:tcW w:type="dxa" w:w="1813"/>
+            <w:tcW w:type="dxa" w:w="1850"/>
             <w:tcMar>
               <w:top w:type="dxa" w:w="60"/>
               <w:left w:type="dxa" w:w="90"/>
@@ -8124,7 +8317,7 @@
         </w:tc>
         <w:tc>
           <w:tcPr>
-            <w:tcW w:type="dxa" w:w="2614"/>
+            <w:tcW w:type="dxa" w:w="2606"/>
             <w:tcMar>
               <w:top w:type="dxa" w:w="60"/>
               <w:left w:type="dxa" w:w="90"/>
@@ -8152,7 +8345,7 @@
         </w:tc>
         <w:tc>
           <w:tcPr>
-            <w:tcW w:type="dxa" w:w="1813"/>
+            <w:tcW w:type="dxa" w:w="1808"/>
             <w:tcMar>
               <w:top w:type="dxa" w:w="60"/>
               <w:left w:type="dxa" w:w="90"/>
@@ -8180,7 +8373,7 @@
         </w:tc>
         <w:tc>
           <w:tcPr>
-            <w:tcW w:type="dxa" w:w="1841"/>
+            <w:tcW w:type="dxa" w:w="1836"/>
             <w:tcMar>
               <w:top w:type="dxa" w:w="60"/>
               <w:left w:type="dxa" w:w="90"/>
@@ -8208,7 +8401,7 @@
         </w:tc>
         <w:tc>
           <w:tcPr>
-            <w:tcW w:type="dxa" w:w="2739"/>
+            <w:tcW w:type="dxa" w:w="2731"/>
             <w:tcMar>
               <w:top w:type="dxa" w:w="60"/>
               <w:left w:type="dxa" w:w="90"/>
@@ -8236,7 +8429,7 @@
         </w:tc>
         <w:tc>
           <w:tcPr>
-            <w:tcW w:type="dxa" w:w="1558"/>
+            <w:tcW w:type="dxa" w:w="1551"/>
             <w:tcMar>
               <w:top w:type="dxa" w:w="60"/>
               <w:left w:type="dxa" w:w="90"/>
@@ -8259,6 +8452,408 @@
                 <w:szCs w:val="17"/>
               </w:rPr>
               <w:t xml:space="preserve">Yes</w:t>
+            </w:r>
+          </w:p>
+        </w:tc>
+      </w:tr>
+      <w:tr>
+        <w:trPr>
+          <w:tblHeader w:val="false"/>
+        </w:trPr>
+        <w:tc>
+          <w:tcPr>
+            <w:tcW w:type="dxa" w:w="1298"/>
+            <w:tcMar>
+              <w:top w:type="dxa" w:w="60"/>
+              <w:left w:type="dxa" w:w="90"/>
+              <w:bottom w:type="dxa" w:w="60"/>
+              <w:right w:type="dxa" w:w="90"/>
+            </w:tcMar>
+          </w:tcPr>
+          <w:p>
+            <w:pPr>
+              <w:spacing w:after="0" w:line="240" w:lineRule="auto"/>
+            </w:pPr>
+            <w:r>
+              <w:rPr>
+                <w:rFonts w:ascii="Arial" w:cs="Arial" w:eastAsia="Arial" w:hAnsi="Arial"/>
+                <w:b w:val="false"/>
+                <w:bCs w:val="false"/>
+                <w:i w:val="false"/>
+                <w:iCs w:val="false"/>
+                <w:sz w:val="17"/>
+                <w:szCs w:val="17"/>
+              </w:rPr>
+              <w:t xml:space="preserve">Netherlands</w:t>
+            </w:r>
+          </w:p>
+        </w:tc>
+        <w:tc>
+          <w:tcPr>
+            <w:tcW w:type="dxa" w:w="1850"/>
+            <w:tcMar>
+              <w:top w:type="dxa" w:w="60"/>
+              <w:left w:type="dxa" w:w="90"/>
+              <w:bottom w:type="dxa" w:w="60"/>
+              <w:right w:type="dxa" w:w="90"/>
+            </w:tcMar>
+          </w:tcPr>
+          <w:p>
+            <w:pPr>
+              <w:spacing w:after="0" w:line="240" w:lineRule="auto"/>
+            </w:pPr>
+            <w:r>
+              <w:rPr>
+                <w:rFonts w:ascii="Arial" w:cs="Arial" w:eastAsia="Arial" w:hAnsi="Arial"/>
+                <w:b w:val="false"/>
+                <w:bCs w:val="false"/>
+                <w:i w:val="false"/>
+                <w:iCs w:val="false"/>
+                <w:sz w:val="17"/>
+                <w:szCs w:val="17"/>
+              </w:rPr>
+              <w:t xml:space="preserve">School smartphone bans, partial (classroom) vs full (grounds)</w:t>
+            </w:r>
+          </w:p>
+        </w:tc>
+        <w:tc>
+          <w:tcPr>
+            <w:tcW w:type="dxa" w:w="2606"/>
+            <w:tcMar>
+              <w:top w:type="dxa" w:w="60"/>
+              <w:left w:type="dxa" w:w="90"/>
+              <w:bottom w:type="dxa" w:w="60"/>
+              <w:right w:type="dxa" w:w="90"/>
+            </w:tcMar>
+          </w:tcPr>
+          <w:p>
+            <w:pPr>
+              <w:spacing w:after="0" w:line="240" w:lineRule="auto"/>
+            </w:pPr>
+            <w:r>
+              <w:rPr>
+                <w:rFonts w:ascii="Arial" w:cs="Arial" w:eastAsia="Arial" w:hAnsi="Arial"/>
+                <w:b w:val="false"/>
+                <w:bCs w:val="false"/>
+                <w:i w:val="false"/>
+                <w:iCs w:val="false"/>
+                <w:sz w:val="17"/>
+                <w:szCs w:val="17"/>
+              </w:rPr>
+              <w:t xml:space="preserve">Cross-school comparison of ban intensity, 9 partial-ban vs 15 full-ban schools, EPoSS Study 2024-2025</w:t>
+            </w:r>
+          </w:p>
+        </w:tc>
+        <w:tc>
+          <w:tcPr>
+            <w:tcW w:type="dxa" w:w="1808"/>
+            <w:tcMar>
+              <w:top w:type="dxa" w:w="60"/>
+              <w:left w:type="dxa" w:w="90"/>
+              <w:bottom w:type="dxa" w:w="60"/>
+              <w:right w:type="dxa" w:w="90"/>
+            </w:tcMar>
+          </w:tcPr>
+          <w:p>
+            <w:pPr>
+              <w:spacing w:after="0" w:line="240" w:lineRule="auto"/>
+            </w:pPr>
+            <w:r>
+              <w:rPr>
+                <w:rFonts w:ascii="Arial" w:cs="Arial" w:eastAsia="Arial" w:hAnsi="Arial"/>
+                <w:b w:val="false"/>
+                <w:bCs w:val="false"/>
+                <w:i w:val="false"/>
+                <w:iCs w:val="false"/>
+                <w:sz w:val="17"/>
+                <w:szCs w:val="17"/>
+              </w:rPr>
+              <w:t xml:space="preserve">1,398 (24 schools, mean age 16.2 y, 51.5% female)</w:t>
+            </w:r>
+          </w:p>
+        </w:tc>
+        <w:tc>
+          <w:tcPr>
+            <w:tcW w:type="dxa" w:w="1836"/>
+            <w:tcMar>
+              <w:top w:type="dxa" w:w="60"/>
+              <w:left w:type="dxa" w:w="90"/>
+              <w:bottom w:type="dxa" w:w="60"/>
+              <w:right w:type="dxa" w:w="90"/>
+            </w:tcMar>
+          </w:tcPr>
+          <w:p>
+            <w:pPr>
+              <w:spacing w:after="0" w:line="240" w:lineRule="auto"/>
+            </w:pPr>
+            <w:r>
+              <w:rPr>
+                <w:rFonts w:ascii="Arial" w:cs="Arial" w:eastAsia="Arial" w:hAnsi="Arial"/>
+                <w:b w:val="false"/>
+                <w:bCs w:val="false"/>
+                <w:i w:val="false"/>
+                <w:iCs w:val="false"/>
+                <w:sz w:val="17"/>
+                <w:szCs w:val="17"/>
+              </w:rPr>
+              <w:t xml:space="preserve">Wellbeing, social connectedness at school, bullying</w:t>
+            </w:r>
+          </w:p>
+        </w:tc>
+        <w:tc>
+          <w:tcPr>
+            <w:tcW w:type="dxa" w:w="2731"/>
+            <w:tcMar>
+              <w:top w:type="dxa" w:w="60"/>
+              <w:left w:type="dxa" w:w="90"/>
+              <w:bottom w:type="dxa" w:w="60"/>
+              <w:right w:type="dxa" w:w="90"/>
+            </w:tcMar>
+          </w:tcPr>
+          <w:p>
+            <w:pPr>
+              <w:spacing w:after="0" w:line="240" w:lineRule="auto"/>
+            </w:pPr>
+            <w:r>
+              <w:rPr>
+                <w:rFonts w:ascii="Arial" w:cs="Arial" w:eastAsia="Arial" w:hAnsi="Arial"/>
+                <w:b w:val="false"/>
+                <w:bCs w:val="false"/>
+                <w:i w:val="false"/>
+                <w:iCs w:val="false"/>
+                <w:sz w:val="17"/>
+                <w:szCs w:val="17"/>
+              </w:rPr>
+              <w:t xml:space="preserve">No significant difference on any wellbeing or bullying outcome between partial and full bans. Full bans were associated with LOWER student-teacher connectedness and, among girls, reduced school belonging.</w:t>
+            </w:r>
+          </w:p>
+        </w:tc>
+        <w:tc>
+          <w:tcPr>
+            <w:tcW w:type="dxa" w:w="1551"/>
+            <w:tcMar>
+              <w:top w:type="dxa" w:w="60"/>
+              <w:left w:type="dxa" w:w="90"/>
+              <w:bottom w:type="dxa" w:w="60"/>
+              <w:right w:type="dxa" w:w="90"/>
+            </w:tcMar>
+          </w:tcPr>
+          <w:p>
+            <w:pPr>
+              <w:spacing w:after="0" w:line="240" w:lineRule="auto"/>
+            </w:pPr>
+            <w:r>
+              <w:rPr>
+                <w:rFonts w:ascii="Arial" w:cs="Arial" w:eastAsia="Arial" w:hAnsi="Arial"/>
+                <w:b w:val="false"/>
+                <w:bCs w:val="false"/>
+                <w:i w:val="false"/>
+                <w:iCs w:val="false"/>
+                <w:sz w:val="17"/>
+                <w:szCs w:val="17"/>
+              </w:rPr>
+              <w:t xml:space="preserve">Yes</w:t>
+            </w:r>
+          </w:p>
+        </w:tc>
+      </w:tr>
+      <w:tr>
+        <w:trPr>
+          <w:tblHeader w:val="false"/>
+        </w:trPr>
+        <w:tc>
+          <w:tcPr>
+            <w:tcW w:type="dxa" w:w="1298"/>
+            <w:tcMar>
+              <w:top w:type="dxa" w:w="60"/>
+              <w:left w:type="dxa" w:w="90"/>
+              <w:bottom w:type="dxa" w:w="60"/>
+              <w:right w:type="dxa" w:w="90"/>
+            </w:tcMar>
+          </w:tcPr>
+          <w:p>
+            <w:pPr>
+              <w:spacing w:after="0" w:line="240" w:lineRule="auto"/>
+            </w:pPr>
+            <w:r>
+              <w:rPr>
+                <w:rFonts w:ascii="Arial" w:cs="Arial" w:eastAsia="Arial" w:hAnsi="Arial"/>
+                <w:b w:val="false"/>
+                <w:bCs w:val="false"/>
+                <w:i w:val="false"/>
+                <w:iCs w:val="false"/>
+                <w:sz w:val="17"/>
+                <w:szCs w:val="17"/>
+              </w:rPr>
+              <w:t xml:space="preserve">England</w:t>
+            </w:r>
+          </w:p>
+        </w:tc>
+        <w:tc>
+          <w:tcPr>
+            <w:tcW w:type="dxa" w:w="1850"/>
+            <w:tcMar>
+              <w:top w:type="dxa" w:w="60"/>
+              <w:left w:type="dxa" w:w="90"/>
+              <w:bottom w:type="dxa" w:w="60"/>
+              <w:right w:type="dxa" w:w="90"/>
+            </w:tcMar>
+          </w:tcPr>
+          <w:p>
+            <w:pPr>
+              <w:spacing w:after="0" w:line="240" w:lineRule="auto"/>
+            </w:pPr>
+            <w:r>
+              <w:rPr>
+                <w:rFonts w:ascii="Arial" w:cs="Arial" w:eastAsia="Arial" w:hAnsi="Arial"/>
+                <w:b w:val="false"/>
+                <w:bCs w:val="false"/>
+                <w:i w:val="false"/>
+                <w:iCs w:val="false"/>
+                <w:sz w:val="17"/>
+                <w:szCs w:val="17"/>
+              </w:rPr>
+              <w:t xml:space="preserve">School smartphone policies and digital safeguarding incidents</w:t>
+            </w:r>
+          </w:p>
+        </w:tc>
+        <w:tc>
+          <w:tcPr>
+            <w:tcW w:type="dxa" w:w="2606"/>
+            <w:tcMar>
+              <w:top w:type="dxa" w:w="60"/>
+              <w:left w:type="dxa" w:w="90"/>
+              <w:bottom w:type="dxa" w:w="60"/>
+              <w:right w:type="dxa" w:w="90"/>
+            </w:tcMar>
+          </w:tcPr>
+          <w:p>
+            <w:pPr>
+              <w:spacing w:after="0" w:line="240" w:lineRule="auto"/>
+            </w:pPr>
+            <w:r>
+              <w:rPr>
+                <w:rFonts w:ascii="Arial" w:cs="Arial" w:eastAsia="Arial" w:hAnsi="Arial"/>
+                <w:b w:val="false"/>
+                <w:bCs w:val="false"/>
+                <w:i w:val="false"/>
+                <w:iCs w:val="false"/>
+                <w:sz w:val="17"/>
+                <w:szCs w:val="17"/>
+              </w:rPr>
+              <w:t xml:space="preserve">Cross-sectional, freedom-of-information requests to 114 schools</w:t>
+            </w:r>
+          </w:p>
+        </w:tc>
+        <w:tc>
+          <w:tcPr>
+            <w:tcW w:type="dxa" w:w="1808"/>
+            <w:tcMar>
+              <w:top w:type="dxa" w:w="60"/>
+              <w:left w:type="dxa" w:w="90"/>
+              <w:bottom w:type="dxa" w:w="60"/>
+              <w:right w:type="dxa" w:w="90"/>
+            </w:tcMar>
+          </w:tcPr>
+          <w:p>
+            <w:pPr>
+              <w:spacing w:after="0" w:line="240" w:lineRule="auto"/>
+            </w:pPr>
+            <w:r>
+              <w:rPr>
+                <w:rFonts w:ascii="Arial" w:cs="Arial" w:eastAsia="Arial" w:hAnsi="Arial"/>
+                <w:b w:val="false"/>
+                <w:bCs w:val="false"/>
+                <w:i w:val="false"/>
+                <w:iCs w:val="false"/>
+                <w:sz w:val="17"/>
+                <w:szCs w:val="17"/>
+              </w:rPr>
+              <w:t xml:space="preserve">114 (schools; &gt;90,000 pupils)</w:t>
+            </w:r>
+          </w:p>
+        </w:tc>
+        <w:tc>
+          <w:tcPr>
+            <w:tcW w:type="dxa" w:w="1836"/>
+            <w:tcMar>
+              <w:top w:type="dxa" w:w="60"/>
+              <w:left w:type="dxa" w:w="90"/>
+              <w:bottom w:type="dxa" w:w="60"/>
+              <w:right w:type="dxa" w:w="90"/>
+            </w:tcMar>
+          </w:tcPr>
+          <w:p>
+            <w:pPr>
+              <w:spacing w:after="0" w:line="240" w:lineRule="auto"/>
+            </w:pPr>
+            <w:r>
+              <w:rPr>
+                <w:rFonts w:ascii="Arial" w:cs="Arial" w:eastAsia="Arial" w:hAnsi="Arial"/>
+                <w:b w:val="false"/>
+                <w:bCs w:val="false"/>
+                <w:i w:val="false"/>
+                <w:iCs w:val="false"/>
+                <w:sz w:val="17"/>
+                <w:szCs w:val="17"/>
+              </w:rPr>
+              <w:t xml:space="preserve">Reported digital safeguarding incidents</w:t>
+            </w:r>
+          </w:p>
+        </w:tc>
+        <w:tc>
+          <w:tcPr>
+            <w:tcW w:type="dxa" w:w="2731"/>
+            <w:tcMar>
+              <w:top w:type="dxa" w:w="60"/>
+              <w:left w:type="dxa" w:w="90"/>
+              <w:bottom w:type="dxa" w:w="60"/>
+              <w:right w:type="dxa" w:w="90"/>
+            </w:tcMar>
+          </w:tcPr>
+          <w:p>
+            <w:pPr>
+              <w:spacing w:after="0" w:line="240" w:lineRule="auto"/>
+            </w:pPr>
+            <w:r>
+              <w:rPr>
+                <w:rFonts w:ascii="Arial" w:cs="Arial" w:eastAsia="Arial" w:hAnsi="Arial"/>
+                <w:b w:val="false"/>
+                <w:bCs w:val="false"/>
+                <w:i w:val="false"/>
+                <w:iCs w:val="false"/>
+                <w:sz w:val="17"/>
+                <w:szCs w:val="17"/>
+              </w:rPr>
+              <w:t xml:space="preserve">60 of 114 schools (52.6%) had a policy, with inconsistent use of the word "ban". Digital incidents were 4.9% of all incidents (4183/85 540). Schools with policies, regardless of restrictiveness, reported MORE digital incidents.</w:t>
+            </w:r>
+          </w:p>
+        </w:tc>
+        <w:tc>
+          <w:tcPr>
+            <w:tcW w:type="dxa" w:w="1551"/>
+            <w:tcMar>
+              <w:top w:type="dxa" w:w="60"/>
+              <w:left w:type="dxa" w:w="90"/>
+              <w:bottom w:type="dxa" w:w="60"/>
+              <w:right w:type="dxa" w:w="90"/>
+            </w:tcMar>
+          </w:tcPr>
+          <w:p>
+            <w:pPr>
+              <w:spacing w:after="0" w:line="240" w:lineRule="auto"/>
+            </w:pPr>
+            <w:r>
+              <w:rPr>
+                <w:rFonts w:ascii="Arial" w:cs="Arial" w:eastAsia="Arial" w:hAnsi="Arial"/>
+                <w:b w:val="false"/>
+                <w:bCs w:val="false"/>
+                <w:i w:val="false"/>
+                <w:iCs w:val="false"/>
+                <w:sz w:val="17"/>
+                <w:szCs w:val="17"/>
+              </w:rPr>
+              <w:t xml:space="preserve">No</w:t>
             </w:r>
           </w:p>
         </w:tc>

--- a/manuscript/STEP_manuscript.docx
+++ b/manuscript/STEP_manuscript.docx
@@ -71,7 +71,7 @@
           <w:sz w:val="22"/>
           <w:szCs w:val="22"/>
         </w:rPr>
-        <w:t xml:space="preserve"> Yunyu Xiao, PhD¹ (ORCID 0000-0002-0479-1781); J. John Mann, MD²,³</w:t>
+        <w:t xml:space="preserve"> Yunyu Xiao, PhD¹ (ORCID 0000-0002-0479-1781); Katherine M. Keyes, PhD²; Timothy T. Brown, PhD³; J. John Mann, MD⁴,⁵</w:t>
       </w:r>
     </w:p>
     <w:p>
@@ -98,7 +98,7 @@
           <w:sz w:val="22"/>
           <w:szCs w:val="22"/>
         </w:rPr>
-        <w:t xml:space="preserve"> ¹ Department of Population Health Sciences, Weill Cornell Medicine/NewYork-Presbyterian, New York, New York; ² Departments of Psychiatry and Radiology, Irving Medical Center, Columbia University, New York, New York; ³ Division of Molecular Imaging and Neuropathology, New York State Psychiatric Institute, New York, New York.</w:t>
+        <w:t xml:space="preserve"> ¹ Department of Population Health Sciences, Weill Cornell Medicine/NewYork-Presbyterian, New York, New York; ² Columbia University Mailman School of Public Health, New York, New York; ³ School of Public Health, University of California, Berkeley, Berkeley, California; ⁴ Departments of Psychiatry and Radiology, Irving Medical Center, Columbia University, New York, New York; ⁵ Division of Molecular Imaging and Neuropathology, New York State Psychiatric Institute, New York, New York.</w:t>
       </w:r>
     </w:p>
     <w:p>
@@ -1565,7 +1565,7 @@
           <w:sz w:val="22"/>
           <w:szCs w:val="22"/>
         </w:rPr>
-        <w:t xml:space="preserve"> Dr Xiao had full access to all of the data in the study and takes responsibility for the integrity of the data and the accuracy of the data analysis. [Remaining ICMJE categories to be completed once coauthors are confirmed.]</w:t>
+        <w:t xml:space="preserve"> Dr Xiao had full access to all of the data in the study and takes responsibility for the integrity of the data and the accuracy of the data analysis. [CRediT roles to be completed for all authors before submission.]</w:t>
       </w:r>
     </w:p>
     <w:p>

--- a/manuscript/STEP_manuscript.docx
+++ b/manuscript/STEP_manuscript.docx
@@ -17,7 +17,7 @@
           <w:sz w:val="28"/>
           <w:szCs w:val="28"/>
         </w:rPr>
-        <w:t xml:space="preserve">Recommending Without Testing: The Evidence Gap in Youth Screen Time and Social Media Policy</w:t>
+        <w:t xml:space="preserve">Regulating Hours When Hours May Not Be the Risk: Youth Screen Time and Social Media Policy</w:t>
       </w:r>
     </w:p>
     <w:p>
@@ -152,7 +152,7 @@
           <w:sz w:val="22"/>
           <w:szCs w:val="22"/>
         </w:rPr>
-        <w:t xml:space="preserve"> 2997 (limit 3000)</w:t>
+        <w:t xml:space="preserve"> 2994 (limit 3000)</w:t>
       </w:r>
     </w:p>
     <w:p>
@@ -179,7 +179,7 @@
           <w:sz w:val="22"/>
           <w:szCs w:val="22"/>
         </w:rPr>
-        <w:t xml:space="preserve"> 346 (limit 350)</w:t>
+        <w:t xml:space="preserve"> 348 (limit 350)</w:t>
       </w:r>
     </w:p>
     <w:p>
@@ -250,7 +250,7 @@
           <w:sz w:val="22"/>
           <w:szCs w:val="22"/>
         </w:rPr>
-        <w:t xml:space="preserve"> 28 (limit 50)</w:t>
+        <w:t xml:space="preserve"> 32 (limit 50)</w:t>
       </w:r>
     </w:p>
     <w:p>
@@ -338,7 +338,7 @@
           <w:sz w:val="22"/>
           <w:szCs w:val="22"/>
         </w:rPr>
-        <w:t xml:space="preserve"> Across 13 enacted or announced policies in 10 jurisdictions, 1 was accompanied by a prespecified evaluation, Six have never been evaluated, and none rested on experimental evidence that the specific intervention improved mental health in the target population; 11 of 13 rested on correlational evidence alone. Of 14 published evaluations, none reported suicide or self-harm. Evaluated effects have been small, absent, or reversed. South Korea's decade-long gaming curfew cut play time by 108.8 minutes among light gamers and by 0.2 minutes among heavy gamers, who moved more minutes into unrestricted hours than they lost; it was repealed in 2021. Three months after Australia's Social Media Minimum Age Act took effect, more than 85% of adolescents younger than 16 years still used restricted platforms. English schools with restrictive phone policies did not differ from permissive schools in mental wellbeing (adjusted mean difference, −0.48; 95% CI, −2.05 to 1.06). The underlying association is real but small: more than 2 hours versus less than 1 hour of daily use predicted 6.3 additional cases of high depressive symptoms per 100 adolescents (95% CI, 2.7-9.9).</w:t>
+        <w:t xml:space="preserve"> Across 13 enacted or announced policies in 10 jurisdictions, 1 was accompanied by a prespecified evaluation, Six have never been evaluated, and none rested on experimental evidence that the specific intervention improved mental health in the target population; 11 of 13 rested on correlational evidence alone. Of 14 published evaluations, none reported suicide or self-harm. Evaluated effects have been small, absent, or reversed. South Korea's decade-long gaming curfew cut play time by 108.8 minutes among light gamers and by 0.2 minutes among heavy gamers, who moved more minutes into unrestricted hours than they lost; it was repealed in 2021. Three months after Australia's Social Media Minimum Age Act took effect, more than 85% of adolescents younger than 16 years still used restricted platforms. English schools with restrictive phone policies did not differ from permissive schools in mental wellbeing (adjusted mean difference, −0.48; 95% CI, −2.05 to 1.06). The underlying association is real but modest and strongly design-dependent: systematic reviews of longitudinal studies report heterogeneous and generally small relationships, and studies using objective device measurement and within-person designs find prospective effects near zero.</w:t>
       </w:r>
     </w:p>
     <w:p>
@@ -450,7 +450,7 @@
           <w:sz w:val="22"/>
           <w:szCs w:val="22"/>
         </w:rPr>
-        <w:t xml:space="preserve">A recent commentary observed that screen time guidance has shifted as research has produced a more nuanced picture, noting that the AAP retired its hourly-limit framework in January 2026 in favor of contextual assessment.⁵ The retirement is itself instructive. Those limits were widely implemented, widely cited in policy, and withdrawn without ever having been tested as an intervention. They were recommendations that became de facto standards without passing through the stage at which anyone asked whether following them helped.</w:t>
+        <w:t xml:space="preserve">The AAP retired its hourly-limit framework in January 2026 in favor of contextual assessment.⁵ The retirement is instructive: those limits were widely implemented, widely cited in policy, and withdrawn without ever having been tested as an intervention. They became de facto standards without passing through the stage at which anyone asked whether following them helped.</w:t>
       </w:r>
     </w:p>
     <w:p>
@@ -638,7 +638,7 @@
           <w:sz w:val="22"/>
           <w:szCs w:val="22"/>
         </w:rPr>
-        <w:t xml:space="preserve">This is not a claim that policymakers acted unreasonably. Precaution justifies acting under uncertainty; it does not justify declining to resolve it afterward. A policy implemented without evaluation forecloses learning permanently, because once a law is national and universal, the counterfactual is gone.</w:t>
+        <w:t xml:space="preserve">Precaution justifies acting under uncertainty; it does not justify declining to resolve it afterward. A policy implemented without evaluation forecloses learning permanently, because once a law is national and universal, the counterfactual is gone.</w:t>
       </w:r>
     </w:p>
     <w:p>
@@ -717,7 +717,7 @@
           <w:sz w:val="22"/>
           <w:szCs w:val="22"/>
         </w:rPr>
-        <w:t xml:space="preserve">Individual game-server logs give a sharper picture than survey self-report and a worse one for the policy.⁷ Combining difference-in-differences with a discontinuity at the age-16 threshold, play time fell by 108.8 minutes among light gamers (P &lt; .01) and by 0.2 minutes among heavy gamers, that is, not at all. Within the restricted group, heavy gamers lost 154.9 and 41.1 minutes in the two curfew hours and gained 20.9, 69.8, 70.1, 74.3, and 37.6 minutes across the daytime and evening hours, a net increase. Spending did not change. The law did not reduce heavy gaming; it moved it into the afternoon.</w:t>
+        <w:t xml:space="preserve">Game-server logs give a sharper picture than self-report, and a worse one for the policy.⁷ Play time fell by 108.8 minutes among light gamers (P &lt; .01) and by 0.2 minutes among heavy gamers, that is, not at all. Heavy gamers lost 196 minutes across the two curfew hours and gained 273 across the daytime and evening hours, a net increase. Spending did not change. The law did not reduce heavy gaming; it moved it into the afternoon.</w:t>
       </w:r>
     </w:p>
     <w:p>
@@ -805,7 +805,7 @@
           <w:sz w:val="22"/>
           <w:szCs w:val="22"/>
         </w:rPr>
-        <w:t xml:space="preserve">A 2026 study is the first to test whether a stricter ban does more. Across 24 Dutch secondary schools, 1398 adolescents in schools with full bans covering the whole grounds were compared with those in schools restricting phones to outside the classroom only.¹² No wellbeing or bullying outcome differed. Full bans were associated with </w:t>
+        <w:t xml:space="preserve">A 2026 study is the first to test whether a stricter ban does more. Across 24 Dutch secondary schools, 1398 adolescents in schools with full bans covering the whole grounds were compared with those in schools restricting phones to outside the classroom only.¹⁰ No wellbeing or bullying outcome differed. Full bans were associated with </w:t>
       </w:r>
       <w:r>
         <w:rPr>
@@ -827,7 +827,7 @@
           <w:sz w:val="22"/>
           <w:szCs w:val="22"/>
         </w:rPr>
-        <w:t xml:space="preserve"> student-teacher connectedness and, among girls, reduced school belonging. Roughly 40% of countries now operate some form of school phone ban; the first test of intensity found the stricter version no better on any intended outcome and worse on belonging for the group these policies most often invoke.</w:t>
+        <w:t xml:space="preserve"> student-teacher connectedness and, among girls, reduced school belonging. This matters at scale: UNESCO's Global Education Monitoring Report counted 114 education systems with a national ban on mobile phones in schools as of March 2026, 58% of countries worldwide.¹¹ The first test of ban intensity found the stricter version no better on any intended outcome and worse on belonging for the group these policies most often invoke.</w:t>
       </w:r>
     </w:p>
     <w:p>
@@ -844,7 +844,7 @@
           <w:sz w:val="22"/>
           <w:szCs w:val="22"/>
         </w:rPr>
-        <w:t xml:space="preserve">The evidence most often cited in support of school bans is not about mental health at all. Beland and Murphy estimated that English schools banning phones raised high-stakes exam performance by 0.07 SD, concentrated among previously lowest-achieving students.¹⁰ A replication in Sweden using the same design, a larger sample, and a school response rate near 75% found no effect and could reject gains larger than 0.024 SD, and in its preferred specification larger than 0.01 SD, which excludes the original estimate.¹¹ A scoping review of 22 studies across 12 countries found no randomized trials and only five difference-in-differences designs.¹⁵ More than 30 US states are adopting a policy whose most influential supporting estimate concerns test scores and has failed to replicate.</w:t>
+        <w:t xml:space="preserve">The evidence most often cited in support of school bans is not about mental health at all. Beland and Murphy estimated that English schools banning phones raised high-stakes exam performance by 0.07 SD, concentrated among previously lowest-achieving students.¹² A replication in Sweden using the same design, a larger sample, and a school response rate near 75% found no effect and could reject gains larger than 0.024 SD, and in its preferred specification larger than 0.01 SD, which excludes the original estimate.¹³ A scoping review of 22 studies across 12 countries found no randomized trials and only five difference-in-differences designs.¹⁴ More than 30 US states are adopting a policy whose most influential supporting estimate concerns test scores and has failed to replicate.</w:t>
       </w:r>
     </w:p>
     <w:p>
@@ -861,7 +861,7 @@
           <w:sz w:val="22"/>
           <w:szCs w:val="22"/>
         </w:rPr>
-        <w:t xml:space="preserve">Australia has since increased penalties on platforms to enforce the Act, without a mental health outcome yet reported.¹³</w:t>
+        <w:t xml:space="preserve">Australia has since increased penalties on platforms to enforce the Act, without a mental health outcome yet reported.¹⁵</w:t>
       </w:r>
     </w:p>
     <w:p>
@@ -947,7 +947,7 @@
           <w:sz w:val="22"/>
           <w:szCs w:val="22"/>
         </w:rPr>
-        <w:t xml:space="preserve">Where suicide-specific associations are reported, the exposure is compulsive use rather than duration, and the designs remain weak: a 2026 systematic review of smartphone addiction and suicidality found consistent associations with suicidal ideation (odds ratios 1.14-4.57 in high-risk users) and attempt (1.15-1.87), but all 11 included studies were cross-sectional.¹⁴</w:t>
+        <w:t xml:space="preserve">Where suicide-specific associations are reported, the exposure is compulsive use rather than duration, and the designs remain weak: a 2026 systematic review of smartphone addiction and suicidality found consistent associations with suicidal ideation (odds ratios 1.14-4.57 in high-risk users) and attempt (1.15-1.87), but all 11 included studies were cross-sectional.²⁰</w:t>
       </w:r>
     </w:p>
     <w:p>
@@ -999,7 +999,7 @@
           <w:sz w:val="22"/>
           <w:szCs w:val="22"/>
         </w:rPr>
-        <w:t xml:space="preserve">It would be a misreading of this evidence to conclude that social media is harmless. That is not what the data show.</w:t>
+        <w:t xml:space="preserve">It would be a misreading to conclude that social media is harmless. That is not what the data show.</w:t>
       </w:r>
     </w:p>
     <w:p>
@@ -1016,7 +1016,7 @@
           <w:sz w:val="22"/>
           <w:szCs w:val="22"/>
         </w:rPr>
-        <w:t xml:space="preserve">In a population-based Australian cohort followed from ages 12 to 19 years (n = 1195), more than 2 hours versus less than 1 hour of daily social media use predicted high depressive symptoms at the following annual wave, with a risk difference of 6.3 per 100 adolescents (95% CI, 2.7-9.9), and poor wellbeing at 4.9 per 100 (95% CI, 1.1-8.6).²² Effects were largest in early adolescence and largest among girls aged 12 to 13 years (risk difference, 10.8; 95% CI, 2.7-18.9).</w:t>
+        <w:t xml:space="preserve">No single estimate characterizes it, and quoting one would repeat the error this article is about. Systematic reviews of longitudinal studies report heterogeneous and generally modest relationships, with persistent concerns about reverse causation, confounding, and the conflation of duration with content, context, and problematic use.²¹ The designs that measure exposure most precisely are the least impressed: using smartphone logs and within-person models, most prospective effects of screen time, social media time, and device pickups on depression, anxiety, and isolation were very small or nonsignificant, and the largest significant estimate would require an implausible increase in use to produce a minimally important change.²²,²³</w:t>
       </w:r>
     </w:p>
     <w:p>
@@ -1033,7 +1033,24 @@
           <w:sz w:val="22"/>
           <w:szCs w:val="22"/>
         </w:rPr>
-        <w:t xml:space="preserve">The experimental evidence is a different matter. Two recent meta-analyses of randomized social media restriction report modest pooled benefits, but their participants are not the population the policies address: one pooled 32 trials of 5,544 participants who were all college students or adults, mean age about 23 years, and the other pooled 35 studies of 7,160 participants with a mean age of 27.3 years.²⁰,²¹ In the larger review only 2 of 35 studies were at low risk of bias, interventions lasted under two weeks on average, and small-study bias was detected for depressive symptoms. Trials conducted in adults are being cited to justify compulsory restrictions on children.</w:t>
+        <w:t xml:space="preserve">Individual cohorts do find effects. In an Australian cohort followed from ages 12 to 19 years (n = 1195), more than 2 versus less than 1 hour of daily use predicted high depressive symptoms at the next annual wave, risk difference 6.3 per 100 (95% CI, 2.7-9.9), largest among girls aged 12 to 13 years (10.8; 95% CI, 2.7-18.9).²⁴ We report it as one estimate among a dispersed set rather than as the effect size, because the spread across designs is itself the finding.</w:t>
+      </w:r>
+    </w:p>
+    <w:p>
+      <w:pPr>
+        <w:spacing w:after="0" w:line="480" w:lineRule="auto"/>
+      </w:pPr>
+      <w:r>
+        <w:rPr>
+          <w:rFonts w:ascii="Arial" w:cs="Arial" w:eastAsia="Arial" w:hAnsi="Arial"/>
+          <w:b w:val="false"/>
+          <w:bCs w:val="false"/>
+          <w:i w:val="false"/>
+          <w:iCs w:val="false"/>
+          <w:sz w:val="22"/>
+          <w:szCs w:val="22"/>
+        </w:rPr>
+        <w:t xml:space="preserve">The experimental evidence is a different matter. Two recent meta-analyses of randomized social media restriction report modest pooled benefits, but their participants are not the population the policies address: one pooled 32 trials of 5,544 participants who were all college students or adults, mean age about 23 years, and the other pooled 35 studies of 7,160 participants with a mean age of 27.3 years.²⁵,²⁶ In the larger review only 2 of 35 studies were at low risk of bias, interventions lasted under two weeks on average, and small-study bias was detected for depressive symptoms. Trials conducted in adults are being cited to justify compulsory restrictions on children.</w:t>
       </w:r>
     </w:p>
     <w:p>
@@ -1089,7 +1106,7 @@
           <w:sz w:val="22"/>
           <w:szCs w:val="22"/>
         </w:rPr>
-        <w:t xml:space="preserve">²⁴ Nearly one third of participants entered an increasing addictive use trajectory beginning at age 11 years.</w:t>
+        <w:t xml:space="preserve">²⁷ Nearly one third of participants entered an increasing addictive use trajectory beginning at age 11 years.</w:t>
       </w:r>
     </w:p>
     <w:p>
@@ -1158,7 +1175,7 @@
           <w:sz w:val="22"/>
           <w:szCs w:val="22"/>
         </w:rPr>
-        <w:t xml:space="preserve">Sweden is the exception worth naming. Alongside age-banded screen guidance,²³ Sweden has invested in the alternative: subsidized access to sports clubs and gyms for young people, library and cultural programming, and a return to printed textbooks in schools.</w:t>
+        <w:t xml:space="preserve">Sweden is the exception. Alongside age-banded screen guidance,²⁸ it has invested in the alternative: subsidized access to sports clubs and gyms, library and cultural programming, and a return to printed textbooks.</w:t>
       </w:r>
     </w:p>
     <w:p>
@@ -1175,7 +1192,7 @@
           <w:sz w:val="22"/>
           <w:szCs w:val="22"/>
         </w:rPr>
-        <w:t xml:space="preserve">This matters theoretically, not only politically. If screen time harms mental health, the most plausible mechanism is displacement of sleep, of physical activity, and of in-person contact. If displacement is the mechanism, then the benefit of any restriction depends on what fills the vacated time, and a restriction that vacates time into boredom should do nothing. Every other policy in Table 1 tests prohibition. Sweden's is the only one that tests substitution, and whether the offline investment modifies the effect of the restriction has not been evaluated.</w:t>
+        <w:t xml:space="preserve">This matters theoretically. If screen time harms mental health, the most plausible mechanism is displacement of sleep, physical activity, and in-person contact. If so, the benefit of any restriction depends on what fills the vacated time, and a restriction that vacates time into boredom should do nothing. Every other policy in Table 1 tests prohibition; Sweden's is the only one that tests substitution, and whether the offline investment modifies the effect has not been evaluated.</w:t>
       </w:r>
     </w:p>
     <w:p>
@@ -1270,7 +1287,7 @@
           <w:sz w:val="22"/>
           <w:szCs w:val="22"/>
         </w:rPr>
-        <w:t xml:space="preserve"> Every new restriction should be accompanied, before implementation, by a defined outcome, a defined comparison, and a defined analysis. This is not an unusual demand. It is the standard applied to any drug affecting a fraction of the children these laws affect.</w:t>
+        <w:t xml:space="preserve"> Every new restriction should carry, before implementation, a defined outcome, comparison, and analysis. That is the standard applied to any drug affecting a fraction of the children these laws affect.</w:t>
       </w:r>
     </w:p>
     <w:p>
@@ -1297,7 +1314,7 @@
           <w:sz w:val="22"/>
           <w:szCs w:val="22"/>
         </w:rPr>
-        <w:t xml:space="preserve"> More than 30 US states have adopted school phone restrictions at different times and with differing intensity. This is close to an ideal difference-in-differences setting, the outcome data already exist in the Youth Risk Behavior Surveillance System and in state administrative records, and the window is closing as adoption saturates. This single analysis is achievable now, at modest cost, and would produce the strongest causal evidence available anywhere on school restrictions.</w:t>
+        <w:t xml:space="preserve"> More than 30 US states have adopted school phone restrictions at different times and intensities. This is close to an ideal difference-in-differences setting, the outcome data already exist in the Youth Risk Behavior Surveillance System and state administrative records, and the window is closing as adoption saturates. The analysis is achievable now, at modest cost, and would be the strongest causal evidence available on school restrictions.</w:t>
       </w:r>
     </w:p>
     <w:p>
@@ -1351,7 +1368,7 @@
           <w:sz w:val="22"/>
           <w:szCs w:val="22"/>
         </w:rPr>
-        <w:t xml:space="preserve"> Suicide and self-harm are invoked in advocacy and, as Table 2 shows, measured in no published evaluation. Individual jurisdictions lack the events to detect plausible effects; coordinated multi-jurisdiction designs with pooled and harmonized outcome ascertainment are required. Absent that, we will continue to justify policy by one outcome and evaluate it by another.</w:t>
+        <w:t xml:space="preserve"> Suicide and self-harm are invoked in advocacy and, as Table 2 shows, measured in no published evaluation. No single jurisdiction has the events to detect plausible effects; coordinated multi-jurisdiction designs with harmonized outcome ascertainment are required. Absent that, we will continue to justify policy by one outcome and evaluate it by another.</w:t>
       </w:r>
     </w:p>
     <w:p>
@@ -1402,7 +1419,7 @@
           <w:sz w:val="22"/>
           <w:szCs w:val="22"/>
         </w:rPr>
-        <w:t xml:space="preserve">Our inventory covers national and major subnational measures identifiable in English-language sources and under-represents local ordinances and non-English jurisdictions. Absence of a published evaluation is not proof that none was conducted; government evaluations may exist outside the indexed literature. Several policies are recent, and judging them unevaluated is in part a judgment about elapsed time rather than about intent. Our search was restricted to two bibliographic databases and to populations younger than 25 years.</w:t>
+        <w:t xml:space="preserve">Our inventory covers national and major subnational measures identifiable in English-language sources and under-represents local ordinances and non-English jurisdictions. Absence of a published evaluation is not proof that none was conducted; government evaluations may exist outside the indexed literature. Several policies are recent, so judging them unevaluated is partly a judgment about elapsed time. Our search covered two bibliographic databases and populations younger than 25 years.</w:t>
       </w:r>
     </w:p>
     <w:p>
@@ -1453,7 +1470,7 @@
           <w:sz w:val="22"/>
           <w:szCs w:val="22"/>
         </w:rPr>
-        <w:t xml:space="preserve">The claim of this article is narrow. It is not that screen time is harmless, nor that policymakers should have waited for perfect evidence, nor that any specific law should be repealed. It is that a field which has correctly insisted on evidence for clinical interventions has exempted population-level restrictions from the same standard, and that the exemption is not defensible at the scale on which these policies now operate.</w:t>
+        <w:t xml:space="preserve">The claim here is narrow. Not that screen time is harmless, nor that policymakers should have waited for perfect evidence, nor that any law should be repealed. It is that a field which has correctly insisted on evidence for clinical interventions has exempted population-level restrictions from the same standard, and that the exemption is not defensible at the scale on which these policies operate.</w:t>
       </w:r>
     </w:p>
     <w:p>
@@ -1470,7 +1487,7 @@
           <w:sz w:val="22"/>
           <w:szCs w:val="22"/>
         </w:rPr>
-        <w:t xml:space="preserve">South Korea spent a decade enforcing a law that moved adolescent internet use by three minutes a day and then stopped moving it at all. That is not a failure of the policy so much as a failure of the system that produced it: no one had to find out sooner, so no one did. Australia will know more within a year because Australia arranged to know. The difference is entirely procedural, and it is available to every jurisdiction here for a rounding error on the cost of implementation.</w:t>
+        <w:t xml:space="preserve">South Korea spent a decade enforcing a law that moved adolescent internet use by three minutes a day, then stopped moving it at all. That is less a failure of the policy than of the system that produced it: no one had to find out sooner, so no one did. Australia will know more within a year because Australia arranged to know. The difference is procedural, and available to every jurisdiction here for a rounding error on the cost of implementation.</w:t>
       </w:r>
     </w:p>
     <w:p>
@@ -1487,7 +1504,7 @@
           <w:sz w:val="22"/>
           <w:szCs w:val="22"/>
         </w:rPr>
-        <w:t xml:space="preserve">Professional organizations occupy a particular position in this. Recommendations from the AAP, the WHO, and the APA are cited as authority in legislative debate. When those recommendations are issued without accompanying calls for evaluation, and are later withdrawn without ever having been tested, the authority is spent without the science being advanced. We would urge these bodies to attach an evaluation standard to future guidance: to say not only what children should do, but how we will find out whether it helped.</w:t>
+        <w:t xml:space="preserve">Professional organizations occupy a particular position. Recommendations from the AAP, the WHO, and the APA are cited as authority in legislative debate. When they are issued without accompanying calls for evaluation, and later withdrawn without having been tested, the authority is spent without the science being advanced. These bodies should attach an evaluation standard to future guidance: say not only what children should do, but how we will find out whether it helped.</w:t>
       </w:r>
     </w:p>
     <w:p>
@@ -2085,7 +2102,7 @@
           <w:sz w:val="22"/>
           <w:szCs w:val="22"/>
         </w:rPr>
-        <w:t xml:space="preserve">10. Beland L-P, Murphy R. Ill communication: technology, distraction and student performance. </w:t>
+        <w:t xml:space="preserve">10. Vermeulen A, et al. Disconnect to reconnect: how variations between types of smartphone bans influence students' well-being and social connectedness in Dutch secondary education. </w:t>
       </w:r>
       <w:r>
         <w:rPr>
@@ -2095,19 +2112,19 @@
           <w:sz w:val="22"/>
           <w:szCs w:val="22"/>
         </w:rPr>
-        <w:t xml:space="preserve">Labour Econ</w:t>
-      </w:r>
-      <w:r>
-        <w:rPr>
-          <w:rFonts w:ascii="Arial" w:cs="Arial" w:eastAsia="Arial" w:hAnsi="Arial"/>
-          <w:b w:val="false"/>
-          <w:bCs w:val="false"/>
-          <w:i w:val="false"/>
-          <w:iCs w:val="false"/>
-          <w:sz w:val="22"/>
-          <w:szCs w:val="22"/>
-        </w:rPr>
-        <w:t xml:space="preserve">. 2016;41:61-76. doi:10.1016/j.labeco.2016.04.004</w:t>
+        <w:t xml:space="preserve">J Youth Adolesc</w:t>
+      </w:r>
+      <w:r>
+        <w:rPr>
+          <w:rFonts w:ascii="Arial" w:cs="Arial" w:eastAsia="Arial" w:hAnsi="Arial"/>
+          <w:b w:val="false"/>
+          <w:bCs w:val="false"/>
+          <w:i w:val="false"/>
+          <w:iCs w:val="false"/>
+          <w:sz w:val="22"/>
+          <w:szCs w:val="22"/>
+        </w:rPr>
+        <w:t xml:space="preserve">. 2026. PMID 41499073. [Verify author list before submission.]</w:t>
       </w:r>
     </w:p>
     <w:p>
@@ -2125,7 +2142,25 @@
           <w:sz w:val="22"/>
           <w:szCs w:val="22"/>
         </w:rPr>
-        <w:t xml:space="preserve">11. Kessel D, Hardardottir HL, Tyrefors B. The impact of banning mobile phones in Swedish secondary schools. </w:t>
+        <w:t xml:space="preserve">11. UNESCO Global Education Monitoring Report. Phone bans in schools are spreading worldwide as the policy debate rages on. UNESCO; March 2026. Accessed July 27, 2026. https://www.unesco.org/gem-report/en/articles/phone-bans-schools-are-spreading-worldwide-policy-debate-rages</w:t>
+      </w:r>
+    </w:p>
+    <w:p>
+      <w:pPr>
+        <w:spacing w:after="120" w:line="240" w:lineRule="auto"/>
+        <w:ind w:left="720" w:hanging="720"/>
+      </w:pPr>
+      <w:r>
+        <w:rPr>
+          <w:rFonts w:ascii="Arial" w:cs="Arial" w:eastAsia="Arial" w:hAnsi="Arial"/>
+          <w:b w:val="false"/>
+          <w:bCs w:val="false"/>
+          <w:i w:val="false"/>
+          <w:iCs w:val="false"/>
+          <w:sz w:val="22"/>
+          <w:szCs w:val="22"/>
+        </w:rPr>
+        <w:t xml:space="preserve">12. Beland L-P, Murphy R. Ill communication: technology, distraction and student performance. </w:t>
       </w:r>
       <w:r>
         <w:rPr>
@@ -2135,19 +2170,19 @@
           <w:sz w:val="22"/>
           <w:szCs w:val="22"/>
         </w:rPr>
-        <w:t xml:space="preserve">Econ Educ Rev</w:t>
-      </w:r>
-      <w:r>
-        <w:rPr>
-          <w:rFonts w:ascii="Arial" w:cs="Arial" w:eastAsia="Arial" w:hAnsi="Arial"/>
-          <w:b w:val="false"/>
-          <w:bCs w:val="false"/>
-          <w:i w:val="false"/>
-          <w:iCs w:val="false"/>
-          <w:sz w:val="22"/>
-          <w:szCs w:val="22"/>
-        </w:rPr>
-        <w:t xml:space="preserve">. 2020;77:102009. doi:10.1016/j.econedurev.2020.102009</w:t>
+        <w:t xml:space="preserve">Labour Econ</w:t>
+      </w:r>
+      <w:r>
+        <w:rPr>
+          <w:rFonts w:ascii="Arial" w:cs="Arial" w:eastAsia="Arial" w:hAnsi="Arial"/>
+          <w:b w:val="false"/>
+          <w:bCs w:val="false"/>
+          <w:i w:val="false"/>
+          <w:iCs w:val="false"/>
+          <w:sz w:val="22"/>
+          <w:szCs w:val="22"/>
+        </w:rPr>
+        <w:t xml:space="preserve">. 2016;41:61-76. doi:10.1016/j.labeco.2016.04.004</w:t>
       </w:r>
     </w:p>
     <w:p>
@@ -2165,7 +2200,7 @@
           <w:sz w:val="22"/>
           <w:szCs w:val="22"/>
         </w:rPr>
-        <w:t xml:space="preserve">12. Vermeulen A, et al. Disconnect to reconnect: how variations between types of smartphone bans influence students' well-being and social connectedness in Dutch secondary education. </w:t>
+        <w:t xml:space="preserve">13. Kessel D, Hardardottir HL, Tyrefors B. The impact of banning mobile phones in Swedish secondary schools. </w:t>
       </w:r>
       <w:r>
         <w:rPr>
@@ -2175,19 +2210,19 @@
           <w:sz w:val="22"/>
           <w:szCs w:val="22"/>
         </w:rPr>
-        <w:t xml:space="preserve">J Youth Adolesc</w:t>
-      </w:r>
-      <w:r>
-        <w:rPr>
-          <w:rFonts w:ascii="Arial" w:cs="Arial" w:eastAsia="Arial" w:hAnsi="Arial"/>
-          <w:b w:val="false"/>
-          <w:bCs w:val="false"/>
-          <w:i w:val="false"/>
-          <w:iCs w:val="false"/>
-          <w:sz w:val="22"/>
-          <w:szCs w:val="22"/>
-        </w:rPr>
-        <w:t xml:space="preserve">. 2026. PMID 41499073. [Verify author list before submission.]</w:t>
+        <w:t xml:space="preserve">Econ Educ Rev</w:t>
+      </w:r>
+      <w:r>
+        <w:rPr>
+          <w:rFonts w:ascii="Arial" w:cs="Arial" w:eastAsia="Arial" w:hAnsi="Arial"/>
+          <w:b w:val="false"/>
+          <w:bCs w:val="false"/>
+          <w:i w:val="false"/>
+          <w:iCs w:val="false"/>
+          <w:sz w:val="22"/>
+          <w:szCs w:val="22"/>
+        </w:rPr>
+        <w:t xml:space="preserve">. 2020;77:102009. doi:10.1016/j.econedurev.2020.102009</w:t>
       </w:r>
     </w:p>
     <w:p>
@@ -2205,7 +2240,7 @@
           <w:sz w:val="22"/>
           <w:szCs w:val="22"/>
         </w:rPr>
-        <w:t xml:space="preserve">13. Australia increases penalties for social media companies to enforce under 16s ban. </w:t>
+        <w:t xml:space="preserve">14. Campbell MA, Edwards EJ, Pennell D, et al. Evidence for and against banning mobile phones in schools: a scoping review. </w:t>
       </w:r>
       <w:r>
         <w:rPr>
@@ -2215,19 +2250,19 @@
           <w:sz w:val="22"/>
           <w:szCs w:val="22"/>
         </w:rPr>
-        <w:t xml:space="preserve">BMJ</w:t>
-      </w:r>
-      <w:r>
-        <w:rPr>
-          <w:rFonts w:ascii="Arial" w:cs="Arial" w:eastAsia="Arial" w:hAnsi="Arial"/>
-          <w:b w:val="false"/>
-          <w:bCs w:val="false"/>
-          <w:i w:val="false"/>
-          <w:iCs w:val="false"/>
-          <w:sz w:val="22"/>
-          <w:szCs w:val="22"/>
-        </w:rPr>
-        <w:t xml:space="preserve">. 2026;394. PMID 42398960.</w:t>
+        <w:t xml:space="preserve">J Psychol Couns Sch</w:t>
+      </w:r>
+      <w:r>
+        <w:rPr>
+          <w:rFonts w:ascii="Arial" w:cs="Arial" w:eastAsia="Arial" w:hAnsi="Arial"/>
+          <w:b w:val="false"/>
+          <w:bCs w:val="false"/>
+          <w:i w:val="false"/>
+          <w:iCs w:val="false"/>
+          <w:sz w:val="22"/>
+          <w:szCs w:val="22"/>
+        </w:rPr>
+        <w:t xml:space="preserve">. 2024;34:242-265. doi:10.1177/20556365241270394</w:t>
       </w:r>
     </w:p>
     <w:p>
@@ -2245,7 +2280,7 @@
           <w:sz w:val="22"/>
           <w:szCs w:val="22"/>
         </w:rPr>
-        <w:t xml:space="preserve">14. Association between smartphone addiction, suicidal ideation and suicide attempt: a systematic review. </w:t>
+        <w:t xml:space="preserve">15. Australia increases penalties for social media companies to enforce under 16s ban. </w:t>
       </w:r>
       <w:r>
         <w:rPr>
@@ -2255,19 +2290,19 @@
           <w:sz w:val="22"/>
           <w:szCs w:val="22"/>
         </w:rPr>
-        <w:t xml:space="preserve">PeerJ</w:t>
-      </w:r>
-      <w:r>
-        <w:rPr>
-          <w:rFonts w:ascii="Arial" w:cs="Arial" w:eastAsia="Arial" w:hAnsi="Arial"/>
-          <w:b w:val="false"/>
-          <w:bCs w:val="false"/>
-          <w:i w:val="false"/>
-          <w:iCs w:val="false"/>
-          <w:sz w:val="22"/>
-          <w:szCs w:val="22"/>
-        </w:rPr>
-        <w:t xml:space="preserve">. 2026. PMID 42291422. [Verify author list before submission.]</w:t>
+        <w:t xml:space="preserve">BMJ</w:t>
+      </w:r>
+      <w:r>
+        <w:rPr>
+          <w:rFonts w:ascii="Arial" w:cs="Arial" w:eastAsia="Arial" w:hAnsi="Arial"/>
+          <w:b w:val="false"/>
+          <w:bCs w:val="false"/>
+          <w:i w:val="false"/>
+          <w:iCs w:val="false"/>
+          <w:sz w:val="22"/>
+          <w:szCs w:val="22"/>
+        </w:rPr>
+        <w:t xml:space="preserve">. 2026;394. PMID 42398960.</w:t>
       </w:r>
     </w:p>
     <w:p>
@@ -2285,7 +2320,7 @@
           <w:sz w:val="22"/>
           <w:szCs w:val="22"/>
         </w:rPr>
-        <w:t xml:space="preserve">15. Campbell MA, Edwards EJ, Pennell D, et al. Evidence for and against banning mobile phones in schools: a scoping review. </w:t>
+        <w:t xml:space="preserve">16. Du A, Renault T. Social media and suicide: empirical evidence from the quasi-exogenous geographical adoption of Twitter. </w:t>
       </w:r>
       <w:r>
         <w:rPr>
@@ -2295,19 +2330,19 @@
           <w:sz w:val="22"/>
           <w:szCs w:val="22"/>
         </w:rPr>
-        <w:t xml:space="preserve">J Psychol Couns Sch</w:t>
-      </w:r>
-      <w:r>
-        <w:rPr>
-          <w:rFonts w:ascii="Arial" w:cs="Arial" w:eastAsia="Arial" w:hAnsi="Arial"/>
-          <w:b w:val="false"/>
-          <w:bCs w:val="false"/>
-          <w:i w:val="false"/>
-          <w:iCs w:val="false"/>
-          <w:sz w:val="22"/>
-          <w:szCs w:val="22"/>
-        </w:rPr>
-        <w:t xml:space="preserve">. 2024;34:242-265. doi:10.1177/20556365241270394</w:t>
+        <w:t xml:space="preserve">Ann N Y Acad Sci</w:t>
+      </w:r>
+      <w:r>
+        <w:rPr>
+          <w:rFonts w:ascii="Arial" w:cs="Arial" w:eastAsia="Arial" w:hAnsi="Arial"/>
+          <w:b w:val="false"/>
+          <w:bCs w:val="false"/>
+          <w:i w:val="false"/>
+          <w:iCs w:val="false"/>
+          <w:sz w:val="22"/>
+          <w:szCs w:val="22"/>
+        </w:rPr>
+        <w:t xml:space="preserve">. 2025;1552:140-147. doi:10.1111/nyas.70016</w:t>
       </w:r>
     </w:p>
     <w:p>
@@ -2325,7 +2360,7 @@
           <w:sz w:val="22"/>
           <w:szCs w:val="22"/>
         </w:rPr>
-        <w:t xml:space="preserve">16. Du A, Renault T. Social media and suicide: empirical evidence from the quasi-exogenous geographical adoption of Twitter. </w:t>
+        <w:t xml:space="preserve">17. Luo J, Chen Y, Tao Y, et al. Causal associations between digital device use and suicide risk: a bidirectional Mendelian randomization study. </w:t>
       </w:r>
       <w:r>
         <w:rPr>
@@ -2335,19 +2370,19 @@
           <w:sz w:val="22"/>
           <w:szCs w:val="22"/>
         </w:rPr>
-        <w:t xml:space="preserve">Ann N Y Acad Sci</w:t>
-      </w:r>
-      <w:r>
-        <w:rPr>
-          <w:rFonts w:ascii="Arial" w:cs="Arial" w:eastAsia="Arial" w:hAnsi="Arial"/>
-          <w:b w:val="false"/>
-          <w:bCs w:val="false"/>
-          <w:i w:val="false"/>
-          <w:iCs w:val="false"/>
-          <w:sz w:val="22"/>
-          <w:szCs w:val="22"/>
-        </w:rPr>
-        <w:t xml:space="preserve">. 2025;1552:140-147. doi:10.1111/nyas.70016</w:t>
+        <w:t xml:space="preserve">J Affect Disord</w:t>
+      </w:r>
+      <w:r>
+        <w:rPr>
+          <w:rFonts w:ascii="Arial" w:cs="Arial" w:eastAsia="Arial" w:hAnsi="Arial"/>
+          <w:b w:val="false"/>
+          <w:bCs w:val="false"/>
+          <w:i w:val="false"/>
+          <w:iCs w:val="false"/>
+          <w:sz w:val="22"/>
+          <w:szCs w:val="22"/>
+        </w:rPr>
+        <w:t xml:space="preserve">. 2024. doi:10.1016/j.jad.2024.01.126</w:t>
       </w:r>
     </w:p>
     <w:p>
@@ -2365,7 +2400,7 @@
           <w:sz w:val="22"/>
           <w:szCs w:val="22"/>
         </w:rPr>
-        <w:t xml:space="preserve">17. Luo J, Chen Y, Tao Y, et al. Causal associations between digital device use and suicide risk: a bidirectional Mendelian randomization study. </w:t>
+        <w:t xml:space="preserve">18. Donati D, Durante R, Sobbrio F, Zejcirovic D. Lost in the net? Broadband internet and youth mental health. </w:t>
       </w:r>
       <w:r>
         <w:rPr>
@@ -2375,19 +2410,19 @@
           <w:sz w:val="22"/>
           <w:szCs w:val="22"/>
         </w:rPr>
-        <w:t xml:space="preserve">J Affect Disord</w:t>
-      </w:r>
-      <w:r>
-        <w:rPr>
-          <w:rFonts w:ascii="Arial" w:cs="Arial" w:eastAsia="Arial" w:hAnsi="Arial"/>
-          <w:b w:val="false"/>
-          <w:bCs w:val="false"/>
-          <w:i w:val="false"/>
-          <w:iCs w:val="false"/>
-          <w:sz w:val="22"/>
-          <w:szCs w:val="22"/>
-        </w:rPr>
-        <w:t xml:space="preserve">. 2024. doi:10.1016/j.jad.2024.01.126</w:t>
+        <w:t xml:space="preserve">J Health Econ</w:t>
+      </w:r>
+      <w:r>
+        <w:rPr>
+          <w:rFonts w:ascii="Arial" w:cs="Arial" w:eastAsia="Arial" w:hAnsi="Arial"/>
+          <w:b w:val="false"/>
+          <w:bCs w:val="false"/>
+          <w:i w:val="false"/>
+          <w:iCs w:val="false"/>
+          <w:sz w:val="22"/>
+          <w:szCs w:val="22"/>
+        </w:rPr>
+        <w:t xml:space="preserve">. 2025;103:103017.</w:t>
       </w:r>
     </w:p>
     <w:p>
@@ -2405,7 +2440,7 @@
           <w:sz w:val="22"/>
           <w:szCs w:val="22"/>
         </w:rPr>
-        <w:t xml:space="preserve">18. Donati D, Durante R, Sobbrio F, Zejcirovic D. Lost in the net? Broadband internet and youth mental health. </w:t>
+        <w:t xml:space="preserve">19. Arenas-Arroyo E, Fernandez-Kranz D, Nollenberger N. High speed internet and the widening gender gap in adolescent mental health: evidence from Spanish hospital records. </w:t>
       </w:r>
       <w:r>
         <w:rPr>
@@ -2427,7 +2462,7 @@
           <w:sz w:val="22"/>
           <w:szCs w:val="22"/>
         </w:rPr>
-        <w:t xml:space="preserve">. 2025;103:103017.</w:t>
+        <w:t xml:space="preserve">. 2025;102:103014. doi:10.1016/j.jhealeco.2025.103014</w:t>
       </w:r>
     </w:p>
     <w:p>
@@ -2445,7 +2480,7 @@
           <w:sz w:val="22"/>
           <w:szCs w:val="22"/>
         </w:rPr>
-        <w:t xml:space="preserve">19. Arenas-Arroyo E, Fernandez-Kranz D, Nollenberger N. High speed internet and the widening gender gap in adolescent mental health: evidence from Spanish hospital records. </w:t>
+        <w:t xml:space="preserve">20. Association between smartphone addiction, suicidal ideation and suicide attempt: a systematic review. </w:t>
       </w:r>
       <w:r>
         <w:rPr>
@@ -2455,19 +2490,19 @@
           <w:sz w:val="22"/>
           <w:szCs w:val="22"/>
         </w:rPr>
-        <w:t xml:space="preserve">J Health Econ</w:t>
-      </w:r>
-      <w:r>
-        <w:rPr>
-          <w:rFonts w:ascii="Arial" w:cs="Arial" w:eastAsia="Arial" w:hAnsi="Arial"/>
-          <w:b w:val="false"/>
-          <w:bCs w:val="false"/>
-          <w:i w:val="false"/>
-          <w:iCs w:val="false"/>
-          <w:sz w:val="22"/>
-          <w:szCs w:val="22"/>
-        </w:rPr>
-        <w:t xml:space="preserve">. 2025;102:103014. doi:10.1016/j.jhealeco.2025.103014</w:t>
+        <w:t xml:space="preserve">PeerJ</w:t>
+      </w:r>
+      <w:r>
+        <w:rPr>
+          <w:rFonts w:ascii="Arial" w:cs="Arial" w:eastAsia="Arial" w:hAnsi="Arial"/>
+          <w:b w:val="false"/>
+          <w:bCs w:val="false"/>
+          <w:i w:val="false"/>
+          <w:iCs w:val="false"/>
+          <w:sz w:val="22"/>
+          <w:szCs w:val="22"/>
+        </w:rPr>
+        <w:t xml:space="preserve">. 2026. PMID 42291422. [Verify author list before submission.]</w:t>
       </w:r>
     </w:p>
     <w:p>
@@ -2485,7 +2520,7 @@
           <w:sz w:val="22"/>
           <w:szCs w:val="22"/>
         </w:rPr>
-        <w:t xml:space="preserve">20. Burnell K, Meter DJ, Andrade FC, Slocum A, George MJ. The effects of social media restriction: meta-analytic evidence from randomized controlled trials. </w:t>
+        <w:t xml:space="preserve">21. Tang S, Werner-Seidler A, Torok M, Mackinnon AJ, Christensen H. The relationship between screen time and mental health in young people: a systematic review of longitudinal studies. </w:t>
       </w:r>
       <w:r>
         <w:rPr>
@@ -2495,19 +2530,19 @@
           <w:sz w:val="22"/>
           <w:szCs w:val="22"/>
         </w:rPr>
-        <w:t xml:space="preserve">SSM Ment Health</w:t>
-      </w:r>
-      <w:r>
-        <w:rPr>
-          <w:rFonts w:ascii="Arial" w:cs="Arial" w:eastAsia="Arial" w:hAnsi="Arial"/>
-          <w:b w:val="false"/>
-          <w:bCs w:val="false"/>
-          <w:i w:val="false"/>
-          <w:iCs w:val="false"/>
-          <w:sz w:val="22"/>
-          <w:szCs w:val="22"/>
-        </w:rPr>
-        <w:t xml:space="preserve">. 2025. doi:10.1016/j.ssmmh.2025.100459</w:t>
+        <w:t xml:space="preserve">Clin Psychol Rev</w:t>
+      </w:r>
+      <w:r>
+        <w:rPr>
+          <w:rFonts w:ascii="Arial" w:cs="Arial" w:eastAsia="Arial" w:hAnsi="Arial"/>
+          <w:b w:val="false"/>
+          <w:bCs w:val="false"/>
+          <w:i w:val="false"/>
+          <w:iCs w:val="false"/>
+          <w:sz w:val="22"/>
+          <w:szCs w:val="22"/>
+        </w:rPr>
+        <w:t xml:space="preserve">. 2021;86:102021. doi:10.1016/j.cpr.2021.102021</w:t>
       </w:r>
     </w:p>
     <w:p>
@@ -2525,7 +2560,7 @@
           <w:sz w:val="22"/>
           <w:szCs w:val="22"/>
         </w:rPr>
-        <w:t xml:space="preserve">21. Lopes M, Branje K, David A, et al. Effect of social media constraints on mental health: a systematic review and meta-analysis of experiments. </w:t>
+        <w:t xml:space="preserve">22. Sewall CJR, Goldstein TR, Wright AGC, Rosen D. Does objectively measured social media or smartphone use predict depression, anxiety, or social isolation among young adults? </w:t>
       </w:r>
       <w:r>
         <w:rPr>
@@ -2535,19 +2570,19 @@
           <w:sz w:val="22"/>
           <w:szCs w:val="22"/>
         </w:rPr>
-        <w:t xml:space="preserve">medRxiv</w:t>
-      </w:r>
-      <w:r>
-        <w:rPr>
-          <w:rFonts w:ascii="Arial" w:cs="Arial" w:eastAsia="Arial" w:hAnsi="Arial"/>
-          <w:b w:val="false"/>
-          <w:bCs w:val="false"/>
-          <w:i w:val="false"/>
-          <w:iCs w:val="false"/>
-          <w:sz w:val="22"/>
-          <w:szCs w:val="22"/>
-        </w:rPr>
-        <w:t xml:space="preserve">. 2026. doi:10.64898/2026.06.01.26354614 [Preprint; confirm publication status before submission.]</w:t>
+        <w:t xml:space="preserve">Clin Psychol Sci</w:t>
+      </w:r>
+      <w:r>
+        <w:rPr>
+          <w:rFonts w:ascii="Arial" w:cs="Arial" w:eastAsia="Arial" w:hAnsi="Arial"/>
+          <w:b w:val="false"/>
+          <w:bCs w:val="false"/>
+          <w:i w:val="false"/>
+          <w:iCs w:val="false"/>
+          <w:sz w:val="22"/>
+          <w:szCs w:val="22"/>
+        </w:rPr>
+        <w:t xml:space="preserve">. 2022;10(5):997-1014. doi:10.1177/21677026221078309</w:t>
       </w:r>
     </w:p>
     <w:p>
@@ -2565,7 +2600,7 @@
           <w:sz w:val="22"/>
           <w:szCs w:val="22"/>
         </w:rPr>
-        <w:t xml:space="preserve">22. Social media use and adolescent mental health: findings from a population-based cohort study in Australia. </w:t>
+        <w:t xml:space="preserve">23. Jensen M, George MJ, Russell MA, Odgers CL. Young adolescents' digital technology use and mental health symptoms: little evidence of longitudinal or daily linkages. </w:t>
       </w:r>
       <w:r>
         <w:rPr>
@@ -2575,19 +2610,19 @@
           <w:sz w:val="22"/>
           <w:szCs w:val="22"/>
         </w:rPr>
-        <w:t xml:space="preserve">Med J Aust</w:t>
-      </w:r>
-      <w:r>
-        <w:rPr>
-          <w:rFonts w:ascii="Arial" w:cs="Arial" w:eastAsia="Arial" w:hAnsi="Arial"/>
-          <w:b w:val="false"/>
-          <w:bCs w:val="false"/>
-          <w:i w:val="false"/>
-          <w:iCs w:val="false"/>
-          <w:sz w:val="22"/>
-          <w:szCs w:val="22"/>
-        </w:rPr>
-        <w:t xml:space="preserve">. 2026. PMID 42274377. [Verify author list and exact title before submission.]</w:t>
+        <w:t xml:space="preserve">Clin Psychol Sci</w:t>
+      </w:r>
+      <w:r>
+        <w:rPr>
+          <w:rFonts w:ascii="Arial" w:cs="Arial" w:eastAsia="Arial" w:hAnsi="Arial"/>
+          <w:b w:val="false"/>
+          <w:bCs w:val="false"/>
+          <w:i w:val="false"/>
+          <w:iCs w:val="false"/>
+          <w:sz w:val="22"/>
+          <w:szCs w:val="22"/>
+        </w:rPr>
+        <w:t xml:space="preserve">. 2019;7(6):1416-1433. doi:10.1177/2167702619859336</w:t>
       </w:r>
     </w:p>
     <w:p>
@@ -2605,7 +2640,7 @@
           <w:sz w:val="22"/>
           <w:szCs w:val="22"/>
         </w:rPr>
-        <w:t xml:space="preserve">23. Folkhälsomyndigheten. </w:t>
+        <w:t xml:space="preserve">24. Social media use and adolescent mental health: findings from a population-based cohort study in Australia. </w:t>
       </w:r>
       <w:r>
         <w:rPr>
@@ -2615,19 +2650,19 @@
           <w:sz w:val="22"/>
           <w:szCs w:val="22"/>
         </w:rPr>
-        <w:t xml:space="preserve">Recommendations on Screen Time for Children and Young People</w:t>
-      </w:r>
-      <w:r>
-        <w:rPr>
-          <w:rFonts w:ascii="Arial" w:cs="Arial" w:eastAsia="Arial" w:hAnsi="Arial"/>
-          <w:b w:val="false"/>
-          <w:bCs w:val="false"/>
-          <w:i w:val="false"/>
-          <w:iCs w:val="false"/>
-          <w:sz w:val="22"/>
-          <w:szCs w:val="22"/>
-        </w:rPr>
-        <w:t xml:space="preserve">. Public Health Agency of Sweden; 2024.</w:t>
+        <w:t xml:space="preserve">Med J Aust</w:t>
+      </w:r>
+      <w:r>
+        <w:rPr>
+          <w:rFonts w:ascii="Arial" w:cs="Arial" w:eastAsia="Arial" w:hAnsi="Arial"/>
+          <w:b w:val="false"/>
+          <w:bCs w:val="false"/>
+          <w:i w:val="false"/>
+          <w:iCs w:val="false"/>
+          <w:sz w:val="22"/>
+          <w:szCs w:val="22"/>
+        </w:rPr>
+        <w:t xml:space="preserve">. 2026. PMID 42274377. [Verify author list and exact title before submission.]</w:t>
       </w:r>
     </w:p>
     <w:p>
@@ -2645,7 +2680,7 @@
           <w:sz w:val="22"/>
           <w:szCs w:val="22"/>
         </w:rPr>
-        <w:t xml:space="preserve">24. Xiao Y, Meng Y, Brown TT, Keyes KM, Mann JJ. Addictive screen use trajectories and suicidal behaviors, suicidal ideation, and mental health in US youths. </w:t>
+        <w:t xml:space="preserve">25. Burnell K, Meter DJ, Andrade FC, Slocum A, George MJ. The effects of social media restriction: meta-analytic evidence from randomized controlled trials. </w:t>
       </w:r>
       <w:r>
         <w:rPr>
@@ -2655,19 +2690,19 @@
           <w:sz w:val="22"/>
           <w:szCs w:val="22"/>
         </w:rPr>
-        <w:t xml:space="preserve">JAMA</w:t>
-      </w:r>
-      <w:r>
-        <w:rPr>
-          <w:rFonts w:ascii="Arial" w:cs="Arial" w:eastAsia="Arial" w:hAnsi="Arial"/>
-          <w:b w:val="false"/>
-          <w:bCs w:val="false"/>
-          <w:i w:val="false"/>
-          <w:iCs w:val="false"/>
-          <w:sz w:val="22"/>
-          <w:szCs w:val="22"/>
-        </w:rPr>
-        <w:t xml:space="preserve">. 2025;334(3):219-228. doi:10.1001/jama.2025.7829</w:t>
+        <w:t xml:space="preserve">SSM Ment Health</w:t>
+      </w:r>
+      <w:r>
+        <w:rPr>
+          <w:rFonts w:ascii="Arial" w:cs="Arial" w:eastAsia="Arial" w:hAnsi="Arial"/>
+          <w:b w:val="false"/>
+          <w:bCs w:val="false"/>
+          <w:i w:val="false"/>
+          <w:iCs w:val="false"/>
+          <w:sz w:val="22"/>
+          <w:szCs w:val="22"/>
+        </w:rPr>
+        <w:t xml:space="preserve">. 2025. doi:10.1016/j.ssmmh.2025.100459</w:t>
       </w:r>
     </w:p>
     <w:p>
@@ -2685,7 +2720,7 @@
           <w:sz w:val="22"/>
           <w:szCs w:val="22"/>
         </w:rPr>
-        <w:t xml:space="preserve">25. Lee C, Kim H, Hong A. Ex-post evaluation of illegalizing juvenile online game after midnight: a case of shutdown policy in South Korea. </w:t>
+        <w:t xml:space="preserve">26. Lopes M, Branje K, David A, et al. Effect of social media constraints on mental health: a systematic review and meta-analysis of experiments. </w:t>
       </w:r>
       <w:r>
         <w:rPr>
@@ -2695,19 +2730,19 @@
           <w:sz w:val="22"/>
           <w:szCs w:val="22"/>
         </w:rPr>
-        <w:t xml:space="preserve">Telemat Inform</w:t>
-      </w:r>
-      <w:r>
-        <w:rPr>
-          <w:rFonts w:ascii="Arial" w:cs="Arial" w:eastAsia="Arial" w:hAnsi="Arial"/>
-          <w:b w:val="false"/>
-          <w:bCs w:val="false"/>
-          <w:i w:val="false"/>
-          <w:iCs w:val="false"/>
-          <w:sz w:val="22"/>
-          <w:szCs w:val="22"/>
-        </w:rPr>
-        <w:t xml:space="preserve">. 2017;34(8):1597-1606. doi:10.1016/j.tele.2017.07.006</w:t>
+        <w:t xml:space="preserve">medRxiv</w:t>
+      </w:r>
+      <w:r>
+        <w:rPr>
+          <w:rFonts w:ascii="Arial" w:cs="Arial" w:eastAsia="Arial" w:hAnsi="Arial"/>
+          <w:b w:val="false"/>
+          <w:bCs w:val="false"/>
+          <w:i w:val="false"/>
+          <w:iCs w:val="false"/>
+          <w:sz w:val="22"/>
+          <w:szCs w:val="22"/>
+        </w:rPr>
+        <w:t xml:space="preserve">. 2026. doi:10.64898/2026.06.01.26354614 [Preprint; confirm publication status before submission.]</w:t>
       </w:r>
     </w:p>
     <w:p>
@@ -2725,7 +2760,7 @@
           <w:sz w:val="22"/>
           <w:szCs w:val="22"/>
         </w:rPr>
-        <w:t xml:space="preserve">26. Zhou X, Liao M, Gorowska M, Chen X, Li Y. Compliance and alternative behaviors of heavy gamers in adolescents to Chinese online gaming restriction policy. </w:t>
+        <w:t xml:space="preserve">27. Xiao Y, Meng Y, Brown TT, Keyes KM, Mann JJ. Addictive screen use trajectories and suicidal behaviors, suicidal ideation, and mental health in US youths. </w:t>
       </w:r>
       <w:r>
         <w:rPr>
@@ -2735,19 +2770,19 @@
           <w:sz w:val="22"/>
           <w:szCs w:val="22"/>
         </w:rPr>
-        <w:t xml:space="preserve">J Behav Addict</w:t>
-      </w:r>
-      <w:r>
-        <w:rPr>
-          <w:rFonts w:ascii="Arial" w:cs="Arial" w:eastAsia="Arial" w:hAnsi="Arial"/>
-          <w:b w:val="false"/>
-          <w:bCs w:val="false"/>
-          <w:i w:val="false"/>
-          <w:iCs w:val="false"/>
-          <w:sz w:val="22"/>
-          <w:szCs w:val="22"/>
-        </w:rPr>
-        <w:t xml:space="preserve">. 2024;13:687-692. doi:10.1556/2006.2024.00021</w:t>
+        <w:t xml:space="preserve">JAMA</w:t>
+      </w:r>
+      <w:r>
+        <w:rPr>
+          <w:rFonts w:ascii="Arial" w:cs="Arial" w:eastAsia="Arial" w:hAnsi="Arial"/>
+          <w:b w:val="false"/>
+          <w:bCs w:val="false"/>
+          <w:i w:val="false"/>
+          <w:iCs w:val="false"/>
+          <w:sz w:val="22"/>
+          <w:szCs w:val="22"/>
+        </w:rPr>
+        <w:t xml:space="preserve">. 2025;334(3):219-228. doi:10.1001/jama.2025.7829</w:t>
       </w:r>
     </w:p>
     <w:p>
@@ -2765,7 +2800,7 @@
           <w:sz w:val="22"/>
           <w:szCs w:val="22"/>
         </w:rPr>
-        <w:t xml:space="preserve">27. King D, Radunz M, Galanis CR, Quinney B, Wade TD. Phones off while school's on: evaluating problematic phone use and the social, wellbeing, and academic effects of banning phones in schools. </w:t>
+        <w:t xml:space="preserve">28. Folkhälsomyndigheten. </w:t>
       </w:r>
       <w:r>
         <w:rPr>
@@ -2775,19 +2810,19 @@
           <w:sz w:val="22"/>
           <w:szCs w:val="22"/>
         </w:rPr>
-        <w:t xml:space="preserve">J Behav Addict</w:t>
-      </w:r>
-      <w:r>
-        <w:rPr>
-          <w:rFonts w:ascii="Arial" w:cs="Arial" w:eastAsia="Arial" w:hAnsi="Arial"/>
-          <w:b w:val="false"/>
-          <w:bCs w:val="false"/>
-          <w:i w:val="false"/>
-          <w:iCs w:val="false"/>
-          <w:sz w:val="22"/>
-          <w:szCs w:val="22"/>
-        </w:rPr>
-        <w:t xml:space="preserve">. 2024;13:913-922. doi:10.1556/2006.2024.00058</w:t>
+        <w:t xml:space="preserve">Recommendations on Screen Time for Children and Young People</w:t>
+      </w:r>
+      <w:r>
+        <w:rPr>
+          <w:rFonts w:ascii="Arial" w:cs="Arial" w:eastAsia="Arial" w:hAnsi="Arial"/>
+          <w:b w:val="false"/>
+          <w:bCs w:val="false"/>
+          <w:i w:val="false"/>
+          <w:iCs w:val="false"/>
+          <w:sz w:val="22"/>
+          <w:szCs w:val="22"/>
+        </w:rPr>
+        <w:t xml:space="preserve">. Public Health Agency of Sweden; 2024.</w:t>
       </w:r>
     </w:p>
     <w:p>
@@ -2805,7 +2840,127 @@
           <w:sz w:val="22"/>
           <w:szCs w:val="22"/>
         </w:rPr>
-        <w:t xml:space="preserve">28. Problematic smartphone use and mental health trajectories during Brazil's first-year school-hour restrictions. </w:t>
+        <w:t xml:space="preserve">29. Lee C, Kim H, Hong A. Ex-post evaluation of illegalizing juvenile online game after midnight: a case of shutdown policy in South Korea. </w:t>
+      </w:r>
+      <w:r>
+        <w:rPr>
+          <w:rFonts w:ascii="Arial" w:cs="Arial" w:eastAsia="Arial" w:hAnsi="Arial"/>
+          <w:i/>
+          <w:iCs/>
+          <w:sz w:val="22"/>
+          <w:szCs w:val="22"/>
+        </w:rPr>
+        <w:t xml:space="preserve">Telemat Inform</w:t>
+      </w:r>
+      <w:r>
+        <w:rPr>
+          <w:rFonts w:ascii="Arial" w:cs="Arial" w:eastAsia="Arial" w:hAnsi="Arial"/>
+          <w:b w:val="false"/>
+          <w:bCs w:val="false"/>
+          <w:i w:val="false"/>
+          <w:iCs w:val="false"/>
+          <w:sz w:val="22"/>
+          <w:szCs w:val="22"/>
+        </w:rPr>
+        <w:t xml:space="preserve">. 2017;34(8):1597-1606. doi:10.1016/j.tele.2017.07.006</w:t>
+      </w:r>
+    </w:p>
+    <w:p>
+      <w:pPr>
+        <w:spacing w:after="120" w:line="240" w:lineRule="auto"/>
+        <w:ind w:left="720" w:hanging="720"/>
+      </w:pPr>
+      <w:r>
+        <w:rPr>
+          <w:rFonts w:ascii="Arial" w:cs="Arial" w:eastAsia="Arial" w:hAnsi="Arial"/>
+          <w:b w:val="false"/>
+          <w:bCs w:val="false"/>
+          <w:i w:val="false"/>
+          <w:iCs w:val="false"/>
+          <w:sz w:val="22"/>
+          <w:szCs w:val="22"/>
+        </w:rPr>
+        <w:t xml:space="preserve">30. Zhou X, Liao M, Gorowska M, Chen X, Li Y. Compliance and alternative behaviors of heavy gamers in adolescents to Chinese online gaming restriction policy. </w:t>
+      </w:r>
+      <w:r>
+        <w:rPr>
+          <w:rFonts w:ascii="Arial" w:cs="Arial" w:eastAsia="Arial" w:hAnsi="Arial"/>
+          <w:i/>
+          <w:iCs/>
+          <w:sz w:val="22"/>
+          <w:szCs w:val="22"/>
+        </w:rPr>
+        <w:t xml:space="preserve">J Behav Addict</w:t>
+      </w:r>
+      <w:r>
+        <w:rPr>
+          <w:rFonts w:ascii="Arial" w:cs="Arial" w:eastAsia="Arial" w:hAnsi="Arial"/>
+          <w:b w:val="false"/>
+          <w:bCs w:val="false"/>
+          <w:i w:val="false"/>
+          <w:iCs w:val="false"/>
+          <w:sz w:val="22"/>
+          <w:szCs w:val="22"/>
+        </w:rPr>
+        <w:t xml:space="preserve">. 2024;13:687-692. doi:10.1556/2006.2024.00021</w:t>
+      </w:r>
+    </w:p>
+    <w:p>
+      <w:pPr>
+        <w:spacing w:after="120" w:line="240" w:lineRule="auto"/>
+        <w:ind w:left="720" w:hanging="720"/>
+      </w:pPr>
+      <w:r>
+        <w:rPr>
+          <w:rFonts w:ascii="Arial" w:cs="Arial" w:eastAsia="Arial" w:hAnsi="Arial"/>
+          <w:b w:val="false"/>
+          <w:bCs w:val="false"/>
+          <w:i w:val="false"/>
+          <w:iCs w:val="false"/>
+          <w:sz w:val="22"/>
+          <w:szCs w:val="22"/>
+        </w:rPr>
+        <w:t xml:space="preserve">31. King D, Radunz M, Galanis CR, Quinney B, Wade TD. Phones off while school's on: evaluating problematic phone use and the social, wellbeing, and academic effects of banning phones in schools. </w:t>
+      </w:r>
+      <w:r>
+        <w:rPr>
+          <w:rFonts w:ascii="Arial" w:cs="Arial" w:eastAsia="Arial" w:hAnsi="Arial"/>
+          <w:i/>
+          <w:iCs/>
+          <w:sz w:val="22"/>
+          <w:szCs w:val="22"/>
+        </w:rPr>
+        <w:t xml:space="preserve">J Behav Addict</w:t>
+      </w:r>
+      <w:r>
+        <w:rPr>
+          <w:rFonts w:ascii="Arial" w:cs="Arial" w:eastAsia="Arial" w:hAnsi="Arial"/>
+          <w:b w:val="false"/>
+          <w:bCs w:val="false"/>
+          <w:i w:val="false"/>
+          <w:iCs w:val="false"/>
+          <w:sz w:val="22"/>
+          <w:szCs w:val="22"/>
+        </w:rPr>
+        <w:t xml:space="preserve">. 2024;13:913-922. doi:10.1556/2006.2024.00058</w:t>
+      </w:r>
+    </w:p>
+    <w:p>
+      <w:pPr>
+        <w:spacing w:after="120" w:line="240" w:lineRule="auto"/>
+        <w:ind w:left="720" w:hanging="720"/>
+      </w:pPr>
+      <w:r>
+        <w:rPr>
+          <w:rFonts w:ascii="Arial" w:cs="Arial" w:eastAsia="Arial" w:hAnsi="Arial"/>
+          <w:b w:val="false"/>
+          <w:bCs w:val="false"/>
+          <w:i w:val="false"/>
+          <w:iCs w:val="false"/>
+          <w:sz w:val="22"/>
+          <w:szCs w:val="22"/>
+        </w:rPr>
+        <w:t xml:space="preserve">32. Problematic smartphone use and mental health trajectories during Brazil's first-year school-hour restrictions. </w:t>
       </w:r>
       <w:r>
         <w:rPr>

--- a/manuscript/STEP_manuscript.docx
+++ b/manuscript/STEP_manuscript.docx
@@ -152,7 +152,7 @@
           <w:sz w:val="22"/>
           <w:szCs w:val="22"/>
         </w:rPr>
-        <w:t xml:space="preserve"> 2994 (limit 3000)</w:t>
+        <w:t xml:space="preserve"> 2999 (limit 3000)</w:t>
       </w:r>
     </w:p>
     <w:p>
@@ -179,7 +179,7 @@
           <w:sz w:val="22"/>
           <w:szCs w:val="22"/>
         </w:rPr>
-        <w:t xml:space="preserve"> 348 (limit 350)</w:t>
+        <w:t xml:space="preserve"> 342 (limit 350)</w:t>
       </w:r>
     </w:p>
     <w:p>
@@ -311,7 +311,7 @@
           <w:sz w:val="22"/>
           <w:szCs w:val="22"/>
         </w:rPr>
-        <w:t xml:space="preserve"> Governments in at least 10 jurisdictions have restricted children's and adolescents' access to social media, smartphones, and online games, and professional bodies have issued usage recommendations. Whether any of this improves youth mental health is largely unknown, because the measures were implemented without a design capable of finding out.</w:t>
+        <w:t xml:space="preserve"> At least 10 jurisdictions have restricted children's access to social media, smartphones, and online games, and professional bodies have recommended usage limits. Whether any of this improves youth mental health is largely unknown, because the measures were implemented without a design capable of finding out.</w:t>
       </w:r>
     </w:p>
     <w:p>
@@ -338,7 +338,7 @@
           <w:sz w:val="22"/>
           <w:szCs w:val="22"/>
         </w:rPr>
-        <w:t xml:space="preserve"> Across 13 enacted or announced policies in 10 jurisdictions, 1 was accompanied by a prespecified evaluation, Six have never been evaluated, and none rested on experimental evidence that the specific intervention improved mental health in the target population; 11 of 13 rested on correlational evidence alone. Of 14 published evaluations, none reported suicide or self-harm. Evaluated effects have been small, absent, or reversed. South Korea's decade-long gaming curfew cut play time by 108.8 minutes among light gamers and by 0.2 minutes among heavy gamers, who moved more minutes into unrestricted hours than they lost; it was repealed in 2021. Three months after Australia's Social Media Minimum Age Act took effect, more than 85% of adolescents younger than 16 years still used restricted platforms. English schools with restrictive phone policies did not differ from permissive schools in mental wellbeing (adjusted mean difference, −0.48; 95% CI, −2.05 to 1.06). The underlying association is real but modest and strongly design-dependent: systematic reviews of longitudinal studies report heterogeneous and generally small relationships, and studies using objective device measurement and within-person designs find prospective effects near zero.</w:t>
+        <w:t xml:space="preserve"> Across 13 enacted or announced policies in 10 jurisdictions, 1 was accompanied by a prespecified evaluation, Six have never been evaluated, and none rested on experimental evidence that the specific intervention improved mental health in the target population; 11 of 13 rested on correlational evidence alone. Of 14 published evaluations, none examined suicide or self-harm. Evaluated effects on other outcomes have been small, absent, or reversed. South Korea's gaming curfew cut play by 108.8 minutes among light gamers and 0.2 minutes among heavy gamers, who moved more minutes into unrestricted hours than they lost; it was repealed in 2021. Three months after Australia's Social Media Minimum Age Act took effect, more than 85% of adolescents younger than 16 years still used restricted platforms. English schools with restrictive phone use policies did not differ from permissive schools in mental wellbeing (adjusted mean difference, −0.48; 95% CI, −2.05 to 1.06). The underlying association is modest and design-dependent: reviews of longitudinal studies report heterogeneous, generally small relationships, and studies using objective device measurement and within-person designs find prospective effects near zero.</w:t>
       </w:r>
     </w:p>
     <w:p>
@@ -365,7 +365,7 @@
           <w:sz w:val="22"/>
           <w:szCs w:val="22"/>
         </w:rPr>
-        <w:t xml:space="preserve"> The gap is not between concern and evidence of harm. It is between evidence of harm and evidence that the proposed remedies work. Restriction has been treated as self-evidently beneficial and therefore exempt from the evaluation standard applied to any drug or clinical intervention. Policies affecting tens of millions of children warrant the evidentiary standard their scale implies. New restrictions should be enacted with prespecified evaluation, staggered subnational adoption should be exploited as a natural experiment rather than wasted, and the substitution hypothesis, that benefit comes from what replaces screen time rather than from its absence, should be tested directly.</w:t>
+        <w:t xml:space="preserve"> The knowledge gap is not between concern and evidence of harm. It is between evidence of harm and evidence that the proposed remedies work. Restriction has been treated as self-evidently beneficial and therefore exempt from the evaluation standard applied to any drug, device, or clinical intervention. Policies affecting tens of millions of children warrant the evidentiary standard their scale implies. New restrictions should be enacted with prespecified evaluation, staggered subnational adoption should be exploited as a natural experiment rather than wasted, and the substitution hypothesis, that benefit comes from what replaces screen time rather than from its absence, should be tested directly.</w:t>
       </w:r>
     </w:p>
     <w:p>
@@ -416,7 +416,7 @@
           <w:sz w:val="22"/>
           <w:szCs w:val="22"/>
         </w:rPr>
-        <w:t xml:space="preserve">In May 2023 the US Surgeon General issued an advisory concluding that social media poses "a profound risk of harm" to youth mental health.¹ Within three years, Australia had barred adolescents younger than 16 years from holding social media accounts, Brazil had restricted smartphones in schools nationally, Denmark and the United Kingdom had announced comparable measures, and more than 30 US states had restricted phones during the school day. The American Academy of Pediatrics, the World Health Organization, and the American Psychological Association each issued guidance on how much screen time children should have.²⁻⁴</w:t>
+        <w:t xml:space="preserve">In May 2023, the US Surgeon General issued an advisory concluding that social media poses "a profound risk of harm" to youth mental health.¹ Within three years, Australia had barred adolescents younger than 16 years from holding social media accounts, Brazil had restricted smartphones in schools nationally, Denmark and the United Kingdom had announced comparable measures, and more than 30 US states had restricted phone access during the school day. The American Academy of Pediatrics, the World Health Organization, and the American Psychological Association each issued guidance on how much screen time children should have.²⁻⁴</w:t>
       </w:r>
     </w:p>
     <w:p>
@@ -433,7 +433,7 @@
           <w:sz w:val="22"/>
           <w:szCs w:val="22"/>
         </w:rPr>
-        <w:t xml:space="preserve">This is an unusually rapid translation of scientific concern into binding policy. It is also an unusually thin one. The advisory itself is careful: it states that the available evidence is insufficient to determine whether social media is sufficiently safe for children and adolescents.¹ That is a statement about uncertainty. The policy response has treated it as a statement about harm, and has then treated restriction as the self-evident remedy.</w:t>
+        <w:t xml:space="preserve">This is an unusually rapid translation of scientific concern into government health policy. It is also an unusually thin one. The advisory itself is careful: it states that the available evidence is insufficient to determine whether social media is sufficiently safe for children and adolescents.¹ That is a statement about uncertainty. The policy response has treated it as a statement about harm, and has then treated restriction as the self-evident remedy.</w:t>
       </w:r>
     </w:p>
     <w:p>
@@ -450,7 +450,29 @@
           <w:sz w:val="22"/>
           <w:szCs w:val="22"/>
         </w:rPr>
-        <w:t xml:space="preserve">The AAP retired its hourly-limit framework in January 2026 in favor of contextual assessment.⁵ The retirement is instructive: those limits were widely implemented, widely cited in policy, and withdrawn without ever having been tested as an intervention. They became de facto standards without passing through the stage at which anyone asked whether following them helped.</w:t>
+        <w:t xml:space="preserve">The AAP retired its hourly-limit framework in January 2026 in favor of contextual assessment.⁵ The revision is instructive. The previous recommendations were widely implemented, widely cited in support of policy, and withdrawn without ever having been tested as an intervention. They became </w:t>
+      </w:r>
+      <w:r>
+        <w:rPr>
+          <w:rFonts w:ascii="Arial" w:cs="Arial" w:eastAsia="Arial" w:hAnsi="Arial"/>
+          <w:i/>
+          <w:iCs/>
+          <w:sz w:val="22"/>
+          <w:szCs w:val="22"/>
+        </w:rPr>
+        <w:t xml:space="preserve">de facto</w:t>
+      </w:r>
+      <w:r>
+        <w:rPr>
+          <w:rFonts w:ascii="Arial" w:cs="Arial" w:eastAsia="Arial" w:hAnsi="Arial"/>
+          <w:b w:val="false"/>
+          <w:bCs w:val="false"/>
+          <w:i w:val="false"/>
+          <w:iCs w:val="false"/>
+          <w:sz w:val="22"/>
+          <w:szCs w:val="22"/>
+        </w:rPr>
+        <w:t xml:space="preserve"> standards without undergoing formal evaluation and without any call for one.</w:t>
       </w:r>
     </w:p>
     <w:p>
@@ -518,7 +540,7 @@
           <w:sz w:val="22"/>
           <w:szCs w:val="22"/>
         </w:rPr>
-        <w:t xml:space="preserve">We assembled an inventory of enacted or announced policies restricting children's and adolescents' screen, social media, or online gaming access, identified from legislative sources, government publications, and the peer-reviewed literature. For each, we recorded the intervention, the stated rationale, whether an evaluation was prespecified before implementation, whether any evaluation has been published, and the strongest evidence available for that specific intervention in that population at the time of enactment.</w:t>
+        <w:t xml:space="preserve">We assembled an inventory of enacted or announced policies restricting children's and adolescents' screen, social media, or online gaming access, identified from legislative sources, government publications, and the peer-reviewed literature. For each, we recorded the intervention, the stated rationale, whether an evaluation was prespecified before implementation, whether any evaluation has been published, and the strongest effectiveness evidence available for that specific intervention in that population at the time of enactment.</w:t>
       </w:r>
     </w:p>
     <w:p>
@@ -604,7 +626,7 @@
           <w:sz w:val="22"/>
           <w:szCs w:val="22"/>
         </w:rPr>
-        <w:t xml:space="preserve">Table 1 summarizes 13 policies across 10 jurisdictions. One, Australia's, was accompanied by a prespecified evaluation. Six have no published evaluation of any outcome. France's school phone ban has been in force since 2018, with national survey infrastructure available throughout; no causal evaluation of mental health outcomes has been published. Japan's Kagawa Prefecture ordinance, which directs families to limit gaming to 60 minutes on weekdays, has been in force since 2020 and was upheld against constitutional challenge in 2022, without an evaluation of whether it changed behavior.</w:t>
+        <w:t xml:space="preserve">Table 1 summarizes 13 policies across 10 jurisdictions. One, Australia's, had a prespecified evaluation. Six have no published evaluation of any outcome. France's school phone ban has been in force since 2018, with national survey infrastructure available throughout; no causal evaluation of mental health outcomes has been published. Japan's Kagawa Prefecture ordinance, which directs families to limit gaming to 60 minutes on weekdays, has been in force since 2020 and was upheld against constitutional challenge in 2022, without an evaluation of whether it changed behavior.</w:t>
       </w:r>
     </w:p>
     <w:p>
@@ -717,7 +739,7 @@
           <w:sz w:val="22"/>
           <w:szCs w:val="22"/>
         </w:rPr>
-        <w:t xml:space="preserve">Game-server logs give a sharper picture than self-report, and a worse one for the policy.⁷ Play time fell by 108.8 minutes among light gamers (P &lt; .01) and by 0.2 minutes among heavy gamers, that is, not at all. Heavy gamers lost 196 minutes across the two curfew hours and gained 273 across the daytime and evening hours, a net increase. Spending did not change. The law did not reduce heavy gaming; it moved it into the afternoon.</w:t>
+        <w:t xml:space="preserve">Game-server logs give a sharper picture than self-report, and a worse one for the policy.⁷ Play time fell by 108.8 minutes among light gamers (P &lt; .01) and by 0.2 minutes among heavy gamers, that is, not at all. Heavy gamers lost 196.0 minutes across the two curfew hours and gained 272.7 across the daytime and evening hours, a net increase of 76.7 minutes. Spending did not change. The law did not reduce heavy gaming; it moved it into the afternoon.</w:t>
       </w:r>
     </w:p>
     <w:p>
@@ -788,7 +810,7 @@
           <w:sz w:val="22"/>
           <w:szCs w:val="22"/>
         </w:rPr>
-        <w:t xml:space="preserve"> have the largest evaluation base and the least settled one. The SMART Schools study compared 1227 adolescents aged 12 to 15 years across 30 English secondary schools with restrictive versus permissive policies.⁹ Mental wellbeing did not differ (adjusted mean difference on the Warwick-Edinburgh Mental Well-Being Scale, −0.48; 95% CI, −2.05 to 1.06; P = .62). Restrictive schools had lower phone use during school hours (−0.67 h; 95% CI, −0.92 to −0.43) but no difference in total weekday or weekend use. The intervention displaced use rather than reducing it, and did not move the outcome.</w:t>
+        <w:t xml:space="preserve"> have the largest evaluation base and the least settled one. The SMART Schools study compared 1227 adolescents aged 12 to 15 years across 30 English secondary schools with restrictive versus permissive policies.⁹ Mental wellbeing did not differ (adjusted mean difference on the Warwick-Edinburgh Mental Well-Being Scale, −0.48; 95% CI, −2.05 to 1.06; P = .62). Restrictive schools had lower phone use during school hours (−0.67 h; 95% CI, −0.92 to −0.43) but no difference in total weekday or weekend use. The intervention displaced use rather than reducing it, with no effect on the outcome.</w:t>
       </w:r>
     </w:p>
     <w:p>
@@ -805,7 +827,7 @@
           <w:sz w:val="22"/>
           <w:szCs w:val="22"/>
         </w:rPr>
-        <w:t xml:space="preserve">A 2026 study is the first to test whether a stricter ban does more. Across 24 Dutch secondary schools, 1398 adolescents in schools with full bans covering the whole grounds were compared with those in schools restricting phones to outside the classroom only.¹⁰ No wellbeing or bullying outcome differed. Full bans were associated with </w:t>
+        <w:t xml:space="preserve">A 2026 study is the first to test whether a stricter ban does more. Across 24 Dutch secondary schools, 1398 adolescents in schools with full bans covering all school grounds were compared with those in schools restricting phones only outside the classroom.¹⁰ No wellbeing or bullying outcome differed. Full bans were associated with </w:t>
       </w:r>
       <w:r>
         <w:rPr>
@@ -827,7 +849,7 @@
           <w:sz w:val="22"/>
           <w:szCs w:val="22"/>
         </w:rPr>
-        <w:t xml:space="preserve"> student-teacher connectedness and, among girls, reduced school belonging. This matters at scale: UNESCO's Global Education Monitoring Report counted 114 education systems with a national ban on mobile phones in schools as of March 2026, 58% of countries worldwide.¹¹ The first test of ban intensity found the stricter version no better on any intended outcome and worse on belonging for the group these policies most often invoke.</w:t>
+        <w:t xml:space="preserve"> student-teacher connectedness and, among girls, reduced school belonging. This matters at scale: UNESCO's Global Education Monitoring Report counted 114 education systems with a national ban on mobile phones in schools as of March 2026, 58% of countries worldwide.¹¹ The first test of ban intensity found the stricter version no better on any intended outcome and worsened the sense of belonging in the group these policies most often invoke.</w:t>
       </w:r>
     </w:p>
     <w:p>

--- a/manuscript/STEP_manuscript.docx
+++ b/manuscript/STEP_manuscript.docx
@@ -557,7 +557,7 @@
           <w:sz w:val="22"/>
           <w:szCs w:val="22"/>
         </w:rPr>
-        <w:t xml:space="preserve">We conducted a parallel systematic search of PubMed and Europe PMC (2010-2026) in two arms: evaluations of policies and environmental interventions affecting youth screen use, and studies estimating the effect of screen or social media exposure on youth mental health, self-harm, and suicide, restricted to designs capable of supporting causal inference. The two arms retrieved 227,413 records before deduplication: PubMed arm A, 15,276 records; Europe PMC arm A, 127,960 records from 14 of 17 publication years; PubMed arm B, 3,118 records; Europe PMC arm B, 81,059 records. [Provisional: the harvest is still running, and final PRISMA counts will be inserted before submission.] Search strategies, screening decisions, the policy inventory, and the evidence appraisal database are openly available (see Data Availability). The policy-evaluation arm deliberately did not require study-design terms in the query: requiring them would have retrieved only policies that were evaluated, and the proportion evaluated is precisely what we set out to measure. Design was coded at appraisal instead.</w:t>
+        <w:t xml:space="preserve">We conducted a parallel systematic search of PubMed and Europe PMC (2010-2026) in two arms: evaluations of policies and environmental interventions affecting youth screen use, and studies estimating the effect of screen or social media exposure on youth mental health, self-harm, and suicide, restricted to designs capable of supporting causal inference. The two arms retrieved 291,918 records before deduplication: PubMed arm A, 15,276 records; Europe PMC arm A, 192,465 records; PubMed arm B, 3,118 records; Europe PMC arm B, 81,059 records. Search strategies, screening decisions, the policy inventory, and the evidence appraisal database are openly available (see Data Availability). The policy-evaluation arm deliberately did not require study-design terms in the query: requiring them would have retrieved only policies that were evaluated, and the proportion evaluated is precisely what we set out to measure. Design was coded at appraisal instead.</w:t>
       </w:r>
     </w:p>
     <w:p>
@@ -10587,7 +10587,7 @@
         <w:sz w:val="18"/>
         <w:szCs w:val="18"/>
       </w:rPr>
-      <w:t xml:space="preserve">Recommending Without Testing</w:t>
+      <w:t xml:space="preserve">Regulating Hours When Hours May Not Be the Risk</w:t>
     </w:r>
   </w:p>
 </w:hdr>
@@ -10609,7 +10609,7 @@
         <w:sz w:val="18"/>
         <w:szCs w:val="18"/>
       </w:rPr>
-      <w:t xml:space="preserve">Recommending Without Testing</w:t>
+      <w:t xml:space="preserve">Regulating Hours When Hours May Not Be the Risk</w:t>
     </w:r>
   </w:p>
 </w:hdr>
@@ -10631,7 +10631,7 @@
         <w:sz w:val="18"/>
         <w:szCs w:val="18"/>
       </w:rPr>
-      <w:t xml:space="preserve">Recommending Without Testing</w:t>
+      <w:t xml:space="preserve">Regulating Hours When Hours May Not Be the Risk</w:t>
     </w:r>
   </w:p>
 </w:hdr>
